--- a/docs/legal/agreements/out/palami-agreement-independent-legal-review.docx
+++ b/docs/legal/agreements/out/palami-agreement-independent-legal-review.docx
@@ -6,7 +6,6 @@
       <w:pPr>
         <w:bidi/>
         <w:spacing w:after="60" w:before="0" w:line="300"/>
-        <w:jc w:val="start"/>
       </w:pPr>
       <w:r>
         <w:rPr>
@@ -17,6 +16,7 @@
           <w:sz w:val="30"/>
           <w:szCs w:val="30"/>
           <w:rtl/>
+          <w:lang w:val="he-IL" w:bidi="he-IL"/>
         </w:rPr>
         <w:t xml:space="preserve">לבדיקה משפטית: נקודות פתוחות</w:t>
       </w:r>
@@ -25,7 +25,6 @@
       <w:pPr>
         <w:bidi/>
         <w:spacing w:after="200" w:before="0" w:line="300"/>
-        <w:jc w:val="start"/>
       </w:pPr>
       <w:r>
         <w:rPr>
@@ -34,6 +33,7 @@
           <w:sz w:val="21"/>
           <w:szCs w:val="21"/>
           <w:rtl/>
+          <w:lang w:val="he-IL" w:bidi="he-IL"/>
         </w:rPr>
         <w:t xml:space="preserve">הסכם שירות PALAMI לסוכן נסיעות עצמאי · נוסח 1.0 · אוקטובר 2026</w:t>
       </w:r>
@@ -50,6 +50,7 @@
           <w:sz w:val="21"/>
           <w:szCs w:val="21"/>
           <w:rtl/>
+          <w:lang w:val="he-IL" w:bidi="he-IL"/>
         </w:rPr>
         <w:t xml:space="preserve">שלום, זה נוסח ראשון שהכנו על בסיס מחקר, ולא חוות דעת משפטית. מעקב השינויים פעיל, כך שכל תיקון יסומן. אלה הנקודות שנשמח שתבדקו במיוחד:</w:t>
       </w:r>
@@ -57,11 +58,11 @@
     <w:p>
       <w:pPr>
         <w:tabs>
-          <w:tab w:val="start" w:pos="680"/>
+          <w:tab w:val="left" w:pos="680"/>
         </w:tabs>
         <w:bidi/>
         <w:spacing w:after="100" w:before="0" w:line="300"/>
-        <w:ind w:start="680" w:hanging="680"/>
+        <w:ind w:left="680" w:hanging="680"/>
         <w:jc w:val="both"/>
       </w:pPr>
       <w:r>
@@ -71,6 +72,7 @@
           <w:sz w:val="19"/>
           <w:szCs w:val="19"/>
           <w:rtl/>
+          <w:lang w:val="he-IL" w:bidi="he-IL"/>
         </w:rPr>
         <w:t xml:space="preserve">1.</w:t>
       </w:r>
@@ -80,6 +82,7 @@
           <w:sz w:val="21"/>
           <w:szCs w:val="21"/>
           <w:rtl/>
+          <w:lang w:val="he-IL" w:bidi="he-IL"/>
         </w:rPr>
         <w:t xml:space="preserve">	</w:t>
       </w:r>
@@ -89,6 +92,7 @@
           <w:sz w:val="21"/>
           <w:szCs w:val="21"/>
           <w:rtl/>
+          <w:lang w:val="he-IL" w:bidi="he-IL"/>
         </w:rPr>
         <w:t xml:space="preserve">הנוסח נכתב בכוונה קצר ובשפה פשוטה. אנחנו חברה בתחילת הדרך ורוצים הסכם הוגן שלא ירתיע סוכנים, ועדיין מגן עלינו. נשמח לשמור על הטון בתיקונים.</w:t>
       </w:r>
@@ -96,11 +100,11 @@
     <w:p>
       <w:pPr>
         <w:tabs>
-          <w:tab w:val="start" w:pos="680"/>
+          <w:tab w:val="left" w:pos="680"/>
         </w:tabs>
         <w:bidi/>
         <w:spacing w:after="100" w:before="0" w:line="300"/>
-        <w:ind w:start="680" w:hanging="680"/>
+        <w:ind w:left="680" w:hanging="680"/>
         <w:jc w:val="both"/>
       </w:pPr>
       <w:r>
@@ -110,6 +114,7 @@
           <w:sz w:val="19"/>
           <w:szCs w:val="19"/>
           <w:rtl/>
+          <w:lang w:val="he-IL" w:bidi="he-IL"/>
         </w:rPr>
         <w:t xml:space="preserve">2.</w:t>
       </w:r>
@@ -119,6 +124,7 @@
           <w:sz w:val="21"/>
           <w:szCs w:val="21"/>
           <w:rtl/>
+          <w:lang w:val="he-IL" w:bidi="he-IL"/>
         </w:rPr>
         <w:t xml:space="preserve">	</w:t>
       </w:r>
@@ -128,6 +134,7 @@
           <w:sz w:val="21"/>
           <w:szCs w:val="21"/>
           <w:rtl/>
+          <w:lang w:val="he-IL" w:bidi="he-IL"/>
         </w:rPr>
         <w:t xml:space="preserve">החברה עוד לא נרשמה. מי חותם בינתיים, וסעיף 12.4 שמאפשר להעביר את ההסכם לחברה כשתירשם: האם זה מספיק?</w:t>
       </w:r>
@@ -135,11 +142,11 @@
     <w:p>
       <w:pPr>
         <w:tabs>
-          <w:tab w:val="start" w:pos="680"/>
+          <w:tab w:val="left" w:pos="680"/>
         </w:tabs>
         <w:bidi/>
         <w:spacing w:after="100" w:before="0" w:line="300"/>
-        <w:ind w:start="680" w:hanging="680"/>
+        <w:ind w:left="680" w:hanging="680"/>
         <w:jc w:val="both"/>
       </w:pPr>
       <w:r>
@@ -149,6 +156,7 @@
           <w:sz w:val="19"/>
           <w:szCs w:val="19"/>
           <w:rtl/>
+          <w:lang w:val="he-IL" w:bidi="he-IL"/>
         </w:rPr>
         <w:t xml:space="preserve">3.</w:t>
       </w:r>
@@ -158,6 +166,7 @@
           <w:sz w:val="21"/>
           <w:szCs w:val="21"/>
           <w:rtl/>
+          <w:lang w:val="he-IL" w:bidi="he-IL"/>
         </w:rPr>
         <w:t xml:space="preserve">	</w:t>
       </w:r>
@@ -167,6 +176,7 @@
           <w:sz w:val="21"/>
           <w:szCs w:val="21"/>
           <w:rtl/>
+          <w:lang w:val="he-IL" w:bidi="he-IL"/>
         </w:rPr>
         <w:t xml:space="preserve">חוק החוזים האחידים: הגבלת האחריות (סעיף 9) כתובה כתקרה ולא כפטור, עם החרגות לכוונה, רשלנות חמורה ונזק גוף. האם התקרה והרצפה סבירות?</w:t>
       </w:r>
@@ -174,11 +184,11 @@
     <w:p>
       <w:pPr>
         <w:tabs>
-          <w:tab w:val="start" w:pos="680"/>
+          <w:tab w:val="left" w:pos="680"/>
         </w:tabs>
         <w:bidi/>
         <w:spacing w:after="100" w:before="0" w:line="300"/>
-        <w:ind w:start="680" w:hanging="680"/>
+        <w:ind w:left="680" w:hanging="680"/>
         <w:jc w:val="both"/>
       </w:pPr>
       <w:r>
@@ -188,6 +198,7 @@
           <w:sz w:val="19"/>
           <w:szCs w:val="19"/>
           <w:rtl/>
+          <w:lang w:val="he-IL" w:bidi="he-IL"/>
         </w:rPr>
         <w:t xml:space="preserve">4.</w:t>
       </w:r>
@@ -197,6 +208,7 @@
           <w:sz w:val="21"/>
           <w:szCs w:val="21"/>
           <w:rtl/>
+          <w:lang w:val="he-IL" w:bidi="he-IL"/>
         </w:rPr>
         <w:t xml:space="preserve">	</w:t>
       </w:r>
@@ -206,6 +218,7 @@
           <w:sz w:val="21"/>
           <w:szCs w:val="21"/>
           <w:rtl/>
+          <w:lang w:val="he-IL" w:bidi="he-IL"/>
         </w:rPr>
         <w:t xml:space="preserve">נספח ב׳ אמור לענות על כל הדרישות של תקנה 15 לתקנות הגנת הפרטיות (אבטחת מידע). צריך לוודא מול הנוסח הרשמי של התקנה, ובמיוחד דיווח שנתי, ספקי משנה ואירוע אבטחה.</w:t>
       </w:r>
@@ -213,11 +226,11 @@
     <w:p>
       <w:pPr>
         <w:tabs>
-          <w:tab w:val="start" w:pos="680"/>
+          <w:tab w:val="left" w:pos="680"/>
         </w:tabs>
         <w:bidi/>
         <w:spacing w:after="100" w:before="0" w:line="300"/>
-        <w:ind w:start="680" w:hanging="680"/>
+        <w:ind w:left="680" w:hanging="680"/>
         <w:jc w:val="both"/>
       </w:pPr>
       <w:r>
@@ -227,6 +240,7 @@
           <w:sz w:val="19"/>
           <w:szCs w:val="19"/>
           <w:rtl/>
+          <w:lang w:val="he-IL" w:bidi="he-IL"/>
         </w:rPr>
         <w:t xml:space="preserve">5.</w:t>
       </w:r>
@@ -236,6 +250,7 @@
           <w:sz w:val="21"/>
           <w:szCs w:val="21"/>
           <w:rtl/>
+          <w:lang w:val="he-IL" w:bidi="he-IL"/>
         </w:rPr>
         <w:t xml:space="preserve">	</w:t>
       </w:r>
@@ -245,6 +260,7 @@
           <w:sz w:val="21"/>
           <w:szCs w:val="21"/>
           <w:rtl/>
+          <w:lang w:val="he-IL" w:bidi="he-IL"/>
         </w:rPr>
         <w:t xml:space="preserve">תיקון 13 לחוק הגנת הפרטיות: האם PALAMI צריכה למנות ממונה הגנת פרטיות, ומתי?</w:t>
       </w:r>
@@ -252,11 +268,11 @@
     <w:p>
       <w:pPr>
         <w:tabs>
-          <w:tab w:val="start" w:pos="680"/>
+          <w:tab w:val="left" w:pos="680"/>
         </w:tabs>
         <w:bidi/>
         <w:spacing w:after="100" w:before="0" w:line="300"/>
-        <w:ind w:start="680" w:hanging="680"/>
+        <w:ind w:left="680" w:hanging="680"/>
         <w:jc w:val="both"/>
       </w:pPr>
       <w:r>
@@ -266,6 +282,7 @@
           <w:sz w:val="19"/>
           <w:szCs w:val="19"/>
           <w:rtl/>
+          <w:lang w:val="he-IL" w:bidi="he-IL"/>
         </w:rPr>
         <w:t xml:space="preserve">6.</w:t>
       </w:r>
@@ -275,6 +292,7 @@
           <w:sz w:val="21"/>
           <w:szCs w:val="21"/>
           <w:rtl/>
+          <w:lang w:val="he-IL" w:bidi="he-IL"/>
         </w:rPr>
         <w:t xml:space="preserve">	</w:t>
       </w:r>
@@ -284,6 +302,7 @@
           <w:sz w:val="21"/>
           <w:szCs w:val="21"/>
           <w:rtl/>
+          <w:lang w:val="he-IL" w:bidi="he-IL"/>
         </w:rPr>
         <w:t xml:space="preserve">העברה לחו״ל (נספח ב׳ ונספח ג׳): ספקי הענן וה־AI עוד לא נקבעו סופית. איזה בסיס בתקנות 2001 מתאים, ומה צריך לכתוב.</w:t>
       </w:r>
@@ -291,11 +310,11 @@
     <w:p>
       <w:pPr>
         <w:tabs>
-          <w:tab w:val="start" w:pos="680"/>
+          <w:tab w:val="left" w:pos="680"/>
         </w:tabs>
         <w:bidi/>
         <w:spacing w:after="100" w:before="0" w:line="300"/>
-        <w:ind w:start="680" w:hanging="680"/>
+        <w:ind w:left="680" w:hanging="680"/>
         <w:jc w:val="both"/>
       </w:pPr>
       <w:r>
@@ -305,6 +324,7 @@
           <w:sz w:val="19"/>
           <w:szCs w:val="19"/>
           <w:rtl/>
+          <w:lang w:val="he-IL" w:bidi="he-IL"/>
         </w:rPr>
         <w:t xml:space="preserve">7.</w:t>
       </w:r>
@@ -314,6 +334,7 @@
           <w:sz w:val="21"/>
           <w:szCs w:val="21"/>
           <w:rtl/>
+          <w:lang w:val="he-IL" w:bidi="he-IL"/>
         </w:rPr>
         <w:t xml:space="preserve">	</w:t>
       </w:r>
@@ -323,6 +344,7 @@
           <w:sz w:val="21"/>
           <w:szCs w:val="21"/>
           <w:rtl/>
+          <w:lang w:val="he-IL" w:bidi="he-IL"/>
         </w:rPr>
         <w:t xml:space="preserve">תוקף קרדיטים (נספח א׳): האם תוקף מוגבל, למשל 12 חודשים, סביר לפי סעיף 3 לחוק החוזים האחידים?</w:t>
       </w:r>
@@ -330,11 +352,11 @@
     <w:p>
       <w:pPr>
         <w:tabs>
-          <w:tab w:val="start" w:pos="680"/>
+          <w:tab w:val="left" w:pos="680"/>
         </w:tabs>
         <w:bidi/>
         <w:spacing w:after="100" w:before="0" w:line="300"/>
-        <w:ind w:start="680" w:hanging="680"/>
+        <w:ind w:left="680" w:hanging="680"/>
         <w:jc w:val="both"/>
       </w:pPr>
       <w:r>
@@ -344,6 +366,7 @@
           <w:sz w:val="19"/>
           <w:szCs w:val="19"/>
           <w:rtl/>
+          <w:lang w:val="he-IL" w:bidi="he-IL"/>
         </w:rPr>
         <w:t xml:space="preserve">8.</w:t>
       </w:r>
@@ -353,6 +376,7 @@
           <w:sz w:val="21"/>
           <w:szCs w:val="21"/>
           <w:rtl/>
+          <w:lang w:val="he-IL" w:bidi="he-IL"/>
         </w:rPr>
         <w:t xml:space="preserve">	</w:t>
       </w:r>
@@ -362,6 +386,7 @@
           <w:sz w:val="21"/>
           <w:szCs w:val="21"/>
           <w:rtl/>
+          <w:lang w:val="he-IL" w:bidi="he-IL"/>
         </w:rPr>
         <w:t xml:space="preserve">סמכות שיפוט בלעדית בתל אביב–יפו (סעיף 12.1): האם זה תקין מול לקוחות מכל הארץ?</w:t>
       </w:r>
@@ -369,11 +394,11 @@
     <w:p>
       <w:pPr>
         <w:tabs>
-          <w:tab w:val="start" w:pos="680"/>
+          <w:tab w:val="left" w:pos="680"/>
         </w:tabs>
         <w:bidi/>
         <w:spacing w:after="100" w:before="0" w:line="300"/>
-        <w:ind w:start="680" w:hanging="680"/>
+        <w:ind w:left="680" w:hanging="680"/>
         <w:jc w:val="both"/>
       </w:pPr>
       <w:r>
@@ -383,6 +408,7 @@
           <w:sz w:val="19"/>
           <w:szCs w:val="19"/>
           <w:rtl/>
+          <w:lang w:val="he-IL" w:bidi="he-IL"/>
         </w:rPr>
         <w:t xml:space="preserve">9.</w:t>
       </w:r>
@@ -392,6 +418,7 @@
           <w:sz w:val="21"/>
           <w:szCs w:val="21"/>
           <w:rtl/>
+          <w:lang w:val="he-IL" w:bidi="he-IL"/>
         </w:rPr>
         <w:t xml:space="preserve">	</w:t>
       </w:r>
@@ -401,6 +428,7 @@
           <w:sz w:val="21"/>
           <w:szCs w:val="21"/>
           <w:rtl/>
+          <w:lang w:val="he-IL" w:bidi="he-IL"/>
         </w:rPr>
         <w:t xml:space="preserve">מודל התמחור עוד לא סופי, ולכן נספח א׳ הוא טופס למילוי. האם המבנה הזה תקין, או שעדיף הזמנה נפרדת (Order Form)?</w:t>
       </w:r>
@@ -408,11 +436,11 @@
     <w:p>
       <w:pPr>
         <w:tabs>
-          <w:tab w:val="start" w:pos="680"/>
+          <w:tab w:val="left" w:pos="680"/>
         </w:tabs>
         <w:bidi/>
         <w:spacing w:after="100" w:before="0" w:line="300"/>
-        <w:ind w:start="680" w:hanging="680"/>
+        <w:ind w:left="680" w:hanging="680"/>
         <w:jc w:val="both"/>
       </w:pPr>
       <w:r>
@@ -422,6 +450,7 @@
           <w:sz w:val="19"/>
           <w:szCs w:val="19"/>
           <w:rtl/>
+          <w:lang w:val="he-IL" w:bidi="he-IL"/>
         </w:rPr>
         <w:t xml:space="preserve">10.</w:t>
       </w:r>
@@ -431,6 +460,7 @@
           <w:sz w:val="21"/>
           <w:szCs w:val="21"/>
           <w:rtl/>
+          <w:lang w:val="he-IL" w:bidi="he-IL"/>
         </w:rPr>
         <w:t xml:space="preserve">	</w:t>
       </w:r>
@@ -440,6 +470,7 @@
           <w:sz w:val="21"/>
           <w:szCs w:val="21"/>
           <w:rtl/>
+          <w:lang w:val="he-IL" w:bidi="he-IL"/>
         </w:rPr>
         <w:t xml:space="preserve">גרסת הסוכן העצמאי: הוא עוסק קטן ויחיד. האם יש הגנות נוספות שחלות עליו? והאם סעיף הרציפות (2.3, איש קשר חלופי) תקין מבחינת פרטיות?</w:t>
       </w:r>
@@ -459,6 +490,7 @@
           <w:sz w:val="21"/>
           <w:szCs w:val="21"/>
           <w:rtl/>
+          <w:lang w:val="he-IL" w:bidi="he-IL"/>
         </w:rPr>
         <w:t xml:space="preserve">יש למחוק את העמוד הזה לפני שליחת ההסכם ללקוח.</w:t>
       </w:r>
@@ -472,7 +504,6 @@
       <w:pPr>
         <w:bidi/>
         <w:spacing w:after="120" w:before="0" w:line="300"/>
-        <w:jc w:val="end"/>
       </w:pPr>
       <w:r>
         <w:rPr>
@@ -481,6 +512,7 @@
           <w:sz w:val="18"/>
           <w:szCs w:val="18"/>
           <w:rtl/>
+          <w:lang w:val="he-IL" w:bidi="he-IL"/>
         </w:rPr>
         <w:t xml:space="preserve">מספר הסכם: ________   ·   נוסח 1.0 · אוקטובר 2026</w:t>
       </w:r>
@@ -489,7 +521,6 @@
       <w:pPr>
         <w:bidi/>
         <w:spacing w:after="40" w:before="0" w:line="300"/>
-        <w:jc w:val="start"/>
       </w:pPr>
       <w:r>
         <w:rPr>
@@ -500,6 +531,7 @@
           <w:sz w:val="44"/>
           <w:szCs w:val="44"/>
           <w:rtl/>
+          <w:lang w:val="he-IL" w:bidi="he-IL"/>
         </w:rPr>
         <w:t xml:space="preserve">הסכם שירות לסוכן נסיעות עצמאי</w:t>
       </w:r>
@@ -508,7 +540,6 @@
       <w:pPr>
         <w:bidi/>
         <w:spacing w:after="240" w:before="0" w:line="300"/>
-        <w:jc w:val="start"/>
       </w:pPr>
       <w:r>
         <w:rPr>
@@ -517,6 +548,7 @@
           <w:sz w:val="24"/>
           <w:szCs w:val="24"/>
           <w:rtl/>
+          <w:lang w:val="he-IL" w:bidi="he-IL"/>
         </w:rPr>
         <w:t xml:space="preserve">שימוש במערכת PALAMI · כולל נספח עיבוד מידע</w:t>
       </w:r>
@@ -560,7 +592,6 @@
             <w:pPr>
               <w:bidi/>
               <w:spacing w:after="40" w:before="0" w:line="300"/>
-              <w:jc w:val="start"/>
             </w:pPr>
             <w:r>
               <w:rPr>
@@ -571,6 +602,7 @@
                 <w:sz w:val="18"/>
                 <w:szCs w:val="18"/>
                 <w:rtl/>
+                <w:lang w:val="he-IL" w:bidi="he-IL"/>
               </w:rPr>
               <w:t xml:space="preserve">בין</w:t>
             </w:r>
@@ -579,7 +611,6 @@
             <w:pPr>
               <w:bidi/>
               <w:spacing w:after="80" w:before="0" w:line="300"/>
-              <w:jc w:val="start"/>
             </w:pPr>
             <w:r>
               <w:rPr>
@@ -590,6 +621,7 @@
                 <w:sz w:val="24"/>
                 <w:szCs w:val="24"/>
                 <w:rtl/>
+                <w:lang w:val="he-IL" w:bidi="he-IL"/>
               </w:rPr>
               <w:t xml:space="preserve">PALAMI</w:t>
             </w:r>
@@ -598,7 +630,6 @@
             <w:pPr>
               <w:bidi/>
               <w:spacing w:after="60" w:before="0" w:line="300"/>
-              <w:jc w:val="start"/>
             </w:pPr>
             <w:r>
               <w:rPr>
@@ -607,6 +638,7 @@
                 <w:sz w:val="21"/>
                 <w:szCs w:val="21"/>
                 <w:rtl/>
+                <w:lang w:val="he-IL" w:bidi="he-IL"/>
               </w:rPr>
               <w:t xml:space="preserve">שם החברה: </w:t>
             </w:r>
@@ -616,6 +648,7 @@
                 <w:sz w:val="21"/>
                 <w:szCs w:val="21"/>
                 <w:rtl/>
+                <w:lang w:val="he-IL" w:bidi="he-IL"/>
               </w:rPr>
               <w:t xml:space="preserve">________________</w:t>
             </w:r>
@@ -624,7 +657,6 @@
             <w:pPr>
               <w:bidi/>
               <w:spacing w:after="60" w:before="0" w:line="300"/>
-              <w:jc w:val="start"/>
             </w:pPr>
             <w:r>
               <w:rPr>
@@ -633,6 +665,7 @@
                 <w:sz w:val="21"/>
                 <w:szCs w:val="21"/>
                 <w:rtl/>
+                <w:lang w:val="he-IL" w:bidi="he-IL"/>
               </w:rPr>
               <w:t xml:space="preserve">ח.פ.: </w:t>
             </w:r>
@@ -642,6 +675,7 @@
                 <w:sz w:val="21"/>
                 <w:szCs w:val="21"/>
                 <w:rtl/>
+                <w:lang w:val="he-IL" w:bidi="he-IL"/>
               </w:rPr>
               <w:t xml:space="preserve">________________</w:t>
             </w:r>
@@ -650,7 +684,6 @@
             <w:pPr>
               <w:bidi/>
               <w:spacing w:after="60" w:before="0" w:line="300"/>
-              <w:jc w:val="start"/>
             </w:pPr>
             <w:r>
               <w:rPr>
@@ -659,6 +692,7 @@
                 <w:sz w:val="21"/>
                 <w:szCs w:val="21"/>
                 <w:rtl/>
+                <w:lang w:val="he-IL" w:bidi="he-IL"/>
               </w:rPr>
               <w:t xml:space="preserve">כתובת: </w:t>
             </w:r>
@@ -668,6 +702,7 @@
                 <w:sz w:val="21"/>
                 <w:szCs w:val="21"/>
                 <w:rtl/>
+                <w:lang w:val="he-IL" w:bidi="he-IL"/>
               </w:rPr>
               <w:t xml:space="preserve">________________</w:t>
             </w:r>
@@ -676,7 +711,6 @@
             <w:pPr>
               <w:bidi/>
               <w:spacing w:after="60" w:before="0" w:line="300"/>
-              <w:jc w:val="start"/>
             </w:pPr>
             <w:r>
               <w:rPr>
@@ -685,6 +719,7 @@
                 <w:sz w:val="21"/>
                 <w:szCs w:val="21"/>
                 <w:rtl/>
+                <w:lang w:val="he-IL" w:bidi="he-IL"/>
               </w:rPr>
               <w:t xml:space="preserve">אימייל: </w:t>
             </w:r>
@@ -694,6 +729,7 @@
                 <w:sz w:val="21"/>
                 <w:szCs w:val="21"/>
                 <w:rtl/>
+                <w:lang w:val="he-IL" w:bidi="he-IL"/>
               </w:rPr>
               <w:t xml:space="preserve">info@palami.io</w:t>
             </w:r>
@@ -702,7 +738,6 @@
             <w:pPr>
               <w:bidi/>
               <w:spacing w:after="60" w:before="0" w:line="300"/>
-              <w:jc w:val="start"/>
             </w:pPr>
             <w:r>
               <w:rPr>
@@ -711,6 +746,7 @@
                 <w:sz w:val="21"/>
                 <w:szCs w:val="21"/>
                 <w:rtl/>
+                <w:lang w:val="he-IL" w:bidi="he-IL"/>
               </w:rPr>
               <w:t xml:space="preserve">טלפון: </w:t>
             </w:r>
@@ -720,6 +756,7 @@
                 <w:sz w:val="21"/>
                 <w:szCs w:val="21"/>
                 <w:rtl/>
+                <w:lang w:val="he-IL" w:bidi="he-IL"/>
               </w:rPr>
               <w:t xml:space="preserve">054-2245627</w:t>
             </w:r>
@@ -728,7 +765,6 @@
             <w:pPr>
               <w:bidi/>
               <w:spacing w:after="0" w:before="60" w:line="300"/>
-              <w:jc w:val="start"/>
             </w:pPr>
             <w:r>
               <w:rPr>
@@ -737,6 +773,7 @@
                 <w:sz w:val="18"/>
                 <w:szCs w:val="18"/>
                 <w:rtl/>
+                <w:lang w:val="he-IL" w:bidi="he-IL"/>
               </w:rPr>
               <w:t xml:space="preserve">(להלן: "PALAMI")</w:t>
             </w:r>
@@ -762,7 +799,6 @@
             <w:pPr>
               <w:bidi/>
               <w:spacing w:after="40" w:before="0" w:line="300"/>
-              <w:jc w:val="start"/>
             </w:pPr>
             <w:r>
               <w:rPr>
@@ -773,6 +809,7 @@
                 <w:sz w:val="18"/>
                 <w:szCs w:val="18"/>
                 <w:rtl/>
+                <w:lang w:val="he-IL" w:bidi="he-IL"/>
               </w:rPr>
               <w:t xml:space="preserve">לבין</w:t>
             </w:r>
@@ -781,7 +818,6 @@
             <w:pPr>
               <w:bidi/>
               <w:spacing w:after="80" w:before="0" w:line="300"/>
-              <w:jc w:val="start"/>
             </w:pPr>
             <w:r>
               <w:rPr>
@@ -792,6 +828,7 @@
                 <w:sz w:val="24"/>
                 <w:szCs w:val="24"/>
                 <w:rtl/>
+                <w:lang w:val="he-IL" w:bidi="he-IL"/>
               </w:rPr>
               <w:t xml:space="preserve">העסק</w:t>
             </w:r>
@@ -800,7 +837,6 @@
             <w:pPr>
               <w:bidi/>
               <w:spacing w:after="60" w:before="0" w:line="300"/>
-              <w:jc w:val="start"/>
             </w:pPr>
             <w:r>
               <w:rPr>
@@ -809,6 +845,7 @@
                 <w:sz w:val="21"/>
                 <w:szCs w:val="21"/>
                 <w:rtl/>
+                <w:lang w:val="he-IL" w:bidi="he-IL"/>
               </w:rPr>
               <w:t xml:space="preserve">שם מלא: </w:t>
             </w:r>
@@ -818,6 +855,7 @@
                 <w:sz w:val="21"/>
                 <w:szCs w:val="21"/>
                 <w:rtl/>
+                <w:lang w:val="he-IL" w:bidi="he-IL"/>
               </w:rPr>
               <w:t xml:space="preserve">________________</w:t>
             </w:r>
@@ -826,7 +864,6 @@
             <w:pPr>
               <w:bidi/>
               <w:spacing w:after="60" w:before="0" w:line="300"/>
-              <w:jc w:val="start"/>
             </w:pPr>
             <w:r>
               <w:rPr>
@@ -835,6 +872,7 @@
                 <w:sz w:val="21"/>
                 <w:szCs w:val="21"/>
                 <w:rtl/>
+                <w:lang w:val="he-IL" w:bidi="he-IL"/>
               </w:rPr>
               <w:t xml:space="preserve">שם העסק: </w:t>
             </w:r>
@@ -844,6 +882,7 @@
                 <w:sz w:val="21"/>
                 <w:szCs w:val="21"/>
                 <w:rtl/>
+                <w:lang w:val="he-IL" w:bidi="he-IL"/>
               </w:rPr>
               <w:t xml:space="preserve">________________</w:t>
             </w:r>
@@ -852,7 +891,6 @@
             <w:pPr>
               <w:bidi/>
               <w:spacing w:after="60" w:before="0" w:line="300"/>
-              <w:jc w:val="start"/>
             </w:pPr>
             <w:r>
               <w:rPr>
@@ -861,6 +899,7 @@
                 <w:sz w:val="21"/>
                 <w:szCs w:val="21"/>
                 <w:rtl/>
+                <w:lang w:val="he-IL" w:bidi="he-IL"/>
               </w:rPr>
               <w:t xml:space="preserve">ת.ז. / מס׳ עוסק: </w:t>
             </w:r>
@@ -870,6 +909,7 @@
                 <w:sz w:val="21"/>
                 <w:szCs w:val="21"/>
                 <w:rtl/>
+                <w:lang w:val="he-IL" w:bidi="he-IL"/>
               </w:rPr>
               <w:t xml:space="preserve">________________</w:t>
             </w:r>
@@ -878,7 +918,6 @@
             <w:pPr>
               <w:bidi/>
               <w:spacing w:after="60" w:before="0" w:line="300"/>
-              <w:jc w:val="start"/>
             </w:pPr>
             <w:r>
               <w:rPr>
@@ -887,6 +926,7 @@
                 <w:sz w:val="21"/>
                 <w:szCs w:val="21"/>
                 <w:rtl/>
+                <w:lang w:val="he-IL" w:bidi="he-IL"/>
               </w:rPr>
               <w:t xml:space="preserve">כתובת: </w:t>
             </w:r>
@@ -896,6 +936,7 @@
                 <w:sz w:val="21"/>
                 <w:szCs w:val="21"/>
                 <w:rtl/>
+                <w:lang w:val="he-IL" w:bidi="he-IL"/>
               </w:rPr>
               <w:t xml:space="preserve">________________</w:t>
             </w:r>
@@ -904,7 +945,6 @@
             <w:pPr>
               <w:bidi/>
               <w:spacing w:after="60" w:before="0" w:line="300"/>
-              <w:jc w:val="start"/>
             </w:pPr>
             <w:r>
               <w:rPr>
@@ -913,6 +953,7 @@
                 <w:sz w:val="21"/>
                 <w:szCs w:val="21"/>
                 <w:rtl/>
+                <w:lang w:val="he-IL" w:bidi="he-IL"/>
               </w:rPr>
               <w:t xml:space="preserve">טלפון ואימייל: </w:t>
             </w:r>
@@ -922,6 +963,7 @@
                 <w:sz w:val="21"/>
                 <w:szCs w:val="21"/>
                 <w:rtl/>
+                <w:lang w:val="he-IL" w:bidi="he-IL"/>
               </w:rPr>
               <w:t xml:space="preserve">________________</w:t>
             </w:r>
@@ -930,7 +972,6 @@
             <w:pPr>
               <w:bidi/>
               <w:spacing w:after="0" w:before="60" w:line="300"/>
-              <w:jc w:val="start"/>
             </w:pPr>
             <w:r>
               <w:rPr>
@@ -939,6 +980,7 @@
                 <w:sz w:val="18"/>
                 <w:szCs w:val="18"/>
                 <w:rtl/>
+                <w:lang w:val="he-IL" w:bidi="he-IL"/>
               </w:rPr>
               <w:t xml:space="preserve">(להלן: "העסק")</w:t>
             </w:r>
@@ -958,6 +1000,7 @@
           <w:sz w:val="21"/>
           <w:szCs w:val="21"/>
           <w:rtl/>
+          <w:lang w:val="he-IL" w:bidi="he-IL"/>
         </w:rPr>
         <w:t xml:space="preserve"/>
       </w:r>
@@ -1001,7 +1044,6 @@
             <w:pPr>
               <w:bidi/>
               <w:spacing w:after="100" w:before="0" w:line="300"/>
-              <w:jc w:val="start"/>
             </w:pPr>
             <w:r>
               <w:rPr>
@@ -1012,6 +1054,7 @@
                 <w:sz w:val="24"/>
                 <w:szCs w:val="24"/>
                 <w:rtl/>
+                <w:lang w:val="he-IL" w:bidi="he-IL"/>
               </w:rPr>
               <w:t xml:space="preserve">בקצרה, לפני הסעיפים</w:t>
             </w:r>
@@ -1020,7 +1063,6 @@
             <w:pPr>
               <w:bidi/>
               <w:spacing w:after="60" w:before="0" w:line="300"/>
-              <w:jc w:val="start"/>
             </w:pPr>
             <w:r>
               <w:rPr>
@@ -1031,6 +1073,7 @@
                 <w:sz w:val="21"/>
                 <w:szCs w:val="21"/>
                 <w:rtl/>
+                <w:lang w:val="he-IL" w:bidi="he-IL"/>
               </w:rPr>
               <w:t xml:space="preserve">✓  </w:t>
             </w:r>
@@ -1040,6 +1083,7 @@
                 <w:sz w:val="21"/>
                 <w:szCs w:val="21"/>
                 <w:rtl/>
+                <w:lang w:val="he-IL" w:bidi="he-IL"/>
               </w:rPr>
               <w:t xml:space="preserve">גוררים מסמכים, PALAMI מסדרת. הנוסעים מקבלים קישור אחד עם כל פרטי הנסיעה.</w:t>
             </w:r>
@@ -1048,7 +1092,6 @@
             <w:pPr>
               <w:bidi/>
               <w:spacing w:after="60" w:before="0" w:line="300"/>
-              <w:jc w:val="start"/>
             </w:pPr>
             <w:r>
               <w:rPr>
@@ -1059,6 +1102,7 @@
                 <w:sz w:val="21"/>
                 <w:szCs w:val="21"/>
                 <w:rtl/>
+                <w:lang w:val="he-IL" w:bidi="he-IL"/>
               </w:rPr>
               <w:t xml:space="preserve">✓  </w:t>
             </w:r>
@@ -1068,6 +1112,7 @@
                 <w:sz w:val="21"/>
                 <w:szCs w:val="21"/>
                 <w:rtl/>
+                <w:lang w:val="he-IL" w:bidi="he-IL"/>
               </w:rPr>
               <w:t xml:space="preserve">משלמים רק על מה שנשלח. קרדיט נצרך פעם אחת לנסיעה, בפרסום הראשון.</w:t>
             </w:r>
@@ -1076,7 +1121,6 @@
             <w:pPr>
               <w:bidi/>
               <w:spacing w:after="60" w:before="0" w:line="300"/>
-              <w:jc w:val="start"/>
             </w:pPr>
             <w:r>
               <w:rPr>
@@ -1087,6 +1131,7 @@
                 <w:sz w:val="21"/>
                 <w:szCs w:val="21"/>
                 <w:rtl/>
+                <w:lang w:val="he-IL" w:bidi="he-IL"/>
               </w:rPr>
               <w:t xml:space="preserve">✓  </w:t>
             </w:r>
@@ -1096,6 +1141,7 @@
                 <w:sz w:val="21"/>
                 <w:szCs w:val="21"/>
                 <w:rtl/>
+                <w:lang w:val="he-IL" w:bidi="he-IL"/>
               </w:rPr>
               <w:t xml:space="preserve">בלי התחייבות לתקופה. אפשר להפסיק בכל עת בהודעה של 14 יום.</w:t>
             </w:r>
@@ -1104,7 +1150,6 @@
             <w:pPr>
               <w:bidi/>
               <w:spacing w:after="60" w:before="0" w:line="300"/>
-              <w:jc w:val="start"/>
             </w:pPr>
             <w:r>
               <w:rPr>
@@ -1115,6 +1160,7 @@
                 <w:sz w:val="21"/>
                 <w:szCs w:val="21"/>
                 <w:rtl/>
+                <w:lang w:val="he-IL" w:bidi="he-IL"/>
               </w:rPr>
               <w:t xml:space="preserve">✓  </w:t>
             </w:r>
@@ -1124,6 +1170,7 @@
                 <w:sz w:val="21"/>
                 <w:szCs w:val="21"/>
                 <w:rtl/>
+                <w:lang w:val="he-IL" w:bidi="he-IL"/>
               </w:rPr>
               <w:t xml:space="preserve">המידע של הלקוחות שלכם שייך לכם. אנחנו לא מוכרים אותו ולא מאמנים עליו מודלים.</w:t>
             </w:r>
@@ -1132,7 +1179,6 @@
             <w:pPr>
               <w:bidi/>
               <w:spacing w:after="60" w:before="0" w:line="300"/>
-              <w:jc w:val="start"/>
             </w:pPr>
             <w:r>
               <w:rPr>
@@ -1143,6 +1189,7 @@
                 <w:sz w:val="21"/>
                 <w:szCs w:val="21"/>
                 <w:rtl/>
+                <w:lang w:val="he-IL" w:bidi="he-IL"/>
               </w:rPr>
               <w:t xml:space="preserve">✓  </w:t>
             </w:r>
@@ -1152,6 +1199,7 @@
                 <w:sz w:val="21"/>
                 <w:szCs w:val="21"/>
                 <w:rtl/>
+                <w:lang w:val="he-IL" w:bidi="he-IL"/>
               </w:rPr>
               <w:t xml:space="preserve">המערכת מציעה, אתם מאשרים. לפני כל פרסום עוברים על הפרטים ומאשרים.</w:t>
             </w:r>
@@ -1160,7 +1208,6 @@
             <w:pPr>
               <w:bidi/>
               <w:spacing w:after="60" w:before="0" w:line="300"/>
-              <w:jc w:val="start"/>
             </w:pPr>
             <w:r>
               <w:rPr>
@@ -1171,6 +1218,7 @@
                 <w:sz w:val="21"/>
                 <w:szCs w:val="21"/>
                 <w:rtl/>
+                <w:lang w:val="he-IL" w:bidi="he-IL"/>
               </w:rPr>
               <w:t xml:space="preserve">✓  </w:t>
             </w:r>
@@ -1180,6 +1228,7 @@
                 <w:sz w:val="21"/>
                 <w:szCs w:val="21"/>
                 <w:rtl/>
+                <w:lang w:val="he-IL" w:bidi="he-IL"/>
               </w:rPr>
               <w:t xml:space="preserve">נוסע לא נשאר באמצע הדרך. גם בעיכוב בתשלום או בסיום ההסכם, נסיעה שכבר יצאה לא נחסמת.</w:t>
             </w:r>
@@ -1188,7 +1237,6 @@
             <w:pPr>
               <w:bidi/>
               <w:spacing w:after="60" w:before="0" w:line="300"/>
-              <w:jc w:val="start"/>
             </w:pPr>
             <w:r>
               <w:rPr>
@@ -1199,6 +1247,7 @@
                 <w:sz w:val="21"/>
                 <w:szCs w:val="21"/>
                 <w:rtl/>
+                <w:lang w:val="he-IL" w:bidi="he-IL"/>
               </w:rPr>
               <w:t xml:space="preserve">✓  </w:t>
             </w:r>
@@ -1208,6 +1257,7 @@
                 <w:sz w:val="21"/>
                 <w:szCs w:val="21"/>
                 <w:rtl/>
+                <w:lang w:val="he-IL" w:bidi="he-IL"/>
               </w:rPr>
               <w:t xml:space="preserve">מחיר הוגן ושקוף. שינוי מחיר רק בהודעה של 30 יום, וקרדיטים שנרכשו שומרים על ערכם.</w:t>
             </w:r>
@@ -1216,7 +1266,6 @@
             <w:pPr>
               <w:bidi/>
               <w:spacing w:after="60" w:before="0" w:line="300"/>
-              <w:jc w:val="start"/>
             </w:pPr>
             <w:r>
               <w:rPr>
@@ -1227,6 +1276,7 @@
                 <w:sz w:val="21"/>
                 <w:szCs w:val="21"/>
                 <w:rtl/>
+                <w:lang w:val="he-IL" w:bidi="he-IL"/>
               </w:rPr>
               <w:t xml:space="preserve">✓  </w:t>
             </w:r>
@@ -1236,6 +1286,7 @@
                 <w:sz w:val="21"/>
                 <w:szCs w:val="21"/>
                 <w:rtl/>
+                <w:lang w:val="he-IL" w:bidi="he-IL"/>
               </w:rPr>
               <w:t xml:space="preserve">בסיום המידע חוזר אליכם ואחר כך נמחק, כולל מהגיבויים.</w:t>
             </w:r>
@@ -1244,7 +1295,6 @@
             <w:pPr>
               <w:bidi/>
               <w:spacing w:after="0" w:before="80" w:line="300"/>
-              <w:jc w:val="start"/>
             </w:pPr>
             <w:r>
               <w:rPr>
@@ -1253,6 +1303,7 @@
                 <w:sz w:val="18"/>
                 <w:szCs w:val="18"/>
                 <w:rtl/>
+                <w:lang w:val="he-IL" w:bidi="he-IL"/>
               </w:rPr>
               <w:t xml:space="preserve">התקציר נועד להקל על הקריאה. הנוסח המחייב הוא הסעיפים שלמטה והנספחים.</w:t>
             </w:r>
@@ -1272,6 +1323,7 @@
           <w:sz w:val="21"/>
           <w:szCs w:val="21"/>
           <w:rtl/>
+          <w:lang w:val="he-IL" w:bidi="he-IL"/>
         </w:rPr>
         <w:t xml:space="preserve"/>
       </w:r>
@@ -1280,7 +1332,6 @@
       <w:pPr>
         <w:bidi/>
         <w:spacing w:after="60" w:before="0" w:line="300"/>
-        <w:jc w:val="start"/>
       </w:pPr>
       <w:r>
         <w:rPr>
@@ -1291,6 +1342,7 @@
           <w:sz w:val="22"/>
           <w:szCs w:val="22"/>
           <w:rtl/>
+          <w:lang w:val="he-IL" w:bidi="he-IL"/>
         </w:rPr>
         <w:t xml:space="preserve">לכן הוסכם בין הצדדים כך:</w:t>
       </w:r>
@@ -1300,7 +1352,6 @@
         <w:keepNext/>
         <w:bidi/>
         <w:spacing w:after="80" w:before="220" w:line="300"/>
-        <w:jc w:val="start"/>
       </w:pPr>
       <w:r>
         <w:rPr>
@@ -1311,6 +1362,7 @@
           <w:sz w:val="24"/>
           <w:szCs w:val="24"/>
           <w:rtl/>
+          <w:lang w:val="he-IL" w:bidi="he-IL"/>
         </w:rPr>
         <w:t xml:space="preserve">1.  </w:t>
       </w:r>
@@ -1323,6 +1375,7 @@
           <w:sz w:val="24"/>
           <w:szCs w:val="24"/>
           <w:rtl/>
+          <w:lang w:val="he-IL" w:bidi="he-IL"/>
         </w:rPr>
         <w:t xml:space="preserve">על מה ההסכם</w:t>
       </w:r>
@@ -1330,11 +1383,11 @@
     <w:p>
       <w:pPr>
         <w:tabs>
-          <w:tab w:val="start" w:pos="680"/>
+          <w:tab w:val="left" w:pos="680"/>
         </w:tabs>
         <w:bidi/>
         <w:spacing w:after="100" w:before="0" w:line="300"/>
-        <w:ind w:start="680" w:hanging="680"/>
+        <w:ind w:left="680" w:hanging="680"/>
         <w:jc w:val="both"/>
       </w:pPr>
       <w:r>
@@ -1344,6 +1397,7 @@
           <w:sz w:val="19"/>
           <w:szCs w:val="19"/>
           <w:rtl/>
+          <w:lang w:val="he-IL" w:bidi="he-IL"/>
         </w:rPr>
         <w:t xml:space="preserve">1.1</w:t>
       </w:r>
@@ -1353,6 +1407,7 @@
           <w:sz w:val="21"/>
           <w:szCs w:val="21"/>
           <w:rtl/>
+          <w:lang w:val="he-IL" w:bidi="he-IL"/>
         </w:rPr>
         <w:t xml:space="preserve">	</w:t>
       </w:r>
@@ -1362,6 +1417,7 @@
           <w:sz w:val="21"/>
           <w:szCs w:val="21"/>
           <w:rtl/>
+          <w:lang w:val="he-IL" w:bidi="he-IL"/>
         </w:rPr>
         <w:t xml:space="preserve">PALAMI מפעילה מערכת מקוונת (SaaS) לסוכני נסיעות: מעלים לתיק הנסיעה מסמכים (כגון אישורי טיסה, מלון, רכב וביטוח), המערכת מזהה אותם, קוראת מהם את הפרטים ומתייקת אותם, והנוסעים מקבלים קישור אחד לאפליקציית נסיעה עם הלו״ז, המסמכים, מידע לחירום וצ׳אט (להלן: "השירות").</w:t>
       </w:r>
@@ -1369,11 +1425,11 @@
     <w:p>
       <w:pPr>
         <w:tabs>
-          <w:tab w:val="start" w:pos="680"/>
+          <w:tab w:val="left" w:pos="680"/>
         </w:tabs>
         <w:bidi/>
         <w:spacing w:after="100" w:before="0" w:line="300"/>
-        <w:ind w:start="680" w:hanging="680"/>
+        <w:ind w:left="680" w:hanging="680"/>
         <w:jc w:val="both"/>
       </w:pPr>
       <w:r>
@@ -1383,6 +1439,7 @@
           <w:sz w:val="19"/>
           <w:szCs w:val="19"/>
           <w:rtl/>
+          <w:lang w:val="he-IL" w:bidi="he-IL"/>
         </w:rPr>
         <w:t xml:space="preserve">1.2</w:t>
       </w:r>
@@ -1392,6 +1449,7 @@
           <w:sz w:val="21"/>
           <w:szCs w:val="21"/>
           <w:rtl/>
+          <w:lang w:val="he-IL" w:bidi="he-IL"/>
         </w:rPr>
         <w:t xml:space="preserve">	</w:t>
       </w:r>
@@ -1401,6 +1459,7 @@
           <w:sz w:val="21"/>
           <w:szCs w:val="21"/>
           <w:rtl/>
+          <w:lang w:val="he-IL" w:bidi="he-IL"/>
         </w:rPr>
         <w:t xml:space="preserve">ההסכם קובע את התנאים לשימוש של העסק בשירות, ואת האופן שבו PALAMI מעבדת בשביל העסק מידע על הלקוחות שלו.</w:t>
       </w:r>
@@ -1408,11 +1467,11 @@
     <w:p>
       <w:pPr>
         <w:tabs>
-          <w:tab w:val="start" w:pos="680"/>
+          <w:tab w:val="left" w:pos="680"/>
         </w:tabs>
         <w:bidi/>
         <w:spacing w:after="100" w:before="0" w:line="300"/>
-        <w:ind w:start="680" w:hanging="680"/>
+        <w:ind w:left="680" w:hanging="680"/>
         <w:jc w:val="both"/>
       </w:pPr>
       <w:r>
@@ -1422,6 +1481,7 @@
           <w:sz w:val="19"/>
           <w:szCs w:val="19"/>
           <w:rtl/>
+          <w:lang w:val="he-IL" w:bidi="he-IL"/>
         </w:rPr>
         <w:t xml:space="preserve">1.3</w:t>
       </w:r>
@@ -1431,6 +1491,7 @@
           <w:sz w:val="21"/>
           <w:szCs w:val="21"/>
           <w:rtl/>
+          <w:lang w:val="he-IL" w:bidi="he-IL"/>
         </w:rPr>
         <w:t xml:space="preserve">	</w:t>
       </w:r>
@@ -1440,6 +1501,7 @@
           <w:sz w:val="21"/>
           <w:szCs w:val="21"/>
           <w:rtl/>
+          <w:lang w:val="he-IL" w:bidi="he-IL"/>
         </w:rPr>
         <w:t xml:space="preserve">נספח א׳ (מסלול ומחיר), נספח ב׳ (עיבוד מידע) ונספח ג׳ (ספקי משנה) הם חלק מההסכם. כל ההסכם נחתם פעם אחת.</w:t>
       </w:r>
@@ -1447,11 +1509,11 @@
     <w:p>
       <w:pPr>
         <w:tabs>
-          <w:tab w:val="start" w:pos="680"/>
+          <w:tab w:val="left" w:pos="680"/>
         </w:tabs>
         <w:bidi/>
         <w:spacing w:after="100" w:before="0" w:line="300"/>
-        <w:ind w:start="680" w:hanging="680"/>
+        <w:ind w:left="680" w:hanging="680"/>
         <w:jc w:val="both"/>
       </w:pPr>
       <w:r>
@@ -1461,6 +1523,7 @@
           <w:sz w:val="19"/>
           <w:szCs w:val="19"/>
           <w:rtl/>
+          <w:lang w:val="he-IL" w:bidi="he-IL"/>
         </w:rPr>
         <w:t xml:space="preserve">1.4</w:t>
       </w:r>
@@ -1470,6 +1533,7 @@
           <w:sz w:val="21"/>
           <w:szCs w:val="21"/>
           <w:rtl/>
+          <w:lang w:val="he-IL" w:bidi="he-IL"/>
         </w:rPr>
         <w:t xml:space="preserve">	</w:t>
       </w:r>
@@ -1479,6 +1543,7 @@
           <w:sz w:val="21"/>
           <w:szCs w:val="21"/>
           <w:rtl/>
+          <w:lang w:val="he-IL" w:bidi="he-IL"/>
         </w:rPr>
         <w:t xml:space="preserve">PALAMI היא ספקית טכנולוגיה. היא אינה סוכנות נסיעות, אינה צד להזמנות שבין העסק ללקוחותיו או לספקים, ואינה אחראית לשירותי התיירות עצמם. מול הנוסעים העסק נשאר האחראי לפי ההסכמים שלו איתם.</w:t>
       </w:r>
@@ -1488,7 +1553,6 @@
         <w:keepNext/>
         <w:bidi/>
         <w:spacing w:after="80" w:before="220" w:line="300"/>
-        <w:jc w:val="start"/>
       </w:pPr>
       <w:r>
         <w:rPr>
@@ -1499,6 +1563,7 @@
           <w:sz w:val="24"/>
           <w:szCs w:val="24"/>
           <w:rtl/>
+          <w:lang w:val="he-IL" w:bidi="he-IL"/>
         </w:rPr>
         <w:t xml:space="preserve">2.  </w:t>
       </w:r>
@@ -1511,6 +1576,7 @@
           <w:sz w:val="24"/>
           <w:szCs w:val="24"/>
           <w:rtl/>
+          <w:lang w:val="he-IL" w:bidi="he-IL"/>
         </w:rPr>
         <w:t xml:space="preserve">החשבון</w:t>
       </w:r>
@@ -1518,11 +1584,11 @@
     <w:p>
       <w:pPr>
         <w:tabs>
-          <w:tab w:val="start" w:pos="680"/>
+          <w:tab w:val="left" w:pos="680"/>
         </w:tabs>
         <w:bidi/>
         <w:spacing w:after="100" w:before="0" w:line="300"/>
-        <w:ind w:start="680" w:hanging="680"/>
+        <w:ind w:left="680" w:hanging="680"/>
         <w:jc w:val="both"/>
       </w:pPr>
       <w:r>
@@ -1532,6 +1598,7 @@
           <w:sz w:val="19"/>
           <w:szCs w:val="19"/>
           <w:rtl/>
+          <w:lang w:val="he-IL" w:bidi="he-IL"/>
         </w:rPr>
         <w:t xml:space="preserve">2.1</w:t>
       </w:r>
@@ -1541,6 +1608,7 @@
           <w:sz w:val="21"/>
           <w:szCs w:val="21"/>
           <w:rtl/>
+          <w:lang w:val="he-IL" w:bidi="he-IL"/>
         </w:rPr>
         <w:t xml:space="preserve">	</w:t>
       </w:r>
@@ -1550,6 +1618,7 @@
           <w:sz w:val="21"/>
           <w:szCs w:val="21"/>
           <w:rtl/>
+          <w:lang w:val="he-IL" w:bidi="he-IL"/>
         </w:rPr>
         <w:t xml:space="preserve">החשבון מופעל אחרי שההסכם נחתם. החשבון אישי, ופרטי הגישה אליו לא מועברים לאחרים. אם העסק יצרף בהמשך עובד או שותף, הוא יקבל משתמש משלו, וההסכם יחול גם עליו.</w:t>
       </w:r>
@@ -1557,11 +1626,11 @@
     <w:p>
       <w:pPr>
         <w:tabs>
-          <w:tab w:val="start" w:pos="680"/>
+          <w:tab w:val="left" w:pos="680"/>
         </w:tabs>
         <w:bidi/>
         <w:spacing w:after="100" w:before="0" w:line="300"/>
-        <w:ind w:start="680" w:hanging="680"/>
+        <w:ind w:left="680" w:hanging="680"/>
         <w:jc w:val="both"/>
       </w:pPr>
       <w:r>
@@ -1571,6 +1640,7 @@
           <w:sz w:val="19"/>
           <w:szCs w:val="19"/>
           <w:rtl/>
+          <w:lang w:val="he-IL" w:bidi="he-IL"/>
         </w:rPr>
         <w:t xml:space="preserve">2.2</w:t>
       </w:r>
@@ -1580,6 +1650,7 @@
           <w:sz w:val="21"/>
           <w:szCs w:val="21"/>
           <w:rtl/>
+          <w:lang w:val="he-IL" w:bidi="he-IL"/>
         </w:rPr>
         <w:t xml:space="preserve">	</w:t>
       </w:r>
@@ -1589,6 +1660,7 @@
           <w:sz w:val="21"/>
           <w:szCs w:val="21"/>
           <w:rtl/>
+          <w:lang w:val="he-IL" w:bidi="he-IL"/>
         </w:rPr>
         <w:t xml:space="preserve">העסק שומר על פרטי הגישה, אחראי לפעולות שנעשות בחשבון ויודיע ל־PALAMI בהקדם אם יש חשש לשימוש לא מורשה.</w:t>
       </w:r>
@@ -1596,11 +1668,11 @@
     <w:p>
       <w:pPr>
         <w:tabs>
-          <w:tab w:val="start" w:pos="680"/>
+          <w:tab w:val="left" w:pos="680"/>
         </w:tabs>
         <w:bidi/>
         <w:spacing w:after="100" w:before="0" w:line="300"/>
-        <w:ind w:start="680" w:hanging="680"/>
+        <w:ind w:left="680" w:hanging="680"/>
         <w:jc w:val="both"/>
       </w:pPr>
       <w:r>
@@ -1610,6 +1682,7 @@
           <w:sz w:val="19"/>
           <w:szCs w:val="19"/>
           <w:rtl/>
+          <w:lang w:val="he-IL" w:bidi="he-IL"/>
         </w:rPr>
         <w:t xml:space="preserve">2.3</w:t>
       </w:r>
@@ -1619,6 +1692,7 @@
           <w:sz w:val="21"/>
           <w:szCs w:val="21"/>
           <w:rtl/>
+          <w:lang w:val="he-IL" w:bidi="he-IL"/>
         </w:rPr>
         <w:t xml:space="preserve">	</w:t>
       </w:r>
@@ -1628,6 +1702,7 @@
           <w:sz w:val="21"/>
           <w:szCs w:val="21"/>
           <w:rtl/>
+          <w:lang w:val="he-IL" w:bidi="he-IL"/>
         </w:rPr>
         <w:t xml:space="preserve">רציפות: העסק רשאי למנות איש או אשת קשר חלופיים (פרטים בנספח א׳). אם העסק לא יכול להמשיך לעבוד, למשל במחלה, PALAMI תאפשר לאיש הקשר החלופי לייצא את התיקים ולסגור את החשבון. אם לא מונה איש קשר, המידע נשמר עד תום תקופת השמירה ואז נמחק.</w:t>
       </w:r>
@@ -1635,11 +1710,11 @@
     <w:p>
       <w:pPr>
         <w:tabs>
-          <w:tab w:val="start" w:pos="680"/>
+          <w:tab w:val="left" w:pos="680"/>
         </w:tabs>
         <w:bidi/>
         <w:spacing w:after="100" w:before="0" w:line="300"/>
-        <w:ind w:start="680" w:hanging="680"/>
+        <w:ind w:left="680" w:hanging="680"/>
         <w:jc w:val="both"/>
       </w:pPr>
       <w:r>
@@ -1649,6 +1724,7 @@
           <w:sz w:val="19"/>
           <w:szCs w:val="19"/>
           <w:rtl/>
+          <w:lang w:val="he-IL" w:bidi="he-IL"/>
         </w:rPr>
         <w:t xml:space="preserve">2.4</w:t>
       </w:r>
@@ -1658,6 +1734,7 @@
           <w:sz w:val="21"/>
           <w:szCs w:val="21"/>
           <w:rtl/>
+          <w:lang w:val="he-IL" w:bidi="he-IL"/>
         </w:rPr>
         <w:t xml:space="preserve">	</w:t>
       </w:r>
@@ -1667,6 +1744,7 @@
           <w:sz w:val="21"/>
           <w:szCs w:val="21"/>
           <w:rtl/>
+          <w:lang w:val="he-IL" w:bidi="he-IL"/>
         </w:rPr>
         <w:t xml:space="preserve">אין להשתמש בשירות בניגוד לדין, להעלות תוכן פוגעני או קוד זדוני, לנסות לעקוף את מנגנוני האבטחה, או למכור את השירות לאחרים.</w:t>
       </w:r>
@@ -1676,7 +1754,6 @@
         <w:keepNext/>
         <w:bidi/>
         <w:spacing w:after="80" w:before="220" w:line="300"/>
-        <w:jc w:val="start"/>
       </w:pPr>
       <w:r>
         <w:rPr>
@@ -1687,6 +1764,7 @@
           <w:sz w:val="24"/>
           <w:szCs w:val="24"/>
           <w:rtl/>
+          <w:lang w:val="he-IL" w:bidi="he-IL"/>
         </w:rPr>
         <w:t xml:space="preserve">3.  </w:t>
       </w:r>
@@ -1699,6 +1777,7 @@
           <w:sz w:val="24"/>
           <w:szCs w:val="24"/>
           <w:rtl/>
+          <w:lang w:val="he-IL" w:bidi="he-IL"/>
         </w:rPr>
         <w:t xml:space="preserve">המערכת מציעה, אתם מאשרים</w:t>
       </w:r>
@@ -1706,11 +1785,11 @@
     <w:p>
       <w:pPr>
         <w:tabs>
-          <w:tab w:val="start" w:pos="680"/>
+          <w:tab w:val="left" w:pos="680"/>
         </w:tabs>
         <w:bidi/>
         <w:spacing w:after="100" w:before="0" w:line="300"/>
-        <w:ind w:start="680" w:hanging="680"/>
+        <w:ind w:left="680" w:hanging="680"/>
         <w:jc w:val="both"/>
       </w:pPr>
       <w:r>
@@ -1720,6 +1799,7 @@
           <w:sz w:val="19"/>
           <w:szCs w:val="19"/>
           <w:rtl/>
+          <w:lang w:val="he-IL" w:bidi="he-IL"/>
         </w:rPr>
         <w:t xml:space="preserve">3.1</w:t>
       </w:r>
@@ -1729,6 +1809,7 @@
           <w:sz w:val="21"/>
           <w:szCs w:val="21"/>
           <w:rtl/>
+          <w:lang w:val="he-IL" w:bidi="he-IL"/>
         </w:rPr>
         <w:t xml:space="preserve">	</w:t>
       </w:r>
@@ -1738,6 +1819,7 @@
           <w:sz w:val="21"/>
           <w:szCs w:val="21"/>
           <w:rtl/>
+          <w:lang w:val="he-IL" w:bidi="he-IL"/>
         </w:rPr>
         <w:t xml:space="preserve">המערכת קוראת את המסמכים בעזרת בינה מלאכותית. מה שהיא קוראת הוא הצעה: שדה שהמערכת לא בטוחה בו מסומן "לטיפול", ועדכון לאירוע קיים מוצג לאישור לפני שהוא משתנה.</w:t>
       </w:r>
@@ -1745,11 +1827,11 @@
     <w:p>
       <w:pPr>
         <w:tabs>
-          <w:tab w:val="start" w:pos="680"/>
+          <w:tab w:val="left" w:pos="680"/>
         </w:tabs>
         <w:bidi/>
         <w:spacing w:after="100" w:before="0" w:line="300"/>
-        <w:ind w:start="680" w:hanging="680"/>
+        <w:ind w:left="680" w:hanging="680"/>
         <w:jc w:val="both"/>
       </w:pPr>
       <w:r>
@@ -1759,6 +1841,7 @@
           <w:sz w:val="19"/>
           <w:szCs w:val="19"/>
           <w:rtl/>
+          <w:lang w:val="he-IL" w:bidi="he-IL"/>
         </w:rPr>
         <w:t xml:space="preserve">3.2</w:t>
       </w:r>
@@ -1768,6 +1851,7 @@
           <w:sz w:val="21"/>
           <w:szCs w:val="21"/>
           <w:rtl/>
+          <w:lang w:val="he-IL" w:bidi="he-IL"/>
         </w:rPr>
         <w:t xml:space="preserve">	</w:t>
       </w:r>
@@ -1777,6 +1861,7 @@
           <w:sz w:val="21"/>
           <w:szCs w:val="21"/>
           <w:rtl/>
+          <w:lang w:val="he-IL" w:bidi="he-IL"/>
         </w:rPr>
         <w:t xml:space="preserve">לפני הפרסום הראשון של נסיעה, ולפני פרסום עדכונים, העסק עובר על הפרטים ומאשר. עם האישור, האחריות לנכונות מה שהנוסעים רואים עוברת לעסק. כל אישור נרשם בהיסטוריית הפעולות, עם השם והשעה.</w:t>
       </w:r>
@@ -1784,11 +1869,11 @@
     <w:p>
       <w:pPr>
         <w:tabs>
-          <w:tab w:val="start" w:pos="680"/>
+          <w:tab w:val="left" w:pos="680"/>
         </w:tabs>
         <w:bidi/>
         <w:spacing w:after="100" w:before="0" w:line="300"/>
-        <w:ind w:start="680" w:hanging="680"/>
+        <w:ind w:left="680" w:hanging="680"/>
         <w:jc w:val="both"/>
       </w:pPr>
       <w:r>
@@ -1798,6 +1883,7 @@
           <w:sz w:val="19"/>
           <w:szCs w:val="19"/>
           <w:rtl/>
+          <w:lang w:val="he-IL" w:bidi="he-IL"/>
         </w:rPr>
         <w:t xml:space="preserve">3.3</w:t>
       </w:r>
@@ -1807,6 +1893,7 @@
           <w:sz w:val="21"/>
           <w:szCs w:val="21"/>
           <w:rtl/>
+          <w:lang w:val="he-IL" w:bidi="he-IL"/>
         </w:rPr>
         <w:t xml:space="preserve">	</w:t>
       </w:r>
@@ -1816,6 +1903,7 @@
           <w:sz w:val="21"/>
           <w:szCs w:val="21"/>
           <w:rtl/>
+          <w:lang w:val="he-IL" w:bidi="he-IL"/>
         </w:rPr>
         <w:t xml:space="preserve">אם העסק מפעיל עדכון אוטומטי למסמכים חדשים, הוא אחראי גם למסמכים שמתפרסמים בלי אישור. שינוי באירוע קיים תמיד נשאר באישור.</w:t>
       </w:r>
@@ -1823,11 +1911,11 @@
     <w:p>
       <w:pPr>
         <w:tabs>
-          <w:tab w:val="start" w:pos="680"/>
+          <w:tab w:val="left" w:pos="680"/>
         </w:tabs>
         <w:bidi/>
         <w:spacing w:after="100" w:before="0" w:line="300"/>
-        <w:ind w:start="680" w:hanging="680"/>
+        <w:ind w:left="680" w:hanging="680"/>
         <w:jc w:val="both"/>
       </w:pPr>
       <w:r>
@@ -1837,6 +1925,7 @@
           <w:sz w:val="19"/>
           <w:szCs w:val="19"/>
           <w:rtl/>
+          <w:lang w:val="he-IL" w:bidi="he-IL"/>
         </w:rPr>
         <w:t xml:space="preserve">3.4</w:t>
       </w:r>
@@ -1846,6 +1935,7 @@
           <w:sz w:val="21"/>
           <w:szCs w:val="21"/>
           <w:rtl/>
+          <w:lang w:val="he-IL" w:bidi="he-IL"/>
         </w:rPr>
         <w:t xml:space="preserve">	</w:t>
       </w:r>
@@ -1855,6 +1945,7 @@
           <w:sz w:val="21"/>
           <w:szCs w:val="21"/>
           <w:rtl/>
+          <w:lang w:val="he-IL" w:bidi="he-IL"/>
         </w:rPr>
         <w:t xml:space="preserve">PALAMI אחראית לכך שמה שאושר יוצג לנוסעים כפי שאושר. טעות שנוצרה במערכת אחרי האישור היא באחריות PALAMI.</w:t>
       </w:r>
@@ -1862,11 +1953,11 @@
     <w:p>
       <w:pPr>
         <w:tabs>
-          <w:tab w:val="start" w:pos="680"/>
+          <w:tab w:val="left" w:pos="680"/>
         </w:tabs>
         <w:bidi/>
         <w:spacing w:after="100" w:before="0" w:line="300"/>
-        <w:ind w:start="680" w:hanging="680"/>
+        <w:ind w:left="680" w:hanging="680"/>
         <w:jc w:val="both"/>
       </w:pPr>
       <w:r>
@@ -1876,6 +1967,7 @@
           <w:sz w:val="19"/>
           <w:szCs w:val="19"/>
           <w:rtl/>
+          <w:lang w:val="he-IL" w:bidi="he-IL"/>
         </w:rPr>
         <w:t xml:space="preserve">3.5</w:t>
       </w:r>
@@ -1885,6 +1977,7 @@
           <w:sz w:val="21"/>
           <w:szCs w:val="21"/>
           <w:rtl/>
+          <w:lang w:val="he-IL" w:bidi="he-IL"/>
         </w:rPr>
         <w:t xml:space="preserve">	</w:t>
       </w:r>
@@ -1894,6 +1987,7 @@
           <w:sz w:val="21"/>
           <w:szCs w:val="21"/>
           <w:rtl/>
+          <w:lang w:val="he-IL" w:bidi="he-IL"/>
         </w:rPr>
         <w:t xml:space="preserve">העסק מצהיר שיש לו זכות להעלות את המסמכים והמידע לשירות, ושמסר ללקוחותיו את ההודעה הנדרשת לפי דין. PALAMI מספקת לשם כך תבניות מוכנות (מדיניות פרטיות, תנאי שימוש לנוסע והצהרת נגישות), ומעדכנת אותן כשהחוק משתנה.</w:t>
       </w:r>
@@ -1903,7 +1997,6 @@
         <w:keepNext/>
         <w:bidi/>
         <w:spacing w:after="80" w:before="220" w:line="300"/>
-        <w:jc w:val="start"/>
       </w:pPr>
       <w:r>
         <w:rPr>
@@ -1914,6 +2007,7 @@
           <w:sz w:val="24"/>
           <w:szCs w:val="24"/>
           <w:rtl/>
+          <w:lang w:val="he-IL" w:bidi="he-IL"/>
         </w:rPr>
         <w:t xml:space="preserve">4.  </w:t>
       </w:r>
@@ -1926,6 +2020,7 @@
           <w:sz w:val="24"/>
           <w:szCs w:val="24"/>
           <w:rtl/>
+          <w:lang w:val="he-IL" w:bidi="he-IL"/>
         </w:rPr>
         <w:t xml:space="preserve">מחיר ותשלום</w:t>
       </w:r>
@@ -1933,11 +2028,11 @@
     <w:p>
       <w:pPr>
         <w:tabs>
-          <w:tab w:val="start" w:pos="680"/>
+          <w:tab w:val="left" w:pos="680"/>
         </w:tabs>
         <w:bidi/>
         <w:spacing w:after="100" w:before="0" w:line="300"/>
-        <w:ind w:start="680" w:hanging="680"/>
+        <w:ind w:left="680" w:hanging="680"/>
         <w:jc w:val="both"/>
       </w:pPr>
       <w:r>
@@ -1947,6 +2042,7 @@
           <w:sz w:val="19"/>
           <w:szCs w:val="19"/>
           <w:rtl/>
+          <w:lang w:val="he-IL" w:bidi="he-IL"/>
         </w:rPr>
         <w:t xml:space="preserve">4.1</w:t>
       </w:r>
@@ -1956,6 +2052,7 @@
           <w:sz w:val="21"/>
           <w:szCs w:val="21"/>
           <w:rtl/>
+          <w:lang w:val="he-IL" w:bidi="he-IL"/>
         </w:rPr>
         <w:t xml:space="preserve">	</w:t>
       </w:r>
@@ -1965,6 +2062,7 @@
           <w:sz w:val="21"/>
           <w:szCs w:val="21"/>
           <w:rtl/>
+          <w:lang w:val="he-IL" w:bidi="he-IL"/>
         </w:rPr>
         <w:t xml:space="preserve">המסלול, המחירים ותנאי התשלום מפורטים בנספח א׳. המחירים אינם כוללים מע״מ, שיתווסף לפי הדין, ו־PALAMI תוציא חשבונית על כל תשלום.</w:t>
       </w:r>
@@ -1972,11 +2070,11 @@
     <w:p>
       <w:pPr>
         <w:tabs>
-          <w:tab w:val="start" w:pos="680"/>
+          <w:tab w:val="left" w:pos="680"/>
         </w:tabs>
         <w:bidi/>
         <w:spacing w:after="100" w:before="0" w:line="300"/>
-        <w:ind w:start="680" w:hanging="680"/>
+        <w:ind w:left="680" w:hanging="680"/>
         <w:jc w:val="both"/>
       </w:pPr>
       <w:r>
@@ -1986,6 +2084,7 @@
           <w:sz w:val="19"/>
           <w:szCs w:val="19"/>
           <w:rtl/>
+          <w:lang w:val="he-IL" w:bidi="he-IL"/>
         </w:rPr>
         <w:t xml:space="preserve">4.2</w:t>
       </w:r>
@@ -1995,6 +2094,7 @@
           <w:sz w:val="21"/>
           <w:szCs w:val="21"/>
           <w:rtl/>
+          <w:lang w:val="he-IL" w:bidi="he-IL"/>
         </w:rPr>
         <w:t xml:space="preserve">	</w:t>
       </w:r>
@@ -2004,6 +2104,7 @@
           <w:sz w:val="21"/>
           <w:szCs w:val="21"/>
           <w:rtl/>
+          <w:lang w:val="he-IL" w:bidi="he-IL"/>
         </w:rPr>
         <w:t xml:space="preserve">במסלול בנק נסיעות משלמים רק על נסיעות שנשלחות לנוסעים: קרדיט נצרך פעם אחת לנסיעה, בפרסום הראשון. טיוטות, עדכונים ופרסום חוזר של אותה נסיעה לא צורכים קרדיט, וגם לא נסיעה שבוטלה לפני הפרסום.</w:t>
       </w:r>
@@ -2011,11 +2112,11 @@
     <w:p>
       <w:pPr>
         <w:tabs>
-          <w:tab w:val="start" w:pos="680"/>
+          <w:tab w:val="left" w:pos="680"/>
         </w:tabs>
         <w:bidi/>
         <w:spacing w:after="100" w:before="0" w:line="300"/>
-        <w:ind w:start="680" w:hanging="680"/>
+        <w:ind w:left="680" w:hanging="680"/>
         <w:jc w:val="both"/>
       </w:pPr>
       <w:r>
@@ -2025,6 +2126,7 @@
           <w:sz w:val="19"/>
           <w:szCs w:val="19"/>
           <w:rtl/>
+          <w:lang w:val="he-IL" w:bidi="he-IL"/>
         </w:rPr>
         <w:t xml:space="preserve">4.3</w:t>
       </w:r>
@@ -2034,6 +2136,7 @@
           <w:sz w:val="21"/>
           <w:szCs w:val="21"/>
           <w:rtl/>
+          <w:lang w:val="he-IL" w:bidi="he-IL"/>
         </w:rPr>
         <w:t xml:space="preserve">	</w:t>
       </w:r>
@@ -2043,6 +2146,7 @@
           <w:sz w:val="21"/>
           <w:szCs w:val="21"/>
           <w:rtl/>
+          <w:lang w:val="he-IL" w:bidi="he-IL"/>
         </w:rPr>
         <w:t xml:space="preserve">שינוי מחיר יימסר באימייל 30 יום מראש לפחות, ויחול רק על רכישות שאחרי מועד השינוי. קרדיטים שכבר נרכשו שומרים על ערכם עד תום תוקפם. מי שלא מסכים לשינוי רשאי לסיים את ההסכם לפני שהוא חל, לפי סעיף 10.5.</w:t>
       </w:r>
@@ -2050,11 +2154,11 @@
     <w:p>
       <w:pPr>
         <w:tabs>
-          <w:tab w:val="start" w:pos="680"/>
+          <w:tab w:val="left" w:pos="680"/>
         </w:tabs>
         <w:bidi/>
         <w:spacing w:after="100" w:before="0" w:line="300"/>
-        <w:ind w:start="680" w:hanging="680"/>
+        <w:ind w:left="680" w:hanging="680"/>
         <w:jc w:val="both"/>
       </w:pPr>
       <w:r>
@@ -2064,6 +2168,7 @@
           <w:sz w:val="19"/>
           <w:szCs w:val="19"/>
           <w:rtl/>
+          <w:lang w:val="he-IL" w:bidi="he-IL"/>
         </w:rPr>
         <w:t xml:space="preserve">4.4</w:t>
       </w:r>
@@ -2073,6 +2178,7 @@
           <w:sz w:val="21"/>
           <w:szCs w:val="21"/>
           <w:rtl/>
+          <w:lang w:val="he-IL" w:bidi="he-IL"/>
         </w:rPr>
         <w:t xml:space="preserve">	</w:t>
       </w:r>
@@ -2082,6 +2188,7 @@
           <w:sz w:val="21"/>
           <w:szCs w:val="21"/>
           <w:rtl/>
+          <w:lang w:val="he-IL" w:bidi="he-IL"/>
         </w:rPr>
         <w:t xml:space="preserve">אם תשלום מתעכב, PALAMI תשלח תזכורת. אם התשלום לא הוסדר 14 יום אחרי התזכורת, PALAMI רשאית לעצור את פרסום הנסיעות החדשות עד שיוסדר. נסיעות שכבר פורסמו ממשיכות לעבוד לנוסעים, ומסך החירום לא נחסם בגלל חוב.</w:t>
       </w:r>
@@ -2091,7 +2198,6 @@
         <w:keepNext/>
         <w:bidi/>
         <w:spacing w:after="80" w:before="220" w:line="300"/>
-        <w:jc w:val="start"/>
       </w:pPr>
       <w:r>
         <w:rPr>
@@ -2102,6 +2208,7 @@
           <w:sz w:val="24"/>
           <w:szCs w:val="24"/>
           <w:rtl/>
+          <w:lang w:val="he-IL" w:bidi="he-IL"/>
         </w:rPr>
         <w:t xml:space="preserve">5.  </w:t>
       </w:r>
@@ -2114,6 +2221,7 @@
           <w:sz w:val="24"/>
           <w:szCs w:val="24"/>
           <w:rtl/>
+          <w:lang w:val="he-IL" w:bidi="he-IL"/>
         </w:rPr>
         <w:t xml:space="preserve">זמינות, תמיכה ושיפורים</w:t>
       </w:r>
@@ -2121,11 +2229,11 @@
     <w:p>
       <w:pPr>
         <w:tabs>
-          <w:tab w:val="start" w:pos="680"/>
+          <w:tab w:val="left" w:pos="680"/>
         </w:tabs>
         <w:bidi/>
         <w:spacing w:after="100" w:before="0" w:line="300"/>
-        <w:ind w:start="680" w:hanging="680"/>
+        <w:ind w:left="680" w:hanging="680"/>
         <w:jc w:val="both"/>
       </w:pPr>
       <w:r>
@@ -2135,6 +2243,7 @@
           <w:sz w:val="19"/>
           <w:szCs w:val="19"/>
           <w:rtl/>
+          <w:lang w:val="he-IL" w:bidi="he-IL"/>
         </w:rPr>
         <w:t xml:space="preserve">5.1</w:t>
       </w:r>
@@ -2144,6 +2253,7 @@
           <w:sz w:val="21"/>
           <w:szCs w:val="21"/>
           <w:rtl/>
+          <w:lang w:val="he-IL" w:bidi="he-IL"/>
         </w:rPr>
         <w:t xml:space="preserve">	</w:t>
       </w:r>
@@ -2153,6 +2263,7 @@
           <w:sz w:val="21"/>
           <w:szCs w:val="21"/>
           <w:rtl/>
+          <w:lang w:val="he-IL" w:bidi="he-IL"/>
         </w:rPr>
         <w:t xml:space="preserve">PALAMI פועלת כדי שהשירות יהיה זמין ויעבוד כראוי, בזהירות ובמיומנות מקצועיות סבירות. עבודות תחזוקה מתוכננות ייעשו ככל האפשר בשעות שקטות ובהודעה מראש. בתקלה, מסך החירום של הנוסעים מקבל עדיפות ראשונה. אפליקציית הנוסע שומרת את פרטי הנסיעה במכשיר וממשיכה לעבוד גם בלי אינטרנט.</w:t>
       </w:r>
@@ -2160,11 +2271,11 @@
     <w:p>
       <w:pPr>
         <w:tabs>
-          <w:tab w:val="start" w:pos="680"/>
+          <w:tab w:val="left" w:pos="680"/>
         </w:tabs>
         <w:bidi/>
         <w:spacing w:after="100" w:before="0" w:line="300"/>
-        <w:ind w:start="680" w:hanging="680"/>
+        <w:ind w:left="680" w:hanging="680"/>
         <w:jc w:val="both"/>
       </w:pPr>
       <w:r>
@@ -2174,6 +2285,7 @@
           <w:sz w:val="19"/>
           <w:szCs w:val="19"/>
           <w:rtl/>
+          <w:lang w:val="he-IL" w:bidi="he-IL"/>
         </w:rPr>
         <w:t xml:space="preserve">5.2</w:t>
       </w:r>
@@ -2183,6 +2295,7 @@
           <w:sz w:val="21"/>
           <w:szCs w:val="21"/>
           <w:rtl/>
+          <w:lang w:val="he-IL" w:bidi="he-IL"/>
         </w:rPr>
         <w:t xml:space="preserve">	</w:t>
       </w:r>
@@ -2192,6 +2305,7 @@
           <w:sz w:val="21"/>
           <w:szCs w:val="21"/>
           <w:rtl/>
+          <w:lang w:val="he-IL" w:bidi="he-IL"/>
         </w:rPr>
         <w:t xml:space="preserve">השירות נשען על רשתות תקשורת ועל ספקים חיצוניים (כגון שירותי ענן, SMS, WhatsApp והתראות בטלפון). PALAMI לא יכולה להבטיח שכל הודעה או התראה תגיע בזמן, ולכן מידע דחוף לנוסע כדאי למסור גם בטלפון.</w:t>
       </w:r>
@@ -2199,11 +2313,11 @@
     <w:p>
       <w:pPr>
         <w:tabs>
-          <w:tab w:val="start" w:pos="680"/>
+          <w:tab w:val="left" w:pos="680"/>
         </w:tabs>
         <w:bidi/>
         <w:spacing w:after="100" w:before="0" w:line="300"/>
-        <w:ind w:start="680" w:hanging="680"/>
+        <w:ind w:left="680" w:hanging="680"/>
         <w:jc w:val="both"/>
       </w:pPr>
       <w:r>
@@ -2213,6 +2327,7 @@
           <w:sz w:val="19"/>
           <w:szCs w:val="19"/>
           <w:rtl/>
+          <w:lang w:val="he-IL" w:bidi="he-IL"/>
         </w:rPr>
         <w:t xml:space="preserve">5.3</w:t>
       </w:r>
@@ -2222,6 +2337,7 @@
           <w:sz w:val="21"/>
           <w:szCs w:val="21"/>
           <w:rtl/>
+          <w:lang w:val="he-IL" w:bidi="he-IL"/>
         </w:rPr>
         <w:t xml:space="preserve">	</w:t>
       </w:r>
@@ -2231,6 +2347,7 @@
           <w:sz w:val="21"/>
           <w:szCs w:val="21"/>
           <w:rtl/>
+          <w:lang w:val="he-IL" w:bidi="he-IL"/>
         </w:rPr>
         <w:t xml:space="preserve">התמיכה ניתנת בערוצים ובשעות שבנספח א׳. בתקלה שמשביתה את השירות PALAMI תטפל בהקדם האפשרי, גם מחוץ לשעות האלה.</w:t>
       </w:r>
@@ -2238,11 +2355,11 @@
     <w:p>
       <w:pPr>
         <w:tabs>
-          <w:tab w:val="start" w:pos="680"/>
+          <w:tab w:val="left" w:pos="680"/>
         </w:tabs>
         <w:bidi/>
         <w:spacing w:after="100" w:before="0" w:line="300"/>
-        <w:ind w:start="680" w:hanging="680"/>
+        <w:ind w:left="680" w:hanging="680"/>
         <w:jc w:val="both"/>
       </w:pPr>
       <w:r>
@@ -2252,6 +2369,7 @@
           <w:sz w:val="19"/>
           <w:szCs w:val="19"/>
           <w:rtl/>
+          <w:lang w:val="he-IL" w:bidi="he-IL"/>
         </w:rPr>
         <w:t xml:space="preserve">5.4</w:t>
       </w:r>
@@ -2261,6 +2379,7 @@
           <w:sz w:val="21"/>
           <w:szCs w:val="21"/>
           <w:rtl/>
+          <w:lang w:val="he-IL" w:bidi="he-IL"/>
         </w:rPr>
         <w:t xml:space="preserve">	</w:t>
       </w:r>
@@ -2270,6 +2389,7 @@
           <w:sz w:val="21"/>
           <w:szCs w:val="21"/>
           <w:rtl/>
+          <w:lang w:val="he-IL" w:bidi="he-IL"/>
         </w:rPr>
         <w:t xml:space="preserve">PALAMI משפרת את השירות כל הזמן ורשאית להוסיף, לשנות או להסיר יכולות. שינוי שפוגע באופן מהותי ביכולת מרכזית שהעסק משתמש בה יימסר 30 יום מראש, והעסק רשאי במקרה כזה לסיים את ההסכם לפי סעיף 10.5.</w:t>
       </w:r>
@@ -2279,7 +2399,6 @@
         <w:keepNext/>
         <w:bidi/>
         <w:spacing w:after="80" w:before="220" w:line="300"/>
-        <w:jc w:val="start"/>
       </w:pPr>
       <w:r>
         <w:rPr>
@@ -2290,6 +2409,7 @@
           <w:sz w:val="24"/>
           <w:szCs w:val="24"/>
           <w:rtl/>
+          <w:lang w:val="he-IL" w:bidi="he-IL"/>
         </w:rPr>
         <w:t xml:space="preserve">6.  </w:t>
       </w:r>
@@ -2302,6 +2422,7 @@
           <w:sz w:val="24"/>
           <w:szCs w:val="24"/>
           <w:rtl/>
+          <w:lang w:val="he-IL" w:bidi="he-IL"/>
         </w:rPr>
         <w:t xml:space="preserve">המידע שלכם, הקניין שלנו</w:t>
       </w:r>
@@ -2309,11 +2430,11 @@
     <w:p>
       <w:pPr>
         <w:tabs>
-          <w:tab w:val="start" w:pos="680"/>
+          <w:tab w:val="left" w:pos="680"/>
         </w:tabs>
         <w:bidi/>
         <w:spacing w:after="100" w:before="0" w:line="300"/>
-        <w:ind w:start="680" w:hanging="680"/>
+        <w:ind w:left="680" w:hanging="680"/>
         <w:jc w:val="both"/>
       </w:pPr>
       <w:r>
@@ -2323,6 +2444,7 @@
           <w:sz w:val="19"/>
           <w:szCs w:val="19"/>
           <w:rtl/>
+          <w:lang w:val="he-IL" w:bidi="he-IL"/>
         </w:rPr>
         <w:t xml:space="preserve">6.1</w:t>
       </w:r>
@@ -2332,6 +2454,7 @@
           <w:sz w:val="21"/>
           <w:szCs w:val="21"/>
           <w:rtl/>
+          <w:lang w:val="he-IL" w:bidi="he-IL"/>
         </w:rPr>
         <w:t xml:space="preserve">	</w:t>
       </w:r>
@@ -2341,6 +2464,7 @@
           <w:sz w:val="21"/>
           <w:szCs w:val="21"/>
           <w:rtl/>
+          <w:lang w:val="he-IL" w:bidi="he-IL"/>
         </w:rPr>
         <w:t xml:space="preserve">המסמכים והמידע שהעסק מעלה, ומידע הנוסעים, שייכים לעסק (להלן: "מידע הלקוחות"). PALAMI משתמשת בהם רק כדי לתת את השירות, לפי נספח ב׳. PALAMI לא מוכרת אותם ולא משתמשת בהם כדי לאמן מודלים של בינה מלאכותית.</w:t>
       </w:r>
@@ -2348,11 +2472,11 @@
     <w:p>
       <w:pPr>
         <w:tabs>
-          <w:tab w:val="start" w:pos="680"/>
+          <w:tab w:val="left" w:pos="680"/>
         </w:tabs>
         <w:bidi/>
         <w:spacing w:after="100" w:before="0" w:line="300"/>
-        <w:ind w:start="680" w:hanging="680"/>
+        <w:ind w:left="680" w:hanging="680"/>
         <w:jc w:val="both"/>
       </w:pPr>
       <w:r>
@@ -2362,6 +2486,7 @@
           <w:sz w:val="19"/>
           <w:szCs w:val="19"/>
           <w:rtl/>
+          <w:lang w:val="he-IL" w:bidi="he-IL"/>
         </w:rPr>
         <w:t xml:space="preserve">6.2</w:t>
       </w:r>
@@ -2371,6 +2496,7 @@
           <w:sz w:val="21"/>
           <w:szCs w:val="21"/>
           <w:rtl/>
+          <w:lang w:val="he-IL" w:bidi="he-IL"/>
         </w:rPr>
         <w:t xml:space="preserve">	</w:t>
       </w:r>
@@ -2380,6 +2506,7 @@
           <w:sz w:val="21"/>
           <w:szCs w:val="21"/>
           <w:rtl/>
+          <w:lang w:val="he-IL" w:bidi="he-IL"/>
         </w:rPr>
         <w:t xml:space="preserve">המערכת, הקוד, העיצוב, המותג PALAMI וכל שיפור בהם שייכים ל־PALAMI. העסק מקבל זכות שימוש אישית, לא בלעדית ולא ניתנת להעברה, לתקופת ההסכם.</w:t>
       </w:r>
@@ -2387,11 +2514,11 @@
     <w:p>
       <w:pPr>
         <w:tabs>
-          <w:tab w:val="start" w:pos="680"/>
+          <w:tab w:val="left" w:pos="680"/>
         </w:tabs>
         <w:bidi/>
         <w:spacing w:after="100" w:before="0" w:line="300"/>
-        <w:ind w:start="680" w:hanging="680"/>
+        <w:ind w:left="680" w:hanging="680"/>
         <w:jc w:val="both"/>
       </w:pPr>
       <w:r>
@@ -2401,6 +2528,7 @@
           <w:sz w:val="19"/>
           <w:szCs w:val="19"/>
           <w:rtl/>
+          <w:lang w:val="he-IL" w:bidi="he-IL"/>
         </w:rPr>
         <w:t xml:space="preserve">6.3</w:t>
       </w:r>
@@ -2410,6 +2538,7 @@
           <w:sz w:val="21"/>
           <w:szCs w:val="21"/>
           <w:rtl/>
+          <w:lang w:val="he-IL" w:bidi="he-IL"/>
         </w:rPr>
         <w:t xml:space="preserve">	</w:t>
       </w:r>
@@ -2419,6 +2548,7 @@
           <w:sz w:val="21"/>
           <w:szCs w:val="21"/>
           <w:rtl/>
+          <w:lang w:val="he-IL" w:bidi="he-IL"/>
         </w:rPr>
         <w:t xml:space="preserve">העסק מתיר ל־PALAMI להציג את השם והלוגו שלו בתוך השירות, מול הנוסעים שלו. שימוש בשם או בלוגו מחוץ לשירות, למשל ברשימת לקוחות באתר, ייעשה רק בהסכמה בכתב (אימייל מספיק), ואפשר לבטל אותה בכל עת.</w:t>
       </w:r>
@@ -2426,11 +2556,11 @@
     <w:p>
       <w:pPr>
         <w:tabs>
-          <w:tab w:val="start" w:pos="680"/>
+          <w:tab w:val="left" w:pos="680"/>
         </w:tabs>
         <w:bidi/>
         <w:spacing w:after="100" w:before="0" w:line="300"/>
-        <w:ind w:start="680" w:hanging="680"/>
+        <w:ind w:left="680" w:hanging="680"/>
         <w:jc w:val="both"/>
       </w:pPr>
       <w:r>
@@ -2440,6 +2570,7 @@
           <w:sz w:val="19"/>
           <w:szCs w:val="19"/>
           <w:rtl/>
+          <w:lang w:val="he-IL" w:bidi="he-IL"/>
         </w:rPr>
         <w:t xml:space="preserve">6.4</w:t>
       </w:r>
@@ -2449,6 +2580,7 @@
           <w:sz w:val="21"/>
           <w:szCs w:val="21"/>
           <w:rtl/>
+          <w:lang w:val="he-IL" w:bidi="he-IL"/>
         </w:rPr>
         <w:t xml:space="preserve">	</w:t>
       </w:r>
@@ -2458,6 +2590,7 @@
           <w:sz w:val="21"/>
           <w:szCs w:val="21"/>
           <w:rtl/>
+          <w:lang w:val="he-IL" w:bidi="he-IL"/>
         </w:rPr>
         <w:t xml:space="preserve">PALAMI רשאית להשתמש בנתונים סטטיסטיים מצטברים שאינם מזהים (למשל כמה מסמכים תויקו אוטומטית), כדי לתפעל ולשפר את השירות. הנתונים האלה לא כוללים פרטים של נוסעים או תוכן של מסמכים.</w:t>
       </w:r>
@@ -2465,11 +2598,11 @@
     <w:p>
       <w:pPr>
         <w:tabs>
-          <w:tab w:val="start" w:pos="680"/>
+          <w:tab w:val="left" w:pos="680"/>
         </w:tabs>
         <w:bidi/>
         <w:spacing w:after="100" w:before="0" w:line="300"/>
-        <w:ind w:start="680" w:hanging="680"/>
+        <w:ind w:left="680" w:hanging="680"/>
         <w:jc w:val="both"/>
       </w:pPr>
       <w:r>
@@ -2479,6 +2612,7 @@
           <w:sz w:val="19"/>
           <w:szCs w:val="19"/>
           <w:rtl/>
+          <w:lang w:val="he-IL" w:bidi="he-IL"/>
         </w:rPr>
         <w:t xml:space="preserve">6.5</w:t>
       </w:r>
@@ -2488,6 +2622,7 @@
           <w:sz w:val="21"/>
           <w:szCs w:val="21"/>
           <w:rtl/>
+          <w:lang w:val="he-IL" w:bidi="he-IL"/>
         </w:rPr>
         <w:t xml:space="preserve">	</w:t>
       </w:r>
@@ -2497,6 +2632,7 @@
           <w:sz w:val="21"/>
           <w:szCs w:val="21"/>
           <w:rtl/>
+          <w:lang w:val="he-IL" w:bidi="he-IL"/>
         </w:rPr>
         <w:t xml:space="preserve">הצעות ומשוב על השירות מתקבלים בתודה, ו־PALAMI רשאית להשתמש בהם בלי תמורה ובלי התחייבות.</w:t>
       </w:r>
@@ -2506,7 +2642,6 @@
         <w:keepNext/>
         <w:bidi/>
         <w:spacing w:after="80" w:before="220" w:line="300"/>
-        <w:jc w:val="start"/>
       </w:pPr>
       <w:r>
         <w:rPr>
@@ -2517,6 +2652,7 @@
           <w:sz w:val="24"/>
           <w:szCs w:val="24"/>
           <w:rtl/>
+          <w:lang w:val="he-IL" w:bidi="he-IL"/>
         </w:rPr>
         <w:t xml:space="preserve">7.  </w:t>
       </w:r>
@@ -2529,6 +2665,7 @@
           <w:sz w:val="24"/>
           <w:szCs w:val="24"/>
           <w:rtl/>
+          <w:lang w:val="he-IL" w:bidi="he-IL"/>
         </w:rPr>
         <w:t xml:space="preserve">פרטיות ואבטחת מידע</w:t>
       </w:r>
@@ -2536,11 +2673,11 @@
     <w:p>
       <w:pPr>
         <w:tabs>
-          <w:tab w:val="start" w:pos="680"/>
+          <w:tab w:val="left" w:pos="680"/>
         </w:tabs>
         <w:bidi/>
         <w:spacing w:after="100" w:before="0" w:line="300"/>
-        <w:ind w:start="680" w:hanging="680"/>
+        <w:ind w:left="680" w:hanging="680"/>
         <w:jc w:val="both"/>
       </w:pPr>
       <w:r>
@@ -2550,6 +2687,7 @@
           <w:sz w:val="19"/>
           <w:szCs w:val="19"/>
           <w:rtl/>
+          <w:lang w:val="he-IL" w:bidi="he-IL"/>
         </w:rPr>
         <w:t xml:space="preserve">7.1</w:t>
       </w:r>
@@ -2559,6 +2697,7 @@
           <w:sz w:val="21"/>
           <w:szCs w:val="21"/>
           <w:rtl/>
+          <w:lang w:val="he-IL" w:bidi="he-IL"/>
         </w:rPr>
         <w:t xml:space="preserve">	</w:t>
       </w:r>
@@ -2568,6 +2707,7 @@
           <w:sz w:val="21"/>
           <w:szCs w:val="21"/>
           <w:rtl/>
+          <w:lang w:val="he-IL" w:bidi="he-IL"/>
         </w:rPr>
         <w:t xml:space="preserve">לפי חוק הגנת הפרטיות, התשמ״א–1981, העסק הוא בעל השליטה במאגר המידע של לקוחותיו, ו־PALAMI היא המחזיק שמעבד את המידע בשבילו, רק לפי ההסכם ולפי הוראות העסק.</w:t>
       </w:r>
@@ -2575,11 +2715,11 @@
     <w:p>
       <w:pPr>
         <w:tabs>
-          <w:tab w:val="start" w:pos="680"/>
+          <w:tab w:val="left" w:pos="680"/>
         </w:tabs>
         <w:bidi/>
         <w:spacing w:after="100" w:before="0" w:line="300"/>
-        <w:ind w:start="680" w:hanging="680"/>
+        <w:ind w:left="680" w:hanging="680"/>
         <w:jc w:val="both"/>
       </w:pPr>
       <w:r>
@@ -2589,6 +2729,7 @@
           <w:sz w:val="19"/>
           <w:szCs w:val="19"/>
           <w:rtl/>
+          <w:lang w:val="he-IL" w:bidi="he-IL"/>
         </w:rPr>
         <w:t xml:space="preserve">7.2</w:t>
       </w:r>
@@ -2598,6 +2739,7 @@
           <w:sz w:val="21"/>
           <w:szCs w:val="21"/>
           <w:rtl/>
+          <w:lang w:val="he-IL" w:bidi="he-IL"/>
         </w:rPr>
         <w:t xml:space="preserve">	</w:t>
       </w:r>
@@ -2607,6 +2749,7 @@
           <w:sz w:val="21"/>
           <w:szCs w:val="21"/>
           <w:rtl/>
+          <w:lang w:val="he-IL" w:bidi="he-IL"/>
         </w:rPr>
         <w:t xml:space="preserve">כל צד יקיים את החובות שהדין מטיל עליו. העיבוד, האבטחה, ספקי המשנה, הדיווח על אירוע אבטחה והחזרת המידע בסוף ההתקשרות מפורטים בנספח ב׳, בהתאם לתקנה 15 לתקנות הגנת הפרטיות (אבטחת מידע), התשע״ז–2017. בעניין פרטיות, נספח ב׳ גובר על כל הוראה אחרת.</w:t>
       </w:r>
@@ -2616,7 +2759,6 @@
         <w:keepNext/>
         <w:bidi/>
         <w:spacing w:after="80" w:before="220" w:line="300"/>
-        <w:jc w:val="start"/>
       </w:pPr>
       <w:r>
         <w:rPr>
@@ -2627,6 +2769,7 @@
           <w:sz w:val="24"/>
           <w:szCs w:val="24"/>
           <w:rtl/>
+          <w:lang w:val="he-IL" w:bidi="he-IL"/>
         </w:rPr>
         <w:t xml:space="preserve">8.  </w:t>
       </w:r>
@@ -2639,6 +2782,7 @@
           <w:sz w:val="24"/>
           <w:szCs w:val="24"/>
           <w:rtl/>
+          <w:lang w:val="he-IL" w:bidi="he-IL"/>
         </w:rPr>
         <w:t xml:space="preserve">סודיות</w:t>
       </w:r>
@@ -2646,11 +2790,11 @@
     <w:p>
       <w:pPr>
         <w:tabs>
-          <w:tab w:val="start" w:pos="680"/>
+          <w:tab w:val="left" w:pos="680"/>
         </w:tabs>
         <w:bidi/>
         <w:spacing w:after="100" w:before="0" w:line="300"/>
-        <w:ind w:start="680" w:hanging="680"/>
+        <w:ind w:left="680" w:hanging="680"/>
         <w:jc w:val="both"/>
       </w:pPr>
       <w:r>
@@ -2660,6 +2804,7 @@
           <w:sz w:val="19"/>
           <w:szCs w:val="19"/>
           <w:rtl/>
+          <w:lang w:val="he-IL" w:bidi="he-IL"/>
         </w:rPr>
         <w:t xml:space="preserve">8.1</w:t>
       </w:r>
@@ -2669,6 +2814,7 @@
           <w:sz w:val="21"/>
           <w:szCs w:val="21"/>
           <w:rtl/>
+          <w:lang w:val="he-IL" w:bidi="he-IL"/>
         </w:rPr>
         <w:t xml:space="preserve">	</w:t>
       </w:r>
@@ -2678,6 +2824,7 @@
           <w:sz w:val="21"/>
           <w:szCs w:val="21"/>
           <w:rtl/>
+          <w:lang w:val="he-IL" w:bidi="he-IL"/>
         </w:rPr>
         <w:t xml:space="preserve">כל צד ישמור בסוד מידע עסקי של הצד השני שהגיע אליו בקשר להסכם (כגון מחירים, לקוחות, ספקים ופרטים טכניים), וישתמש בו רק לצורך ההסכם. החובה לא חלה על מידע שהיה ידוע לציבור, שהגיע כדין ממקור אחר, או שגילויו נדרש לפי דין.</w:t>
       </w:r>
@@ -2685,11 +2832,11 @@
     <w:p>
       <w:pPr>
         <w:tabs>
-          <w:tab w:val="start" w:pos="680"/>
+          <w:tab w:val="left" w:pos="680"/>
         </w:tabs>
         <w:bidi/>
         <w:spacing w:after="100" w:before="0" w:line="300"/>
-        <w:ind w:start="680" w:hanging="680"/>
+        <w:ind w:left="680" w:hanging="680"/>
         <w:jc w:val="both"/>
       </w:pPr>
       <w:r>
@@ -2699,6 +2846,7 @@
           <w:sz w:val="19"/>
           <w:szCs w:val="19"/>
           <w:rtl/>
+          <w:lang w:val="he-IL" w:bidi="he-IL"/>
         </w:rPr>
         <w:t xml:space="preserve">8.2</w:t>
       </w:r>
@@ -2708,6 +2856,7 @@
           <w:sz w:val="21"/>
           <w:szCs w:val="21"/>
           <w:rtl/>
+          <w:lang w:val="he-IL" w:bidi="he-IL"/>
         </w:rPr>
         <w:t xml:space="preserve">	</w:t>
       </w:r>
@@ -2717,6 +2866,7 @@
           <w:sz w:val="21"/>
           <w:szCs w:val="21"/>
           <w:rtl/>
+          <w:lang w:val="he-IL" w:bidi="he-IL"/>
         </w:rPr>
         <w:t xml:space="preserve">חובת הסודיות נמשכת שלוש שנים אחרי סיום ההסכם. על מידע אישי של נוסעים היא חלה ללא הגבלת זמן.</w:t>
       </w:r>
@@ -2726,7 +2876,6 @@
         <w:keepNext/>
         <w:bidi/>
         <w:spacing w:after="80" w:before="220" w:line="300"/>
-        <w:jc w:val="start"/>
       </w:pPr>
       <w:r>
         <w:rPr>
@@ -2737,6 +2886,7 @@
           <w:sz w:val="24"/>
           <w:szCs w:val="24"/>
           <w:rtl/>
+          <w:lang w:val="he-IL" w:bidi="he-IL"/>
         </w:rPr>
         <w:t xml:space="preserve">9.  </w:t>
       </w:r>
@@ -2749,6 +2899,7 @@
           <w:sz w:val="24"/>
           <w:szCs w:val="24"/>
           <w:rtl/>
+          <w:lang w:val="he-IL" w:bidi="he-IL"/>
         </w:rPr>
         <w:t xml:space="preserve">אחריות</w:t>
       </w:r>
@@ -2756,11 +2907,11 @@
     <w:p>
       <w:pPr>
         <w:tabs>
-          <w:tab w:val="start" w:pos="680"/>
+          <w:tab w:val="left" w:pos="680"/>
         </w:tabs>
         <w:bidi/>
         <w:spacing w:after="100" w:before="0" w:line="300"/>
-        <w:ind w:start="680" w:hanging="680"/>
+        <w:ind w:left="680" w:hanging="680"/>
         <w:jc w:val="both"/>
       </w:pPr>
       <w:r>
@@ -2770,6 +2921,7 @@
           <w:sz w:val="19"/>
           <w:szCs w:val="19"/>
           <w:rtl/>
+          <w:lang w:val="he-IL" w:bidi="he-IL"/>
         </w:rPr>
         <w:t xml:space="preserve">9.1</w:t>
       </w:r>
@@ -2779,6 +2931,7 @@
           <w:sz w:val="21"/>
           <w:szCs w:val="21"/>
           <w:rtl/>
+          <w:lang w:val="he-IL" w:bidi="he-IL"/>
         </w:rPr>
         <w:t xml:space="preserve">	</w:t>
       </w:r>
@@ -2788,6 +2941,7 @@
           <w:sz w:val="21"/>
           <w:szCs w:val="21"/>
           <w:rtl/>
+          <w:lang w:val="he-IL" w:bidi="he-IL"/>
         </w:rPr>
         <w:t xml:space="preserve">PALAMI לא מתחייבת שהשירות יפעל בלי תקלות או שקריאת המסמכים תהיה מדויקת תמיד. לכן השירות בנוי כך שהשדות שהמערכת לא בטוחה בהם מסומנים, ושמי שמטפל בנסיעה מאשר לפני הפרסום (סעיף 3).</w:t>
       </w:r>
@@ -2795,11 +2949,11 @@
     <w:p>
       <w:pPr>
         <w:tabs>
-          <w:tab w:val="start" w:pos="680"/>
+          <w:tab w:val="left" w:pos="680"/>
         </w:tabs>
         <w:bidi/>
         <w:spacing w:after="100" w:before="0" w:line="300"/>
-        <w:ind w:start="680" w:hanging="680"/>
+        <w:ind w:left="680" w:hanging="680"/>
         <w:jc w:val="both"/>
       </w:pPr>
       <w:r>
@@ -2809,6 +2963,7 @@
           <w:sz w:val="19"/>
           <w:szCs w:val="19"/>
           <w:rtl/>
+          <w:lang w:val="he-IL" w:bidi="he-IL"/>
         </w:rPr>
         <w:t xml:space="preserve">9.2</w:t>
       </w:r>
@@ -2818,6 +2973,7 @@
           <w:sz w:val="21"/>
           <w:szCs w:val="21"/>
           <w:rtl/>
+          <w:lang w:val="he-IL" w:bidi="he-IL"/>
         </w:rPr>
         <w:t xml:space="preserve">	</w:t>
       </w:r>
@@ -2827,6 +2983,7 @@
           <w:sz w:val="21"/>
           <w:szCs w:val="21"/>
           <w:rtl/>
+          <w:lang w:val="he-IL" w:bidi="he-IL"/>
         </w:rPr>
         <w:t xml:space="preserve">אף צד לא יהיה אחראי כלפי השני לנזק עקיף או תוצאתי, כגון אובדן רווח, הכנסה או מוניטין.</w:t>
       </w:r>
@@ -2834,11 +2991,11 @@
     <w:p>
       <w:pPr>
         <w:tabs>
-          <w:tab w:val="start" w:pos="680"/>
+          <w:tab w:val="left" w:pos="680"/>
         </w:tabs>
         <w:bidi/>
         <w:spacing w:after="100" w:before="0" w:line="300"/>
-        <w:ind w:start="680" w:hanging="680"/>
+        <w:ind w:left="680" w:hanging="680"/>
         <w:jc w:val="both"/>
       </w:pPr>
       <w:r>
@@ -2848,6 +3005,7 @@
           <w:sz w:val="19"/>
           <w:szCs w:val="19"/>
           <w:rtl/>
+          <w:lang w:val="he-IL" w:bidi="he-IL"/>
         </w:rPr>
         <w:t xml:space="preserve">9.3</w:t>
       </w:r>
@@ -2857,6 +3015,7 @@
           <w:sz w:val="21"/>
           <w:szCs w:val="21"/>
           <w:rtl/>
+          <w:lang w:val="he-IL" w:bidi="he-IL"/>
         </w:rPr>
         <w:t xml:space="preserve">	</w:t>
       </w:r>
@@ -2866,6 +3025,7 @@
           <w:sz w:val="21"/>
           <w:szCs w:val="21"/>
           <w:rtl/>
+          <w:lang w:val="he-IL" w:bidi="he-IL"/>
         </w:rPr>
         <w:t xml:space="preserve">האחריות הכוללת של כל צד כלפי השני, מכל סיבה הקשורה להסכם, מוגבלת לסכום ששולם ל־PALAMI ב־12 החודשים שלפני האירוע שגרם לנזק, ולא פחות מ־2,000 ₪.</w:t>
       </w:r>
@@ -2873,11 +3033,11 @@
     <w:p>
       <w:pPr>
         <w:tabs>
-          <w:tab w:val="start" w:pos="680"/>
+          <w:tab w:val="left" w:pos="680"/>
         </w:tabs>
         <w:bidi/>
         <w:spacing w:after="100" w:before="0" w:line="300"/>
-        <w:ind w:start="680" w:hanging="680"/>
+        <w:ind w:left="680" w:hanging="680"/>
         <w:jc w:val="both"/>
       </w:pPr>
       <w:r>
@@ -2887,6 +3047,7 @@
           <w:sz w:val="19"/>
           <w:szCs w:val="19"/>
           <w:rtl/>
+          <w:lang w:val="he-IL" w:bidi="he-IL"/>
         </w:rPr>
         <w:t xml:space="preserve">9.4</w:t>
       </w:r>
@@ -2896,6 +3057,7 @@
           <w:sz w:val="21"/>
           <w:szCs w:val="21"/>
           <w:rtl/>
+          <w:lang w:val="he-IL" w:bidi="he-IL"/>
         </w:rPr>
         <w:t xml:space="preserve">	</w:t>
       </w:r>
@@ -2905,6 +3067,7 @@
           <w:sz w:val="21"/>
           <w:szCs w:val="21"/>
           <w:rtl/>
+          <w:lang w:val="he-IL" w:bidi="he-IL"/>
         </w:rPr>
         <w:t xml:space="preserve">על הפרה של נספח ב׳ (עיבוד מידע) או של חובת הסודיות, התקרה היא פי שלושה מהסכום שבסעיף 9.3.</w:t>
       </w:r>
@@ -2912,11 +3075,11 @@
     <w:p>
       <w:pPr>
         <w:tabs>
-          <w:tab w:val="start" w:pos="680"/>
+          <w:tab w:val="left" w:pos="680"/>
         </w:tabs>
         <w:bidi/>
         <w:spacing w:after="100" w:before="0" w:line="300"/>
-        <w:ind w:start="680" w:hanging="680"/>
+        <w:ind w:left="680" w:hanging="680"/>
         <w:jc w:val="both"/>
       </w:pPr>
       <w:r>
@@ -2926,6 +3089,7 @@
           <w:sz w:val="19"/>
           <w:szCs w:val="19"/>
           <w:rtl/>
+          <w:lang w:val="he-IL" w:bidi="he-IL"/>
         </w:rPr>
         <w:t xml:space="preserve">9.5</w:t>
       </w:r>
@@ -2935,6 +3099,7 @@
           <w:sz w:val="21"/>
           <w:szCs w:val="21"/>
           <w:rtl/>
+          <w:lang w:val="he-IL" w:bidi="he-IL"/>
         </w:rPr>
         <w:t xml:space="preserve">	</w:t>
       </w:r>
@@ -2944,6 +3109,7 @@
           <w:sz w:val="21"/>
           <w:szCs w:val="21"/>
           <w:rtl/>
+          <w:lang w:val="he-IL" w:bidi="he-IL"/>
         </w:rPr>
         <w:t xml:space="preserve">ההגבלות בסעיף זה לא חלות על נזק שנגרם בכוונה או ברשלנות חמורה, על נזק גוף, ולא על החובה לשלם על השירות.</w:t>
       </w:r>
@@ -2951,11 +3117,11 @@
     <w:p>
       <w:pPr>
         <w:tabs>
-          <w:tab w:val="start" w:pos="680"/>
+          <w:tab w:val="left" w:pos="680"/>
         </w:tabs>
         <w:bidi/>
         <w:spacing w:after="100" w:before="0" w:line="300"/>
-        <w:ind w:start="680" w:hanging="680"/>
+        <w:ind w:left="680" w:hanging="680"/>
         <w:jc w:val="both"/>
       </w:pPr>
       <w:r>
@@ -2965,6 +3131,7 @@
           <w:sz w:val="19"/>
           <w:szCs w:val="19"/>
           <w:rtl/>
+          <w:lang w:val="he-IL" w:bidi="he-IL"/>
         </w:rPr>
         <w:t xml:space="preserve">9.6</w:t>
       </w:r>
@@ -2974,6 +3141,7 @@
           <w:sz w:val="21"/>
           <w:szCs w:val="21"/>
           <w:rtl/>
+          <w:lang w:val="he-IL" w:bidi="he-IL"/>
         </w:rPr>
         <w:t xml:space="preserve">	</w:t>
       </w:r>
@@ -2983,6 +3151,7 @@
           <w:sz w:val="21"/>
           <w:szCs w:val="21"/>
           <w:rtl/>
+          <w:lang w:val="he-IL" w:bidi="he-IL"/>
         </w:rPr>
         <w:t xml:space="preserve">אף צד לא יהיה אחראי לעיכוב שנגרם מנסיבות שאינן בשליטתו, כגון מלחמה, אסון טבע, השבתה כללית של ספקי תקשורת או ענן, ובלבד שיודיע לצד השני ויפעל לצמצם את ההשפעה.</w:t>
       </w:r>
@@ -2992,7 +3161,6 @@
         <w:keepNext/>
         <w:bidi/>
         <w:spacing w:after="80" w:before="220" w:line="300"/>
-        <w:jc w:val="start"/>
       </w:pPr>
       <w:r>
         <w:rPr>
@@ -3003,6 +3171,7 @@
           <w:sz w:val="24"/>
           <w:szCs w:val="24"/>
           <w:rtl/>
+          <w:lang w:val="he-IL" w:bidi="he-IL"/>
         </w:rPr>
         <w:t xml:space="preserve">10.  </w:t>
       </w:r>
@@ -3015,18 +3184,19 @@
           <w:sz w:val="24"/>
           <w:szCs w:val="24"/>
           <w:rtl/>
-        </w:rPr>
-        <w:t xml:space="preserve">תקופה וסיום</w:t>
+          <w:lang w:val="he-IL" w:bidi="he-IL"/>
+        </w:rPr>
+        <w:t xml:space="preserve">תקופה, ביטול וסיום</w:t>
       </w:r>
     </w:p>
     <w:p>
       <w:pPr>
         <w:tabs>
-          <w:tab w:val="start" w:pos="680"/>
+          <w:tab w:val="left" w:pos="680"/>
         </w:tabs>
         <w:bidi/>
         <w:spacing w:after="100" w:before="0" w:line="300"/>
-        <w:ind w:start="680" w:hanging="680"/>
+        <w:ind w:left="680" w:hanging="680"/>
         <w:jc w:val="both"/>
       </w:pPr>
       <w:r>
@@ -3036,6 +3206,7 @@
           <w:sz w:val="19"/>
           <w:szCs w:val="19"/>
           <w:rtl/>
+          <w:lang w:val="he-IL" w:bidi="he-IL"/>
         </w:rPr>
         <w:t xml:space="preserve">10.1</w:t>
       </w:r>
@@ -3045,6 +3216,7 @@
           <w:sz w:val="21"/>
           <w:szCs w:val="21"/>
           <w:rtl/>
+          <w:lang w:val="he-IL" w:bidi="he-IL"/>
         </w:rPr>
         <w:t xml:space="preserve">	</w:t>
       </w:r>
@@ -3054,6 +3226,7 @@
           <w:sz w:val="21"/>
           <w:szCs w:val="21"/>
           <w:rtl/>
+          <w:lang w:val="he-IL" w:bidi="he-IL"/>
         </w:rPr>
         <w:t xml:space="preserve">ההסכם נכנס לתוקף בחתימה ונמשך ללא הגבלת זמן, בלי התחייבות לתקופה מינימלית.</w:t>
       </w:r>
@@ -3061,11 +3234,11 @@
     <w:p>
       <w:pPr>
         <w:tabs>
-          <w:tab w:val="start" w:pos="680"/>
+          <w:tab w:val="left" w:pos="680"/>
         </w:tabs>
         <w:bidi/>
         <w:spacing w:after="100" w:before="0" w:line="300"/>
-        <w:ind w:start="680" w:hanging="680"/>
+        <w:ind w:left="680" w:hanging="680"/>
         <w:jc w:val="both"/>
       </w:pPr>
       <w:r>
@@ -3075,6 +3248,7 @@
           <w:sz w:val="19"/>
           <w:szCs w:val="19"/>
           <w:rtl/>
+          <w:lang w:val="he-IL" w:bidi="he-IL"/>
         </w:rPr>
         <w:t xml:space="preserve">10.2</w:t>
       </w:r>
@@ -3084,6 +3258,7 @@
           <w:sz w:val="21"/>
           <w:szCs w:val="21"/>
           <w:rtl/>
+          <w:lang w:val="he-IL" w:bidi="he-IL"/>
         </w:rPr>
         <w:t xml:space="preserve">	</w:t>
       </w:r>
@@ -3093,6 +3268,7 @@
           <w:sz w:val="21"/>
           <w:szCs w:val="21"/>
           <w:rtl/>
+          <w:lang w:val="he-IL" w:bidi="he-IL"/>
         </w:rPr>
         <w:t xml:space="preserve">העסק רשאי לסיים את ההסכם בכל עת, בהודעה באימייל 14 יום מראש. PALAMI רשאית לסיים אותו בהודעה 60 יום מראש.</w:t>
       </w:r>
@@ -3100,11 +3276,11 @@
     <w:p>
       <w:pPr>
         <w:tabs>
-          <w:tab w:val="start" w:pos="680"/>
+          <w:tab w:val="left" w:pos="680"/>
         </w:tabs>
         <w:bidi/>
         <w:spacing w:after="100" w:before="0" w:line="300"/>
-        <w:ind w:start="680" w:hanging="680"/>
+        <w:ind w:left="680" w:hanging="680"/>
         <w:jc w:val="both"/>
       </w:pPr>
       <w:r>
@@ -3114,6 +3290,7 @@
           <w:sz w:val="19"/>
           <w:szCs w:val="19"/>
           <w:rtl/>
+          <w:lang w:val="he-IL" w:bidi="he-IL"/>
         </w:rPr>
         <w:t xml:space="preserve">10.3</w:t>
       </w:r>
@@ -3123,6 +3300,7 @@
           <w:sz w:val="21"/>
           <w:szCs w:val="21"/>
           <w:rtl/>
+          <w:lang w:val="he-IL" w:bidi="he-IL"/>
         </w:rPr>
         <w:t xml:space="preserve">	</w:t>
       </w:r>
@@ -3132,6 +3310,7 @@
           <w:sz w:val="21"/>
           <w:szCs w:val="21"/>
           <w:rtl/>
+          <w:lang w:val="he-IL" w:bidi="he-IL"/>
         </w:rPr>
         <w:t xml:space="preserve">כל צד רשאי לסיים את ההסכם מיד אם הצד השני הפר אותו הפרה יסודית ולא תיקן את ההפרה תוך 14 יום מקבלת הודעה, או אם נפתחו נגדו הליכי חדלות פירעון שלא בוטלו תוך 60 יום.</w:t>
       </w:r>
@@ -3139,11 +3318,11 @@
     <w:p>
       <w:pPr>
         <w:tabs>
-          <w:tab w:val="start" w:pos="680"/>
+          <w:tab w:val="left" w:pos="680"/>
         </w:tabs>
         <w:bidi/>
         <w:spacing w:after="100" w:before="0" w:line="300"/>
-        <w:ind w:start="680" w:hanging="680"/>
+        <w:ind w:left="680" w:hanging="680"/>
         <w:jc w:val="both"/>
       </w:pPr>
       <w:r>
@@ -3153,6 +3332,7 @@
           <w:sz w:val="19"/>
           <w:szCs w:val="19"/>
           <w:rtl/>
+          <w:lang w:val="he-IL" w:bidi="he-IL"/>
         </w:rPr>
         <w:t xml:space="preserve">10.4</w:t>
       </w:r>
@@ -3162,6 +3342,7 @@
           <w:sz w:val="21"/>
           <w:szCs w:val="21"/>
           <w:rtl/>
+          <w:lang w:val="he-IL" w:bidi="he-IL"/>
         </w:rPr>
         <w:t xml:space="preserve">	</w:t>
       </w:r>
@@ -3171,6 +3352,7 @@
           <w:sz w:val="21"/>
           <w:szCs w:val="21"/>
           <w:rtl/>
+          <w:lang w:val="he-IL" w:bidi="he-IL"/>
         </w:rPr>
         <w:t xml:space="preserve">קרדיטים שלא נוצלו נשארים בחשבון עד תום תוקפם, ואם העסק חוזר בתוך התקופה הזו, אפשר להמשיך להשתמש בהם.</w:t>
       </w:r>
@@ -3178,11 +3360,11 @@
     <w:p>
       <w:pPr>
         <w:tabs>
-          <w:tab w:val="start" w:pos="680"/>
+          <w:tab w:val="left" w:pos="680"/>
         </w:tabs>
         <w:bidi/>
         <w:spacing w:after="100" w:before="0" w:line="300"/>
-        <w:ind w:start="680" w:hanging="680"/>
+        <w:ind w:left="680" w:hanging="680"/>
         <w:jc w:val="both"/>
       </w:pPr>
       <w:r>
@@ -3192,6 +3374,7 @@
           <w:sz w:val="19"/>
           <w:szCs w:val="19"/>
           <w:rtl/>
+          <w:lang w:val="he-IL" w:bidi="he-IL"/>
         </w:rPr>
         <w:t xml:space="preserve">10.5</w:t>
       </w:r>
@@ -3201,6 +3384,7 @@
           <w:sz w:val="21"/>
           <w:szCs w:val="21"/>
           <w:rtl/>
+          <w:lang w:val="he-IL" w:bidi="he-IL"/>
         </w:rPr>
         <w:t xml:space="preserve">	</w:t>
       </w:r>
@@ -3210,6 +3394,7 @@
           <w:sz w:val="21"/>
           <w:szCs w:val="21"/>
           <w:rtl/>
+          <w:lang w:val="he-IL" w:bidi="he-IL"/>
         </w:rPr>
         <w:t xml:space="preserve">אם PALAMI מסיימת את ההסכם שלא בגלל הפרה של העסק או מפסיקה את השירות, או אם העסק מסיים אותו בגלל שינוי לפי סעיפים 4.3, 5.4 או 11, PALAMI תחזיר את החלק היחסי ששולם על קרדיטים שלא נוצלו ועל דמי מנוי ששולמו מראש.</w:t>
       </w:r>
@@ -3217,11 +3402,11 @@
     <w:p>
       <w:pPr>
         <w:tabs>
-          <w:tab w:val="start" w:pos="680"/>
+          <w:tab w:val="left" w:pos="680"/>
         </w:tabs>
         <w:bidi/>
         <w:spacing w:after="100" w:before="0" w:line="300"/>
-        <w:ind w:start="680" w:hanging="680"/>
+        <w:ind w:left="680" w:hanging="680"/>
         <w:jc w:val="both"/>
       </w:pPr>
       <w:r>
@@ -3231,6 +3416,7 @@
           <w:sz w:val="19"/>
           <w:szCs w:val="19"/>
           <w:rtl/>
+          <w:lang w:val="he-IL" w:bidi="he-IL"/>
         </w:rPr>
         <w:t xml:space="preserve">10.6</w:t>
       </w:r>
@@ -3240,6 +3426,7 @@
           <w:sz w:val="21"/>
           <w:szCs w:val="21"/>
           <w:rtl/>
+          <w:lang w:val="he-IL" w:bidi="he-IL"/>
         </w:rPr>
         <w:t xml:space="preserve">	</w:t>
       </w:r>
@@ -3249,6 +3436,7 @@
           <w:sz w:val="21"/>
           <w:szCs w:val="21"/>
           <w:rtl/>
+          <w:lang w:val="he-IL" w:bidi="he-IL"/>
         </w:rPr>
         <w:t xml:space="preserve">אחרי הסיום יש לעסק 30 יום לייצא את התיקים והמסמכים. נסיעה שמתקיימת ביום הסיום נשארת זמינה לנוסעים עד 7 ימים אחרי החזרה, כדי שאף נוסע לא יישאר בלי המסמכים שלו באמצע הדרך. אחר כך המידע נמחק לפי נספח ב׳.</w:t>
       </w:r>
@@ -3256,11 +3444,11 @@
     <w:p>
       <w:pPr>
         <w:tabs>
-          <w:tab w:val="start" w:pos="680"/>
+          <w:tab w:val="left" w:pos="680"/>
         </w:tabs>
         <w:bidi/>
         <w:spacing w:after="100" w:before="0" w:line="300"/>
-        <w:ind w:start="680" w:hanging="680"/>
+        <w:ind w:left="680" w:hanging="680"/>
         <w:jc w:val="both"/>
       </w:pPr>
       <w:r>
@@ -3270,6 +3458,7 @@
           <w:sz w:val="19"/>
           <w:szCs w:val="19"/>
           <w:rtl/>
+          <w:lang w:val="he-IL" w:bidi="he-IL"/>
         </w:rPr>
         <w:t xml:space="preserve">10.7</w:t>
       </w:r>
@@ -3279,6 +3468,7 @@
           <w:sz w:val="21"/>
           <w:szCs w:val="21"/>
           <w:rtl/>
+          <w:lang w:val="he-IL" w:bidi="he-IL"/>
         </w:rPr>
         <w:t xml:space="preserve">	</w:t>
       </w:r>
@@ -3288,6 +3478,7 @@
           <w:sz w:val="21"/>
           <w:szCs w:val="21"/>
           <w:rtl/>
+          <w:lang w:val="he-IL" w:bidi="he-IL"/>
         </w:rPr>
         <w:t xml:space="preserve">הוראות שמטבען נמשכות גם אחרי הסיום (תשלום, סודיות, אחריות, פרטיות ומחיקת מידע) ממשיכות לחול.</w:t>
       </w:r>
@@ -3297,7 +3488,6 @@
         <w:keepNext/>
         <w:bidi/>
         <w:spacing w:after="80" w:before="220" w:line="300"/>
-        <w:jc w:val="start"/>
       </w:pPr>
       <w:r>
         <w:rPr>
@@ -3308,6 +3498,7 @@
           <w:sz w:val="24"/>
           <w:szCs w:val="24"/>
           <w:rtl/>
+          <w:lang w:val="he-IL" w:bidi="he-IL"/>
         </w:rPr>
         <w:t xml:space="preserve">11.  </w:t>
       </w:r>
@@ -3320,6 +3511,7 @@
           <w:sz w:val="24"/>
           <w:szCs w:val="24"/>
           <w:rtl/>
+          <w:lang w:val="he-IL" w:bidi="he-IL"/>
         </w:rPr>
         <w:t xml:space="preserve">שינויים בהסכם</w:t>
       </w:r>
@@ -3327,11 +3519,11 @@
     <w:p>
       <w:pPr>
         <w:tabs>
-          <w:tab w:val="start" w:pos="680"/>
+          <w:tab w:val="left" w:pos="680"/>
         </w:tabs>
         <w:bidi/>
         <w:spacing w:after="100" w:before="0" w:line="300"/>
-        <w:ind w:start="680" w:hanging="680"/>
+        <w:ind w:left="680" w:hanging="680"/>
         <w:jc w:val="both"/>
       </w:pPr>
       <w:r>
@@ -3341,6 +3533,7 @@
           <w:sz w:val="19"/>
           <w:szCs w:val="19"/>
           <w:rtl/>
+          <w:lang w:val="he-IL" w:bidi="he-IL"/>
         </w:rPr>
         <w:t xml:space="preserve">11.1</w:t>
       </w:r>
@@ -3350,6 +3543,7 @@
           <w:sz w:val="21"/>
           <w:szCs w:val="21"/>
           <w:rtl/>
+          <w:lang w:val="he-IL" w:bidi="he-IL"/>
         </w:rPr>
         <w:t xml:space="preserve">	</w:t>
       </w:r>
@@ -3359,6 +3553,7 @@
           <w:sz w:val="21"/>
           <w:szCs w:val="21"/>
           <w:rtl/>
+          <w:lang w:val="he-IL" w:bidi="he-IL"/>
         </w:rPr>
         <w:t xml:space="preserve">PALAMI רשאית לעדכן את ההסכם. שינוי מהותי יישלח באימייל 30 יום לפני שיחול, עם הסבר קצר על מה השתנה. אם העסק לא מסכים, הוא רשאי לסיים את ההסכם לפני מועד השינוי, לפי סעיף 10.5.</w:t>
       </w:r>
@@ -3366,11 +3561,11 @@
     <w:p>
       <w:pPr>
         <w:tabs>
-          <w:tab w:val="start" w:pos="680"/>
+          <w:tab w:val="left" w:pos="680"/>
         </w:tabs>
         <w:bidi/>
         <w:spacing w:after="100" w:before="0" w:line="300"/>
-        <w:ind w:start="680" w:hanging="680"/>
+        <w:ind w:left="680" w:hanging="680"/>
         <w:jc w:val="both"/>
       </w:pPr>
       <w:r>
@@ -3380,6 +3575,7 @@
           <w:sz w:val="19"/>
           <w:szCs w:val="19"/>
           <w:rtl/>
+          <w:lang w:val="he-IL" w:bidi="he-IL"/>
         </w:rPr>
         <w:t xml:space="preserve">11.2</w:t>
       </w:r>
@@ -3389,6 +3585,7 @@
           <w:sz w:val="21"/>
           <w:szCs w:val="21"/>
           <w:rtl/>
+          <w:lang w:val="he-IL" w:bidi="he-IL"/>
         </w:rPr>
         <w:t xml:space="preserve">	</w:t>
       </w:r>
@@ -3398,6 +3595,7 @@
           <w:sz w:val="21"/>
           <w:szCs w:val="21"/>
           <w:rtl/>
+          <w:lang w:val="he-IL" w:bidi="he-IL"/>
         </w:rPr>
         <w:t xml:space="preserve">שינוי שמצמצם את ההגנה על מידע הלקוחות בנספח ב׳ ייעשה רק בהסכמה בכתב. שינוי שנדרש לפי דין יכול לחול מוקדם יותר.</w:t>
       </w:r>
@@ -3407,7 +3605,6 @@
         <w:keepNext/>
         <w:bidi/>
         <w:spacing w:after="80" w:before="220" w:line="300"/>
-        <w:jc w:val="start"/>
       </w:pPr>
       <w:r>
         <w:rPr>
@@ -3418,6 +3615,7 @@
           <w:sz w:val="24"/>
           <w:szCs w:val="24"/>
           <w:rtl/>
+          <w:lang w:val="he-IL" w:bidi="he-IL"/>
         </w:rPr>
         <w:t xml:space="preserve">12.  </w:t>
       </w:r>
@@ -3430,6 +3628,7 @@
           <w:sz w:val="24"/>
           <w:szCs w:val="24"/>
           <w:rtl/>
+          <w:lang w:val="he-IL" w:bidi="he-IL"/>
         </w:rPr>
         <w:t xml:space="preserve">כללי</w:t>
       </w:r>
@@ -3437,11 +3636,11 @@
     <w:p>
       <w:pPr>
         <w:tabs>
-          <w:tab w:val="start" w:pos="680"/>
+          <w:tab w:val="left" w:pos="680"/>
         </w:tabs>
         <w:bidi/>
         <w:spacing w:after="100" w:before="0" w:line="300"/>
-        <w:ind w:start="680" w:hanging="680"/>
+        <w:ind w:left="680" w:hanging="680"/>
         <w:jc w:val="both"/>
       </w:pPr>
       <w:r>
@@ -3451,6 +3650,7 @@
           <w:sz w:val="19"/>
           <w:szCs w:val="19"/>
           <w:rtl/>
+          <w:lang w:val="he-IL" w:bidi="he-IL"/>
         </w:rPr>
         <w:t xml:space="preserve">12.1</w:t>
       </w:r>
@@ -3460,6 +3660,7 @@
           <w:sz w:val="21"/>
           <w:szCs w:val="21"/>
           <w:rtl/>
+          <w:lang w:val="he-IL" w:bidi="he-IL"/>
         </w:rPr>
         <w:t xml:space="preserve">	</w:t>
       </w:r>
@@ -3469,6 +3670,7 @@
           <w:sz w:val="21"/>
           <w:szCs w:val="21"/>
           <w:rtl/>
+          <w:lang w:val="he-IL" w:bidi="he-IL"/>
         </w:rPr>
         <w:t xml:space="preserve">על ההסכם יחול הדין הישראלי. סמכות השיפוט הבלעדית נתונה לבתי המשפט המוסמכים בתל אביב–יפו.</w:t>
       </w:r>
@@ -3476,11 +3678,11 @@
     <w:p>
       <w:pPr>
         <w:tabs>
-          <w:tab w:val="start" w:pos="680"/>
+          <w:tab w:val="left" w:pos="680"/>
         </w:tabs>
         <w:bidi/>
         <w:spacing w:after="100" w:before="0" w:line="300"/>
-        <w:ind w:start="680" w:hanging="680"/>
+        <w:ind w:left="680" w:hanging="680"/>
         <w:jc w:val="both"/>
       </w:pPr>
       <w:r>
@@ -3490,6 +3692,7 @@
           <w:sz w:val="19"/>
           <w:szCs w:val="19"/>
           <w:rtl/>
+          <w:lang w:val="he-IL" w:bidi="he-IL"/>
         </w:rPr>
         <w:t xml:space="preserve">12.2</w:t>
       </w:r>
@@ -3499,6 +3702,7 @@
           <w:sz w:val="21"/>
           <w:szCs w:val="21"/>
           <w:rtl/>
+          <w:lang w:val="he-IL" w:bidi="he-IL"/>
         </w:rPr>
         <w:t xml:space="preserve">	</w:t>
       </w:r>
@@ -3508,6 +3712,7 @@
           <w:sz w:val="21"/>
           <w:szCs w:val="21"/>
           <w:rtl/>
+          <w:lang w:val="he-IL" w:bidi="he-IL"/>
         </w:rPr>
         <w:t xml:space="preserve">הודעות יישלחו באימייל לכתובות שבראש ההסכם (או לכתובת אחרת שצד הודיע עליה), ויראו אותן כמתקבלות ביום העסקים שאחרי השליחה.</w:t>
       </w:r>
@@ -3515,11 +3720,11 @@
     <w:p>
       <w:pPr>
         <w:tabs>
-          <w:tab w:val="start" w:pos="680"/>
+          <w:tab w:val="left" w:pos="680"/>
         </w:tabs>
         <w:bidi/>
         <w:spacing w:after="100" w:before="0" w:line="300"/>
-        <w:ind w:start="680" w:hanging="680"/>
+        <w:ind w:left="680" w:hanging="680"/>
         <w:jc w:val="both"/>
       </w:pPr>
       <w:r>
@@ -3529,6 +3734,7 @@
           <w:sz w:val="19"/>
           <w:szCs w:val="19"/>
           <w:rtl/>
+          <w:lang w:val="he-IL" w:bidi="he-IL"/>
         </w:rPr>
         <w:t xml:space="preserve">12.3</w:t>
       </w:r>
@@ -3538,6 +3744,7 @@
           <w:sz w:val="21"/>
           <w:szCs w:val="21"/>
           <w:rtl/>
+          <w:lang w:val="he-IL" w:bidi="he-IL"/>
         </w:rPr>
         <w:t xml:space="preserve">	</w:t>
       </w:r>
@@ -3547,6 +3754,7 @@
           <w:sz w:val="21"/>
           <w:szCs w:val="21"/>
           <w:rtl/>
+          <w:lang w:val="he-IL" w:bidi="he-IL"/>
         </w:rPr>
         <w:t xml:space="preserve">אפשר לחתום על ההסכם בחתימה אלקטרונית או בחתימה ידנית סרוקה. עותק סרוק או חתום אלקטרונית דינו כמקור.</w:t>
       </w:r>
@@ -3554,11 +3762,11 @@
     <w:p>
       <w:pPr>
         <w:tabs>
-          <w:tab w:val="start" w:pos="680"/>
+          <w:tab w:val="left" w:pos="680"/>
         </w:tabs>
         <w:bidi/>
         <w:spacing w:after="100" w:before="0" w:line="300"/>
-        <w:ind w:start="680" w:hanging="680"/>
+        <w:ind w:left="680" w:hanging="680"/>
         <w:jc w:val="both"/>
       </w:pPr>
       <w:r>
@@ -3568,6 +3776,7 @@
           <w:sz w:val="19"/>
           <w:szCs w:val="19"/>
           <w:rtl/>
+          <w:lang w:val="he-IL" w:bidi="he-IL"/>
         </w:rPr>
         <w:t xml:space="preserve">12.4</w:t>
       </w:r>
@@ -3577,6 +3786,7 @@
           <w:sz w:val="21"/>
           <w:szCs w:val="21"/>
           <w:rtl/>
+          <w:lang w:val="he-IL" w:bidi="he-IL"/>
         </w:rPr>
         <w:t xml:space="preserve">	</w:t>
       </w:r>
@@ -3586,6 +3796,7 @@
           <w:sz w:val="21"/>
           <w:szCs w:val="21"/>
           <w:rtl/>
+          <w:lang w:val="he-IL" w:bidi="he-IL"/>
         </w:rPr>
         <w:t xml:space="preserve">העסק לא יעביר את ההסכם לאחר בלי הסכמת PALAMI, שלא תסורב בלי סיבה סבירה. PALAMI רשאית להעביר את ההסכם לחברה שתירשם להפעלת PALAMI, או לגוף שירכוש את פעילותה, בהודעה מראש ובלבד שהתנאים לא ייפגעו.</w:t>
       </w:r>
@@ -3593,11 +3804,11 @@
     <w:p>
       <w:pPr>
         <w:tabs>
-          <w:tab w:val="start" w:pos="680"/>
+          <w:tab w:val="left" w:pos="680"/>
         </w:tabs>
         <w:bidi/>
         <w:spacing w:after="100" w:before="0" w:line="300"/>
-        <w:ind w:start="680" w:hanging="680"/>
+        <w:ind w:left="680" w:hanging="680"/>
         <w:jc w:val="both"/>
       </w:pPr>
       <w:r>
@@ -3607,6 +3818,7 @@
           <w:sz w:val="19"/>
           <w:szCs w:val="19"/>
           <w:rtl/>
+          <w:lang w:val="he-IL" w:bidi="he-IL"/>
         </w:rPr>
         <w:t xml:space="preserve">12.5</w:t>
       </w:r>
@@ -3616,6 +3828,7 @@
           <w:sz w:val="21"/>
           <w:szCs w:val="21"/>
           <w:rtl/>
+          <w:lang w:val="he-IL" w:bidi="he-IL"/>
         </w:rPr>
         <w:t xml:space="preserve">	</w:t>
       </w:r>
@@ -3625,6 +3838,7 @@
           <w:sz w:val="21"/>
           <w:szCs w:val="21"/>
           <w:rtl/>
+          <w:lang w:val="he-IL" w:bidi="he-IL"/>
         </w:rPr>
         <w:t xml:space="preserve">ההסכם ונספחיו הם כל ההסכמות בין הצדדים בעניין השירות. ויתור או ארכה במקרה אחד אינם ויתור לעתיד, ואם סעיף כלשהו לא יהיה תקף, שאר ההסכם ימשיך לחול.</w:t>
       </w:r>
@@ -3638,7 +3852,6 @@
       <w:pPr>
         <w:bidi/>
         <w:spacing w:after="20" w:before="0" w:line="300"/>
-        <w:jc w:val="start"/>
       </w:pPr>
       <w:r>
         <w:rPr>
@@ -3649,6 +3862,7 @@
           <w:sz w:val="19"/>
           <w:szCs w:val="19"/>
           <w:rtl/>
+          <w:lang w:val="he-IL" w:bidi="he-IL"/>
         </w:rPr>
         <w:t xml:space="preserve">נספח א׳</w:t>
       </w:r>
@@ -3660,7 +3874,6 @@
         </w:pBdr>
         <w:bidi/>
         <w:spacing w:after="200" w:before="0" w:line="300"/>
-        <w:jc w:val="start"/>
       </w:pPr>
       <w:r>
         <w:rPr>
@@ -3671,6 +3884,7 @@
           <w:sz w:val="32"/>
           <w:szCs w:val="32"/>
           <w:rtl/>
+          <w:lang w:val="he-IL" w:bidi="he-IL"/>
         </w:rPr>
         <w:t xml:space="preserve">מסלול, מחיר ותשלום</w:t>
       </w:r>
@@ -3679,14 +3893,14 @@
       <w:pPr>
         <w:bidi/>
         <w:spacing w:after="100" w:before="0" w:line="300"/>
-        <w:jc w:val="start"/>
-      </w:pPr>
-      <w:r>
-        <w:rPr>
-          <w:rFonts w:ascii="Arial" w:cs="Arial" w:hAnsi="Arial"/>
-          <w:sz w:val="21"/>
-          <w:szCs w:val="21"/>
-          <w:rtl/>
+      </w:pPr>
+      <w:r>
+        <w:rPr>
+          <w:rFonts w:ascii="Arial" w:cs="Arial" w:hAnsi="Arial"/>
+          <w:sz w:val="21"/>
+          <w:szCs w:val="21"/>
+          <w:rtl/>
+          <w:lang w:val="he-IL" w:bidi="he-IL"/>
         </w:rPr>
         <w:t xml:space="preserve">המסלול והמחירים נקבעים בהסכמה וממולאים לפני החתימה. מסמנים את מה שרלוונטי.</w:t>
       </w:r>
@@ -3696,7 +3910,6 @@
         <w:keepNext/>
         <w:bidi/>
         <w:spacing w:after="60" w:before="160" w:line="300"/>
-        <w:jc w:val="start"/>
       </w:pPr>
       <w:r>
         <w:rPr>
@@ -3707,6 +3920,7 @@
           <w:sz w:val="22"/>
           <w:szCs w:val="22"/>
           <w:rtl/>
+          <w:lang w:val="he-IL" w:bidi="he-IL"/>
         </w:rPr>
         <w:t xml:space="preserve">☐ מסלול בנק נסיעות (ברירת המחדל)</w:t>
       </w:r>
@@ -3715,14 +3929,14 @@
       <w:pPr>
         <w:bidi/>
         <w:spacing w:after="100" w:before="0" w:line="300"/>
-        <w:jc w:val="start"/>
-      </w:pPr>
-      <w:r>
-        <w:rPr>
-          <w:rFonts w:ascii="Arial" w:cs="Arial" w:hAnsi="Arial"/>
-          <w:sz w:val="21"/>
-          <w:szCs w:val="21"/>
-          <w:rtl/>
+      </w:pPr>
+      <w:r>
+        <w:rPr>
+          <w:rFonts w:ascii="Arial" w:cs="Arial" w:hAnsi="Arial"/>
+          <w:sz w:val="21"/>
+          <w:szCs w:val="21"/>
+          <w:rtl/>
+          <w:lang w:val="he-IL" w:bidi="he-IL"/>
         </w:rPr>
         <w:t xml:space="preserve">רוכשים מראש חבילת קרדיטים. קרדיט נצרך פעם אחת לנסיעה, בפרסום הראשון ללקוח.</w:t>
       </w:r>
@@ -3773,7 +3987,6 @@
             <w:pPr>
               <w:bidi/>
               <w:spacing w:after="0" w:before="0" w:line="276"/>
-              <w:jc w:val="start"/>
             </w:pPr>
             <w:r>
               <w:rPr>
@@ -3784,6 +3997,7 @@
                 <w:sz w:val="19"/>
                 <w:szCs w:val="19"/>
                 <w:rtl/>
+                <w:lang w:val="he-IL" w:bidi="he-IL"/>
               </w:rPr>
               <w:t xml:space="preserve">חבילה</w:t>
             </w:r>
@@ -3810,7 +4024,6 @@
             <w:pPr>
               <w:bidi/>
               <w:spacing w:after="0" w:before="0" w:line="276"/>
-              <w:jc w:val="start"/>
             </w:pPr>
             <w:r>
               <w:rPr>
@@ -3821,6 +4034,7 @@
                 <w:sz w:val="19"/>
                 <w:szCs w:val="19"/>
                 <w:rtl/>
+                <w:lang w:val="he-IL" w:bidi="he-IL"/>
               </w:rPr>
               <w:t xml:space="preserve">מספר קרדיטים</w:t>
             </w:r>
@@ -3847,7 +4061,6 @@
             <w:pPr>
               <w:bidi/>
               <w:spacing w:after="0" w:before="0" w:line="276"/>
-              <w:jc w:val="start"/>
             </w:pPr>
             <w:r>
               <w:rPr>
@@ -3858,6 +4071,7 @@
                 <w:sz w:val="19"/>
                 <w:szCs w:val="19"/>
                 <w:rtl/>
+                <w:lang w:val="he-IL" w:bidi="he-IL"/>
               </w:rPr>
               <w:t xml:space="preserve">מחיר לפני מע״מ</w:t>
             </w:r>
@@ -3884,7 +4098,6 @@
             <w:pPr>
               <w:bidi/>
               <w:spacing w:after="0" w:before="0" w:line="276"/>
-              <w:jc w:val="start"/>
             </w:pPr>
             <w:r>
               <w:rPr>
@@ -3895,6 +4108,7 @@
                 <w:sz w:val="19"/>
                 <w:szCs w:val="19"/>
                 <w:rtl/>
+                <w:lang w:val="he-IL" w:bidi="he-IL"/>
               </w:rPr>
               <w:t xml:space="preserve">תוקף מיום הרכישה</w:t>
             </w:r>
@@ -3926,7 +4140,6 @@
             <w:pPr>
               <w:bidi/>
               <w:spacing w:after="0" w:before="0" w:line="276"/>
-              <w:jc w:val="start"/>
             </w:pPr>
             <w:r>
               <w:rPr>
@@ -3935,6 +4148,7 @@
                 <w:sz w:val="20"/>
                 <w:szCs w:val="20"/>
                 <w:rtl/>
+                <w:lang w:val="he-IL" w:bidi="he-IL"/>
               </w:rPr>
               <w:t xml:space="preserve">________________</w:t>
             </w:r>
@@ -3960,7 +4174,6 @@
             <w:pPr>
               <w:bidi/>
               <w:spacing w:after="0" w:before="0" w:line="276"/>
-              <w:jc w:val="start"/>
             </w:pPr>
             <w:r>
               <w:rPr>
@@ -3969,6 +4182,7 @@
                 <w:sz w:val="20"/>
                 <w:szCs w:val="20"/>
                 <w:rtl/>
+                <w:lang w:val="he-IL" w:bidi="he-IL"/>
               </w:rPr>
               <w:t xml:space="preserve">________</w:t>
             </w:r>
@@ -3994,7 +4208,6 @@
             <w:pPr>
               <w:bidi/>
               <w:spacing w:after="0" w:before="0" w:line="276"/>
-              <w:jc w:val="start"/>
             </w:pPr>
             <w:r>
               <w:rPr>
@@ -4003,6 +4216,7 @@
                 <w:sz w:val="20"/>
                 <w:szCs w:val="20"/>
                 <w:rtl/>
+                <w:lang w:val="he-IL" w:bidi="he-IL"/>
               </w:rPr>
               <w:t xml:space="preserve">________ ₪</w:t>
             </w:r>
@@ -4028,7 +4242,6 @@
             <w:pPr>
               <w:bidi/>
               <w:spacing w:after="0" w:before="0" w:line="276"/>
-              <w:jc w:val="start"/>
             </w:pPr>
             <w:r>
               <w:rPr>
@@ -4037,6 +4250,7 @@
                 <w:sz w:val="20"/>
                 <w:szCs w:val="20"/>
                 <w:rtl/>
+                <w:lang w:val="he-IL" w:bidi="he-IL"/>
               </w:rPr>
               <w:t xml:space="preserve">________ חודשים</w:t>
             </w:r>
@@ -4068,7 +4282,6 @@
             <w:pPr>
               <w:bidi/>
               <w:spacing w:after="0" w:before="0" w:line="276"/>
-              <w:jc w:val="start"/>
             </w:pPr>
             <w:r>
               <w:rPr>
@@ -4077,6 +4290,7 @@
                 <w:sz w:val="20"/>
                 <w:szCs w:val="20"/>
                 <w:rtl/>
+                <w:lang w:val="he-IL" w:bidi="he-IL"/>
               </w:rPr>
               <w:t xml:space="preserve">________________</w:t>
             </w:r>
@@ -4102,7 +4316,6 @@
             <w:pPr>
               <w:bidi/>
               <w:spacing w:after="0" w:before="0" w:line="276"/>
-              <w:jc w:val="start"/>
             </w:pPr>
             <w:r>
               <w:rPr>
@@ -4111,6 +4324,7 @@
                 <w:sz w:val="20"/>
                 <w:szCs w:val="20"/>
                 <w:rtl/>
+                <w:lang w:val="he-IL" w:bidi="he-IL"/>
               </w:rPr>
               <w:t xml:space="preserve">________</w:t>
             </w:r>
@@ -4136,7 +4350,6 @@
             <w:pPr>
               <w:bidi/>
               <w:spacing w:after="0" w:before="0" w:line="276"/>
-              <w:jc w:val="start"/>
             </w:pPr>
             <w:r>
               <w:rPr>
@@ -4145,6 +4358,7 @@
                 <w:sz w:val="20"/>
                 <w:szCs w:val="20"/>
                 <w:rtl/>
+                <w:lang w:val="he-IL" w:bidi="he-IL"/>
               </w:rPr>
               <w:t xml:space="preserve">________ ₪</w:t>
             </w:r>
@@ -4170,7 +4384,6 @@
             <w:pPr>
               <w:bidi/>
               <w:spacing w:after="0" w:before="0" w:line="276"/>
-              <w:jc w:val="start"/>
             </w:pPr>
             <w:r>
               <w:rPr>
@@ -4179,6 +4392,7 @@
                 <w:sz w:val="20"/>
                 <w:szCs w:val="20"/>
                 <w:rtl/>
+                <w:lang w:val="he-IL" w:bidi="he-IL"/>
               </w:rPr>
               <w:t xml:space="preserve">________ חודשים</w:t>
             </w:r>
@@ -4210,7 +4424,6 @@
             <w:pPr>
               <w:bidi/>
               <w:spacing w:after="0" w:before="0" w:line="276"/>
-              <w:jc w:val="start"/>
             </w:pPr>
             <w:r>
               <w:rPr>
@@ -4219,6 +4432,7 @@
                 <w:sz w:val="20"/>
                 <w:szCs w:val="20"/>
                 <w:rtl/>
+                <w:lang w:val="he-IL" w:bidi="he-IL"/>
               </w:rPr>
               <w:t xml:space="preserve">________________</w:t>
             </w:r>
@@ -4244,7 +4458,6 @@
             <w:pPr>
               <w:bidi/>
               <w:spacing w:after="0" w:before="0" w:line="276"/>
-              <w:jc w:val="start"/>
             </w:pPr>
             <w:r>
               <w:rPr>
@@ -4253,6 +4466,7 @@
                 <w:sz w:val="20"/>
                 <w:szCs w:val="20"/>
                 <w:rtl/>
+                <w:lang w:val="he-IL" w:bidi="he-IL"/>
               </w:rPr>
               <w:t xml:space="preserve">________</w:t>
             </w:r>
@@ -4278,7 +4492,6 @@
             <w:pPr>
               <w:bidi/>
               <w:spacing w:after="0" w:before="0" w:line="276"/>
-              <w:jc w:val="start"/>
             </w:pPr>
             <w:r>
               <w:rPr>
@@ -4287,6 +4500,7 @@
                 <w:sz w:val="20"/>
                 <w:szCs w:val="20"/>
                 <w:rtl/>
+                <w:lang w:val="he-IL" w:bidi="he-IL"/>
               </w:rPr>
               <w:t xml:space="preserve">________ ₪</w:t>
             </w:r>
@@ -4312,7 +4526,6 @@
             <w:pPr>
               <w:bidi/>
               <w:spacing w:after="0" w:before="0" w:line="276"/>
-              <w:jc w:val="start"/>
             </w:pPr>
             <w:r>
               <w:rPr>
@@ -4321,6 +4534,7 @@
                 <w:sz w:val="20"/>
                 <w:szCs w:val="20"/>
                 <w:rtl/>
+                <w:lang w:val="he-IL" w:bidi="he-IL"/>
               </w:rPr>
               <w:t xml:space="preserve">________ חודשים</w:t>
             </w:r>
@@ -4340,6 +4554,7 @@
           <w:sz w:val="21"/>
           <w:szCs w:val="21"/>
           <w:rtl/>
+          <w:lang w:val="he-IL" w:bidi="he-IL"/>
         </w:rPr>
         <w:t xml:space="preserve"/>
       </w:r>
@@ -4388,7 +4603,6 @@
             <w:pPr>
               <w:bidi/>
               <w:spacing w:after="0" w:before="0" w:line="276"/>
-              <w:jc w:val="start"/>
             </w:pPr>
             <w:r>
               <w:rPr>
@@ -4399,6 +4613,7 @@
                 <w:sz w:val="19"/>
                 <w:szCs w:val="19"/>
                 <w:rtl/>
+                <w:lang w:val="he-IL" w:bidi="he-IL"/>
               </w:rPr>
               <w:t xml:space="preserve">מספר הנוסעים בנסיעה</w:t>
             </w:r>
@@ -4425,7 +4640,6 @@
             <w:pPr>
               <w:bidi/>
               <w:spacing w:after="0" w:before="0" w:line="276"/>
-              <w:jc w:val="start"/>
             </w:pPr>
             <w:r>
               <w:rPr>
@@ -4436,6 +4650,7 @@
                 <w:sz w:val="19"/>
                 <w:szCs w:val="19"/>
                 <w:rtl/>
+                <w:lang w:val="he-IL" w:bidi="he-IL"/>
               </w:rPr>
               <w:t xml:space="preserve">קרדיטים לנסיעה</w:t>
             </w:r>
@@ -4467,7 +4682,6 @@
             <w:pPr>
               <w:bidi/>
               <w:spacing w:after="0" w:before="0" w:line="276"/>
-              <w:jc w:val="start"/>
             </w:pPr>
             <w:r>
               <w:rPr>
@@ -4477,6 +4691,7 @@
                 <w:sz w:val="20"/>
                 <w:szCs w:val="20"/>
                 <w:rtl/>
+                <w:lang w:val="he-IL" w:bidi="he-IL"/>
               </w:rPr>
               <w:t xml:space="preserve">עד 6 נוסעים</w:t>
             </w:r>
@@ -4502,7 +4717,6 @@
             <w:pPr>
               <w:bidi/>
               <w:spacing w:after="0" w:before="0" w:line="276"/>
-              <w:jc w:val="start"/>
             </w:pPr>
             <w:r>
               <w:rPr>
@@ -4511,6 +4725,7 @@
                 <w:sz w:val="20"/>
                 <w:szCs w:val="20"/>
                 <w:rtl/>
+                <w:lang w:val="he-IL" w:bidi="he-IL"/>
               </w:rPr>
               <w:t xml:space="preserve">1</w:t>
             </w:r>
@@ -4542,7 +4757,6 @@
             <w:pPr>
               <w:bidi/>
               <w:spacing w:after="0" w:before="0" w:line="276"/>
-              <w:jc w:val="start"/>
             </w:pPr>
             <w:r>
               <w:rPr>
@@ -4552,6 +4766,7 @@
                 <w:sz w:val="20"/>
                 <w:szCs w:val="20"/>
                 <w:rtl/>
+                <w:lang w:val="he-IL" w:bidi="he-IL"/>
               </w:rPr>
               <w:t xml:space="preserve">7 עד 20 נוסעים</w:t>
             </w:r>
@@ -4577,7 +4792,6 @@
             <w:pPr>
               <w:bidi/>
               <w:spacing w:after="0" w:before="0" w:line="276"/>
-              <w:jc w:val="start"/>
             </w:pPr>
             <w:r>
               <w:rPr>
@@ -4586,6 +4800,7 @@
                 <w:sz w:val="20"/>
                 <w:szCs w:val="20"/>
                 <w:rtl/>
+                <w:lang w:val="he-IL" w:bidi="he-IL"/>
               </w:rPr>
               <w:t xml:space="preserve">2</w:t>
             </w:r>
@@ -4617,7 +4832,6 @@
             <w:pPr>
               <w:bidi/>
               <w:spacing w:after="0" w:before="0" w:line="276"/>
-              <w:jc w:val="start"/>
             </w:pPr>
             <w:r>
               <w:rPr>
@@ -4627,6 +4841,7 @@
                 <w:sz w:val="20"/>
                 <w:szCs w:val="20"/>
                 <w:rtl/>
+                <w:lang w:val="he-IL" w:bidi="he-IL"/>
               </w:rPr>
               <w:t xml:space="preserve">יותר מ־20 נוסעים</w:t>
             </w:r>
@@ -4652,7 +4867,6 @@
             <w:pPr>
               <w:bidi/>
               <w:spacing w:after="0" w:before="0" w:line="276"/>
-              <w:jc w:val="start"/>
             </w:pPr>
             <w:r>
               <w:rPr>
@@ -4661,6 +4875,7 @@
                 <w:sz w:val="20"/>
                 <w:szCs w:val="20"/>
                 <w:rtl/>
+                <w:lang w:val="he-IL" w:bidi="he-IL"/>
               </w:rPr>
               <w:t xml:space="preserve">חבילת קבוצה, במחיר שמוסכם מראש</w:t>
             </w:r>
@@ -4680,6 +4895,7 @@
           <w:sz w:val="21"/>
           <w:szCs w:val="21"/>
           <w:rtl/>
+          <w:lang w:val="he-IL" w:bidi="he-IL"/>
         </w:rPr>
         <w:t xml:space="preserve"/>
       </w:r>
@@ -4688,14 +4904,14 @@
       <w:pPr>
         <w:bidi/>
         <w:spacing w:after="100" w:before="0" w:line="300"/>
-        <w:jc w:val="start"/>
-      </w:pPr>
-      <w:r>
-        <w:rPr>
-          <w:rFonts w:ascii="Arial" w:cs="Arial" w:hAnsi="Arial"/>
-          <w:sz w:val="21"/>
-          <w:szCs w:val="21"/>
-          <w:rtl/>
+      </w:pPr>
+      <w:r>
+        <w:rPr>
+          <w:rFonts w:ascii="Arial" w:cs="Arial" w:hAnsi="Arial"/>
+          <w:sz w:val="21"/>
+          <w:szCs w:val="21"/>
+          <w:rtl/>
+          <w:lang w:val="he-IL" w:bidi="he-IL"/>
         </w:rPr>
         <w:t xml:space="preserve">הקרדיטים שתוקפם קרוב נצרכים ראשונים. המערכת מתריעה כשהיתרה נמוכה, ו־30 יום לפני שקרדיטים פגים.</w:t>
       </w:r>
@@ -4705,7 +4921,6 @@
         <w:keepNext/>
         <w:bidi/>
         <w:spacing w:after="60" w:before="160" w:line="300"/>
-        <w:jc w:val="start"/>
       </w:pPr>
       <w:r>
         <w:rPr>
@@ -4716,6 +4931,7 @@
           <w:sz w:val="22"/>
           <w:szCs w:val="22"/>
           <w:rtl/>
+          <w:lang w:val="he-IL" w:bidi="he-IL"/>
         </w:rPr>
         <w:t xml:space="preserve">☐ דמי פלטפורמה</w:t>
       </w:r>
@@ -4724,14 +4940,14 @@
       <w:pPr>
         <w:bidi/>
         <w:spacing w:after="100" w:before="0" w:line="300"/>
-        <w:jc w:val="start"/>
-      </w:pPr>
-      <w:r>
-        <w:rPr>
-          <w:rFonts w:ascii="Arial" w:cs="Arial" w:hAnsi="Arial"/>
-          <w:sz w:val="21"/>
-          <w:szCs w:val="21"/>
-          <w:rtl/>
+      </w:pPr>
+      <w:r>
+        <w:rPr>
+          <w:rFonts w:ascii="Arial" w:cs="Arial" w:hAnsi="Arial"/>
+          <w:sz w:val="21"/>
+          <w:szCs w:val="21"/>
+          <w:rtl/>
+          <w:lang w:val="he-IL" w:bidi="he-IL"/>
         </w:rPr>
         <w:t xml:space="preserve">________ ₪ לחודש לפני מע״מ.</w:t>
       </w:r>
@@ -4741,7 +4957,6 @@
         <w:keepNext/>
         <w:bidi/>
         <w:spacing w:after="60" w:before="160" w:line="300"/>
-        <w:jc w:val="start"/>
       </w:pPr>
       <w:r>
         <w:rPr>
@@ -4752,6 +4967,7 @@
           <w:sz w:val="22"/>
           <w:szCs w:val="22"/>
           <w:rtl/>
+          <w:lang w:val="he-IL" w:bidi="he-IL"/>
         </w:rPr>
         <w:t xml:space="preserve">☐ תוספות לפי שימוש</w:t>
       </w:r>
@@ -4760,14 +4976,14 @@
       <w:pPr>
         <w:bidi/>
         <w:spacing w:after="100" w:before="0" w:line="300"/>
-        <w:jc w:val="start"/>
-      </w:pPr>
-      <w:r>
-        <w:rPr>
-          <w:rFonts w:ascii="Arial" w:cs="Arial" w:hAnsi="Arial"/>
-          <w:sz w:val="21"/>
-          <w:szCs w:val="21"/>
-          <w:rtl/>
+      </w:pPr>
+      <w:r>
+        <w:rPr>
+          <w:rFonts w:ascii="Arial" w:cs="Arial" w:hAnsi="Arial"/>
+          <w:sz w:val="21"/>
+          <w:szCs w:val="21"/>
+          <w:rtl/>
+          <w:lang w:val="he-IL" w:bidi="he-IL"/>
         </w:rPr>
         <w:t xml:space="preserve">הודעות SMS ו־WhatsApp לנוסעים: ________ ₪ להודעה, או ______________________________</w:t>
       </w:r>
@@ -4777,7 +4993,6 @@
         <w:keepNext/>
         <w:bidi/>
         <w:spacing w:after="60" w:before="160" w:line="300"/>
-        <w:jc w:val="start"/>
       </w:pPr>
       <w:r>
         <w:rPr>
@@ -4788,6 +5003,7 @@
           <w:sz w:val="22"/>
           <w:szCs w:val="22"/>
           <w:rtl/>
+          <w:lang w:val="he-IL" w:bidi="he-IL"/>
         </w:rPr>
         <w:t xml:space="preserve">☐ הטבת מצטרפים ראשונים</w:t>
       </w:r>
@@ -4796,14 +5012,14 @@
       <w:pPr>
         <w:bidi/>
         <w:spacing w:after="100" w:before="0" w:line="300"/>
-        <w:jc w:val="start"/>
-      </w:pPr>
-      <w:r>
-        <w:rPr>
-          <w:rFonts w:ascii="Arial" w:cs="Arial" w:hAnsi="Arial"/>
-          <w:sz w:val="21"/>
-          <w:szCs w:val="21"/>
-          <w:rtl/>
+      </w:pPr>
+      <w:r>
+        <w:rPr>
+          <w:rFonts w:ascii="Arial" w:cs="Arial" w:hAnsi="Arial"/>
+          <w:sz w:val="21"/>
+          <w:szCs w:val="21"/>
+          <w:rtl/>
+          <w:lang w:val="he-IL" w:bidi="he-IL"/>
         </w:rPr>
         <w:t xml:space="preserve">________ נסיעות ראשונות בלי חיוב. המחירים בנספח זה לא יעלו עד ________________. אחר: ______________________________</w:t>
       </w:r>
@@ -4813,7 +5029,6 @@
         <w:keepNext/>
         <w:bidi/>
         <w:spacing w:after="60" w:before="160" w:line="300"/>
-        <w:jc w:val="start"/>
       </w:pPr>
       <w:r>
         <w:rPr>
@@ -4824,6 +5039,7 @@
           <w:sz w:val="22"/>
           <w:szCs w:val="22"/>
           <w:rtl/>
+          <w:lang w:val="he-IL" w:bidi="he-IL"/>
         </w:rPr>
         <w:t xml:space="preserve">תשלום ותמיכה</w:t>
       </w:r>
@@ -4832,14 +5048,14 @@
       <w:pPr>
         <w:bidi/>
         <w:spacing w:after="100" w:before="0" w:line="300"/>
-        <w:jc w:val="start"/>
-      </w:pPr>
-      <w:r>
-        <w:rPr>
-          <w:rFonts w:ascii="Arial" w:cs="Arial" w:hAnsi="Arial"/>
-          <w:sz w:val="21"/>
-          <w:szCs w:val="21"/>
-          <w:rtl/>
+      </w:pPr>
+      <w:r>
+        <w:rPr>
+          <w:rFonts w:ascii="Arial" w:cs="Arial" w:hAnsi="Arial"/>
+          <w:sz w:val="21"/>
+          <w:szCs w:val="21"/>
+          <w:rtl/>
+          <w:lang w:val="he-IL" w:bidi="he-IL"/>
         </w:rPr>
         <w:t xml:space="preserve">☐ כרטיס אשראי ☐ העברה בנקאית · מועד התשלום: ________________</w:t>
       </w:r>
@@ -4848,14 +5064,14 @@
       <w:pPr>
         <w:bidi/>
         <w:spacing w:after="100" w:before="0" w:line="300"/>
-        <w:jc w:val="start"/>
-      </w:pPr>
-      <w:r>
-        <w:rPr>
-          <w:rFonts w:ascii="Arial" w:cs="Arial" w:hAnsi="Arial"/>
-          <w:sz w:val="21"/>
-          <w:szCs w:val="21"/>
-          <w:rtl/>
+      </w:pPr>
+      <w:r>
+        <w:rPr>
+          <w:rFonts w:ascii="Arial" w:cs="Arial" w:hAnsi="Arial"/>
+          <w:sz w:val="21"/>
+          <w:szCs w:val="21"/>
+          <w:rtl/>
+          <w:lang w:val="he-IL" w:bidi="he-IL"/>
         </w:rPr>
         <w:t xml:space="preserve">תמיכה: info@palami.io · 054-2245627 · ימים ושעות: ________________</w:t>
       </w:r>
@@ -4864,14 +5080,14 @@
       <w:pPr>
         <w:bidi/>
         <w:spacing w:after="100" w:before="0" w:line="300"/>
-        <w:jc w:val="start"/>
-      </w:pPr>
-      <w:r>
-        <w:rPr>
-          <w:rFonts w:ascii="Arial" w:cs="Arial" w:hAnsi="Arial"/>
-          <w:sz w:val="21"/>
-          <w:szCs w:val="21"/>
-          <w:rtl/>
+      </w:pPr>
+      <w:r>
+        <w:rPr>
+          <w:rFonts w:ascii="Arial" w:cs="Arial" w:hAnsi="Arial"/>
+          <w:sz w:val="21"/>
+          <w:szCs w:val="21"/>
+          <w:rtl/>
+          <w:lang w:val="he-IL" w:bidi="he-IL"/>
         </w:rPr>
         <w:t xml:space="preserve">איש או אשת קשר חלופיים לרציפות (סעיף 2.3): ______________________________</w:t>
       </w:r>
@@ -4885,7 +5101,6 @@
       <w:pPr>
         <w:bidi/>
         <w:spacing w:after="20" w:before="0" w:line="300"/>
-        <w:jc w:val="start"/>
       </w:pPr>
       <w:r>
         <w:rPr>
@@ -4896,6 +5111,7 @@
           <w:sz w:val="19"/>
           <w:szCs w:val="19"/>
           <w:rtl/>
+          <w:lang w:val="he-IL" w:bidi="he-IL"/>
         </w:rPr>
         <w:t xml:space="preserve">נספח ב׳</w:t>
       </w:r>
@@ -4907,7 +5123,6 @@
         </w:pBdr>
         <w:bidi/>
         <w:spacing w:after="200" w:before="0" w:line="300"/>
-        <w:jc w:val="start"/>
       </w:pPr>
       <w:r>
         <w:rPr>
@@ -4918,6 +5133,7 @@
           <w:sz w:val="32"/>
           <w:szCs w:val="32"/>
           <w:rtl/>
+          <w:lang w:val="he-IL" w:bidi="he-IL"/>
         </w:rPr>
         <w:t xml:space="preserve">עיבוד מידע ואבטחת מידע</w:t>
       </w:r>
@@ -4926,14 +5142,14 @@
       <w:pPr>
         <w:bidi/>
         <w:spacing w:after="100" w:before="0" w:line="300"/>
-        <w:jc w:val="start"/>
-      </w:pPr>
-      <w:r>
-        <w:rPr>
-          <w:rFonts w:ascii="Arial" w:cs="Arial" w:hAnsi="Arial"/>
-          <w:sz w:val="21"/>
-          <w:szCs w:val="21"/>
-          <w:rtl/>
+      </w:pPr>
+      <w:r>
+        <w:rPr>
+          <w:rFonts w:ascii="Arial" w:cs="Arial" w:hAnsi="Arial"/>
+          <w:sz w:val="21"/>
+          <w:szCs w:val="21"/>
+          <w:rtl/>
+          <w:lang w:val="he-IL" w:bidi="he-IL"/>
         </w:rPr>
         <w:t xml:space="preserve">נספח זה הוא הסכם ההתקשרות עם גורם חיצוני לפי תקנה 15 לתקנות הגנת הפרטיות (אבטחת מידע), התשע״ז–2017. העסק הוא בעל השליטה במאגר ("בעל המאגר" בלשון התקנות) ו־PALAMI היא המחזיק.</w:t>
       </w:r>
@@ -4982,7 +5198,6 @@
             <w:pPr>
               <w:bidi/>
               <w:spacing w:after="0" w:before="0" w:line="276"/>
-              <w:jc w:val="start"/>
             </w:pPr>
             <w:r>
               <w:rPr>
@@ -4993,6 +5208,7 @@
                 <w:sz w:val="19"/>
                 <w:szCs w:val="19"/>
                 <w:rtl/>
+                <w:lang w:val="he-IL" w:bidi="he-IL"/>
               </w:rPr>
               <w:t xml:space="preserve">נושא</w:t>
             </w:r>
@@ -5019,7 +5235,6 @@
             <w:pPr>
               <w:bidi/>
               <w:spacing w:after="0" w:before="0" w:line="276"/>
-              <w:jc w:val="start"/>
             </w:pPr>
             <w:r>
               <w:rPr>
@@ -5030,6 +5245,7 @@
                 <w:sz w:val="19"/>
                 <w:szCs w:val="19"/>
                 <w:rtl/>
+                <w:lang w:val="he-IL" w:bidi="he-IL"/>
               </w:rPr>
               <w:t xml:space="preserve">מה מוסכם</w:t>
             </w:r>
@@ -5061,7 +5277,6 @@
             <w:pPr>
               <w:bidi/>
               <w:spacing w:after="0" w:before="0" w:line="276"/>
-              <w:jc w:val="start"/>
             </w:pPr>
             <w:r>
               <w:rPr>
@@ -5071,6 +5286,7 @@
                 <w:sz w:val="20"/>
                 <w:szCs w:val="20"/>
                 <w:rtl/>
+                <w:lang w:val="he-IL" w:bidi="he-IL"/>
               </w:rPr>
               <w:t xml:space="preserve">המידע ומטרת העיבוד</w:t>
             </w:r>
@@ -5096,7 +5312,6 @@
             <w:pPr>
               <w:bidi/>
               <w:spacing w:after="0" w:before="0" w:line="276"/>
-              <w:jc w:val="start"/>
             </w:pPr>
             <w:r>
               <w:rPr>
@@ -5105,6 +5320,7 @@
                 <w:sz w:val="20"/>
                 <w:szCs w:val="20"/>
                 <w:rtl/>
+                <w:lang w:val="he-IL" w:bidi="he-IL"/>
               </w:rPr>
               <w:t xml:space="preserve">פרטי לקוחות ונוסעים (שם, נייד, אימייל, מספר נוסעים), פרטי הנסיעה (טיסות, לינה, רכב, ביטוח, סיורים ואירועים), מסמכי ההזמנה והשוברים שמועלים, הודעות בצ׳אט, הגדרות והסכמות של נוסעים, ופרטי המשתמשים מטעם העסק. המטרה היחידה: לתת את השירות לפי ההסכם. השירות לא נועד לשמירת צילומי דרכונים, ואין להעלות אותם.</w:t>
             </w:r>
@@ -5136,7 +5352,6 @@
             <w:pPr>
               <w:bidi/>
               <w:spacing w:after="0" w:before="0" w:line="276"/>
-              <w:jc w:val="start"/>
             </w:pPr>
             <w:r>
               <w:rPr>
@@ -5146,6 +5361,7 @@
                 <w:sz w:val="20"/>
                 <w:szCs w:val="20"/>
                 <w:rtl/>
+                <w:lang w:val="he-IL" w:bidi="he-IL"/>
               </w:rPr>
               <w:t xml:space="preserve">המערכות שאליהן יש גישה</w:t>
             </w:r>
@@ -5171,7 +5387,6 @@
             <w:pPr>
               <w:bidi/>
               <w:spacing w:after="0" w:before="0" w:line="276"/>
-              <w:jc w:val="start"/>
             </w:pPr>
             <w:r>
               <w:rPr>
@@ -5180,6 +5395,7 @@
                 <w:sz w:val="20"/>
                 <w:szCs w:val="20"/>
                 <w:rtl/>
+                <w:lang w:val="he-IL" w:bidi="he-IL"/>
               </w:rPr>
               <w:t xml:space="preserve">מערכת PALAMI בלבד: מערכת הסוכן, אפליקציית הנוסע ומערכת הניהול הפנימית, על תשתית הענן של ספקי המשנה בנספח ג׳.</w:t>
             </w:r>
@@ -5211,7 +5427,6 @@
             <w:pPr>
               <w:bidi/>
               <w:spacing w:after="0" w:before="0" w:line="276"/>
-              <w:jc w:val="start"/>
             </w:pPr>
             <w:r>
               <w:rPr>
@@ -5221,6 +5436,7 @@
                 <w:sz w:val="20"/>
                 <w:szCs w:val="20"/>
                 <w:rtl/>
+                <w:lang w:val="he-IL" w:bidi="he-IL"/>
               </w:rPr>
               <w:t xml:space="preserve">סוג העיבוד</w:t>
             </w:r>
@@ -5246,7 +5462,6 @@
             <w:pPr>
               <w:bidi/>
               <w:spacing w:after="0" w:before="0" w:line="276"/>
-              <w:jc w:val="start"/>
             </w:pPr>
             <w:r>
               <w:rPr>
@@ -5255,6 +5470,7 @@
                 <w:sz w:val="20"/>
                 <w:szCs w:val="20"/>
                 <w:rtl/>
+                <w:lang w:val="he-IL" w:bidi="he-IL"/>
               </w:rPr>
               <w:t xml:space="preserve">קליטה ואחסון של מסמכים, זיהוי וקריאה של פרטים בבינה מלאכותית, תיוק, הצגה לנוסעים, שליחת הודעות והתראות, גיבוי, תמיכה ומחיקה. PALAMI פועלת רק לפי ההסכם והוראות העסק. המסמכים והמידע לא משמשים לאימון מודלים.</w:t>
             </w:r>
@@ -5286,7 +5502,6 @@
             <w:pPr>
               <w:bidi/>
               <w:spacing w:after="0" w:before="0" w:line="276"/>
-              <w:jc w:val="start"/>
             </w:pPr>
             <w:r>
               <w:rPr>
@@ -5296,6 +5511,7 @@
                 <w:sz w:val="20"/>
                 <w:szCs w:val="20"/>
                 <w:rtl/>
+                <w:lang w:val="he-IL" w:bidi="he-IL"/>
               </w:rPr>
               <w:t xml:space="preserve">תקופה, החזרה ומחיקה</w:t>
             </w:r>
@@ -5321,7 +5537,6 @@
             <w:pPr>
               <w:bidi/>
               <w:spacing w:after="0" w:before="0" w:line="276"/>
-              <w:jc w:val="start"/>
             </w:pPr>
             <w:r>
               <w:rPr>
@@ -5330,6 +5545,7 @@
                 <w:sz w:val="20"/>
                 <w:szCs w:val="20"/>
                 <w:rtl/>
+                <w:lang w:val="he-IL" w:bidi="he-IL"/>
               </w:rPr>
               <w:t xml:space="preserve">לכל תקופת ההסכם. נסיעה נשמרת 12 חודשים אחרי החזרה כברירת מחדל (העסק בוחר 6 עד 24 חודשים), ואז נמחקת, כולל מהגיבויים תוך 30 יום. בסיום ההסכם המידע זמין לייצוא 30 יום ואז נמחק, ו־PALAMI תאשר את המחיקה בכתב לפי בקשה. נשמרים רק: היסטוריית גישה ופעולות 24 חודשים, רשומות חיוב 7 שנים ותיעוד הסכמה עד 7 שנים, כנדרש בדין.</w:t>
             </w:r>
@@ -5361,7 +5577,6 @@
             <w:pPr>
               <w:bidi/>
               <w:spacing w:after="0" w:before="0" w:line="276"/>
-              <w:jc w:val="start"/>
             </w:pPr>
             <w:r>
               <w:rPr>
@@ -5371,6 +5586,7 @@
                 <w:sz w:val="20"/>
                 <w:szCs w:val="20"/>
                 <w:rtl/>
+                <w:lang w:val="he-IL" w:bidi="he-IL"/>
               </w:rPr>
               <w:t xml:space="preserve">אמצעי אבטחה</w:t>
             </w:r>
@@ -5396,7 +5612,6 @@
             <w:pPr>
               <w:bidi/>
               <w:spacing w:after="0" w:before="0" w:line="276"/>
-              <w:jc w:val="start"/>
             </w:pPr>
             <w:r>
               <w:rPr>
@@ -5405,6 +5620,7 @@
                 <w:sz w:val="20"/>
                 <w:szCs w:val="20"/>
                 <w:rtl/>
+                <w:lang w:val="he-IL" w:bidi="he-IL"/>
               </w:rPr>
               <w:t xml:space="preserve">PALAMI מקיימת את חובות המחזיק בתקנות אבטחת מידע, ברמת אבטחה בינונית לפחות: נוהל אבטחה כתוב, הצפנה בהעברה ובאחסון, בקרת גישה לפי תפקיד, תיעוד גישה ופעולות, גיבויים ובדיקות תקופתיות. כניסה של צוות PALAMI לחשבון נעשית רק באישור, וכל צפייה במסמך רגיש נרשמת.</w:t>
             </w:r>
@@ -5436,7 +5652,6 @@
             <w:pPr>
               <w:bidi/>
               <w:spacing w:after="0" w:before="0" w:line="276"/>
-              <w:jc w:val="start"/>
             </w:pPr>
             <w:r>
               <w:rPr>
@@ -5446,6 +5661,7 @@
                 <w:sz w:val="20"/>
                 <w:szCs w:val="20"/>
                 <w:rtl/>
+                <w:lang w:val="he-IL" w:bidi="he-IL"/>
               </w:rPr>
               <w:t xml:space="preserve">התחייבות הצוות</w:t>
             </w:r>
@@ -5471,7 +5687,6 @@
             <w:pPr>
               <w:bidi/>
               <w:spacing w:after="0" w:before="0" w:line="276"/>
-              <w:jc w:val="start"/>
             </w:pPr>
             <w:r>
               <w:rPr>
@@ -5480,6 +5695,7 @@
                 <w:sz w:val="20"/>
                 <w:szCs w:val="20"/>
                 <w:rtl/>
+                <w:lang w:val="he-IL" w:bidi="he-IL"/>
               </w:rPr>
               <w:t xml:space="preserve">כל מי שמקבל גישה מטעם PALAMI חותם על התחייבות לשמור על סודיות המידע, להשתמש בו רק לפי ההסכם ולקיים את אמצעי האבטחה, ומקבל הדרכה מתאימה.</w:t>
             </w:r>
@@ -5511,7 +5727,6 @@
             <w:pPr>
               <w:bidi/>
               <w:spacing w:after="0" w:before="0" w:line="276"/>
-              <w:jc w:val="start"/>
             </w:pPr>
             <w:r>
               <w:rPr>
@@ -5521,6 +5736,7 @@
                 <w:sz w:val="20"/>
                 <w:szCs w:val="20"/>
                 <w:rtl/>
+                <w:lang w:val="he-IL" w:bidi="he-IL"/>
               </w:rPr>
               <w:t xml:space="preserve">ספקי משנה</w:t>
             </w:r>
@@ -5546,7 +5762,6 @@
             <w:pPr>
               <w:bidi/>
               <w:spacing w:after="0" w:before="0" w:line="276"/>
-              <w:jc w:val="start"/>
             </w:pPr>
             <w:r>
               <w:rPr>
@@ -5555,6 +5770,7 @@
                 <w:sz w:val="20"/>
                 <w:szCs w:val="20"/>
                 <w:rtl/>
+                <w:lang w:val="he-IL" w:bidi="he-IL"/>
               </w:rPr>
               <w:t xml:space="preserve">PALAMI נעזרת רק בספקי המשנה שבנספח ג׳, ומחייבת כל אחד מהם בהסכם בתנאים שבנספח זה. ספק חדש יימסר 30 יום מראש, והעסק רשאי להתנגד מסיבה סבירה או לסיים את ההסכם לפי סעיף 10.5.</w:t>
             </w:r>
@@ -5586,7 +5802,6 @@
             <w:pPr>
               <w:bidi/>
               <w:spacing w:after="0" w:before="0" w:line="276"/>
-              <w:jc w:val="start"/>
             </w:pPr>
             <w:r>
               <w:rPr>
@@ -5596,6 +5811,7 @@
                 <w:sz w:val="20"/>
                 <w:szCs w:val="20"/>
                 <w:rtl/>
+                <w:lang w:val="he-IL" w:bidi="he-IL"/>
               </w:rPr>
               <w:t xml:space="preserve">העברה לחו״ל</w:t>
             </w:r>
@@ -5621,7 +5837,6 @@
             <w:pPr>
               <w:bidi/>
               <w:spacing w:after="0" w:before="0" w:line="276"/>
-              <w:jc w:val="start"/>
             </w:pPr>
             <w:r>
               <w:rPr>
@@ -5630,6 +5845,7 @@
                 <w:sz w:val="20"/>
                 <w:szCs w:val="20"/>
                 <w:rtl/>
+                <w:lang w:val="he-IL" w:bidi="he-IL"/>
               </w:rPr>
               <w:t xml:space="preserve">מידע מועבר מחוץ לישראל רק לפי תקנות הגנת הפרטיות (העברת מידע אל מאגרי מידע שמחוץ לגבולות המדינה), התשס״א–2001, עם התחייבות בכתב של הספק לשמור על המידע ולא להעבירו לאחרים.</w:t>
             </w:r>
@@ -5661,7 +5877,6 @@
             <w:pPr>
               <w:bidi/>
               <w:spacing w:after="0" w:before="0" w:line="276"/>
-              <w:jc w:val="start"/>
             </w:pPr>
             <w:r>
               <w:rPr>
@@ -5671,6 +5886,7 @@
                 <w:sz w:val="20"/>
                 <w:szCs w:val="20"/>
                 <w:rtl/>
+                <w:lang w:val="he-IL" w:bidi="he-IL"/>
               </w:rPr>
               <w:t xml:space="preserve">אירוע אבטחה</w:t>
             </w:r>
@@ -5696,7 +5912,6 @@
             <w:pPr>
               <w:bidi/>
               <w:spacing w:after="0" w:before="0" w:line="276"/>
-              <w:jc w:val="start"/>
             </w:pPr>
             <w:r>
               <w:rPr>
@@ -5705,6 +5920,7 @@
                 <w:sz w:val="20"/>
                 <w:szCs w:val="20"/>
                 <w:rtl/>
+                <w:lang w:val="he-IL" w:bidi="he-IL"/>
               </w:rPr>
               <w:t xml:space="preserve">PALAMI תודיע להעסק בלי דיחוי על כל אירוע אבטחה שנוגע למידע הלקוחות, תמסור את הפרטים הידועים, תפעל לצמצם את הנזק, ותסייע בדיווח לרשות להגנת הפרטיות ולנוסעים כשהוא נדרש.</w:t>
             </w:r>
@@ -5736,7 +5952,6 @@
             <w:pPr>
               <w:bidi/>
               <w:spacing w:after="0" w:before="0" w:line="276"/>
-              <w:jc w:val="start"/>
             </w:pPr>
             <w:r>
               <w:rPr>
@@ -5746,6 +5961,7 @@
                 <w:sz w:val="20"/>
                 <w:szCs w:val="20"/>
                 <w:rtl/>
+                <w:lang w:val="he-IL" w:bidi="he-IL"/>
               </w:rPr>
               <w:t xml:space="preserve">בקשות של נוסעים</w:t>
             </w:r>
@@ -5771,7 +5987,6 @@
             <w:pPr>
               <w:bidi/>
               <w:spacing w:after="0" w:before="0" w:line="276"/>
-              <w:jc w:val="start"/>
             </w:pPr>
             <w:r>
               <w:rPr>
@@ -5780,6 +5995,7 @@
                 <w:sz w:val="20"/>
                 <w:szCs w:val="20"/>
                 <w:rtl/>
+                <w:lang w:val="he-IL" w:bidi="he-IL"/>
               </w:rPr>
               <w:t xml:space="preserve">בקשה לעיין במידע, לתקן אותו או למחוק אותו מופנית להעסק, שמבצע אותה במערכת. PALAMI תסייע לפי הצורך.</w:t>
             </w:r>
@@ -5811,7 +6027,6 @@
             <w:pPr>
               <w:bidi/>
               <w:spacing w:after="0" w:before="0" w:line="276"/>
-              <w:jc w:val="start"/>
             </w:pPr>
             <w:r>
               <w:rPr>
@@ -5821,6 +6036,7 @@
                 <w:sz w:val="20"/>
                 <w:szCs w:val="20"/>
                 <w:rtl/>
+                <w:lang w:val="he-IL" w:bidi="he-IL"/>
               </w:rPr>
               <w:t xml:space="preserve">דיווח ופיקוח</w:t>
             </w:r>
@@ -5846,7 +6062,6 @@
             <w:pPr>
               <w:bidi/>
               <w:spacing w:after="0" w:before="0" w:line="276"/>
-              <w:jc w:val="start"/>
             </w:pPr>
             <w:r>
               <w:rPr>
@@ -5855,6 +6070,7 @@
                 <w:sz w:val="20"/>
                 <w:szCs w:val="20"/>
                 <w:rtl/>
+                <w:lang w:val="he-IL" w:bidi="he-IL"/>
               </w:rPr>
               <w:t xml:space="preserve">פעם בשנה, ובנוסף לפי בקשה סבירה, PALAMI תמסור להעסק דיווח בכתב על האופן שבו היא מקיימת את חובותיה לפי התקנות ונספח זה, ותענה על שאלון ספקים מקובל, כדי לאפשר פיקוח.</w:t>
             </w:r>
@@ -5874,6 +6090,7 @@
           <w:sz w:val="21"/>
           <w:szCs w:val="21"/>
           <w:rtl/>
+          <w:lang w:val="he-IL" w:bidi="he-IL"/>
         </w:rPr>
         <w:t xml:space="preserve"/>
       </w:r>
@@ -5887,7 +6104,6 @@
       <w:pPr>
         <w:bidi/>
         <w:spacing w:after="20" w:before="0" w:line="300"/>
-        <w:jc w:val="start"/>
       </w:pPr>
       <w:r>
         <w:rPr>
@@ -5898,6 +6114,7 @@
           <w:sz w:val="19"/>
           <w:szCs w:val="19"/>
           <w:rtl/>
+          <w:lang w:val="he-IL" w:bidi="he-IL"/>
         </w:rPr>
         <w:t xml:space="preserve">נספח ג׳</w:t>
       </w:r>
@@ -5909,7 +6126,6 @@
         </w:pBdr>
         <w:bidi/>
         <w:spacing w:after="200" w:before="0" w:line="300"/>
-        <w:jc w:val="start"/>
       </w:pPr>
       <w:r>
         <w:rPr>
@@ -5920,6 +6136,7 @@
           <w:sz w:val="32"/>
           <w:szCs w:val="32"/>
           <w:rtl/>
+          <w:lang w:val="he-IL" w:bidi="he-IL"/>
         </w:rPr>
         <w:t xml:space="preserve">ספקי משנה</w:t>
       </w:r>
@@ -5928,14 +6145,14 @@
       <w:pPr>
         <w:bidi/>
         <w:spacing w:after="100" w:before="0" w:line="300"/>
-        <w:jc w:val="start"/>
-      </w:pPr>
-      <w:r>
-        <w:rPr>
-          <w:rFonts w:ascii="Arial" w:cs="Arial" w:hAnsi="Arial"/>
-          <w:sz w:val="21"/>
-          <w:szCs w:val="21"/>
-          <w:rtl/>
+      </w:pPr>
+      <w:r>
+        <w:rPr>
+          <w:rFonts w:ascii="Arial" w:cs="Arial" w:hAnsi="Arial"/>
+          <w:sz w:val="21"/>
+          <w:szCs w:val="21"/>
+          <w:rtl/>
+          <w:lang w:val="he-IL" w:bidi="he-IL"/>
         </w:rPr>
         <w:t xml:space="preserve">הספקים שמעבדים מידע לקוחות בשביל PALAMI. הרשימה מתעדכנת לפי סעיף "ספקי משנה" בנספח ב׳.</w:t>
       </w:r>
@@ -5985,7 +6202,6 @@
             <w:pPr>
               <w:bidi/>
               <w:spacing w:after="0" w:before="0" w:line="276"/>
-              <w:jc w:val="start"/>
             </w:pPr>
             <w:r>
               <w:rPr>
@@ -5996,6 +6212,7 @@
                 <w:sz w:val="19"/>
                 <w:szCs w:val="19"/>
                 <w:rtl/>
+                <w:lang w:val="he-IL" w:bidi="he-IL"/>
               </w:rPr>
               <w:t xml:space="preserve">תפקיד</w:t>
             </w:r>
@@ -6022,7 +6239,6 @@
             <w:pPr>
               <w:bidi/>
               <w:spacing w:after="0" w:before="0" w:line="276"/>
-              <w:jc w:val="start"/>
             </w:pPr>
             <w:r>
               <w:rPr>
@@ -6033,6 +6249,7 @@
                 <w:sz w:val="19"/>
                 <w:szCs w:val="19"/>
                 <w:rtl/>
+                <w:lang w:val="he-IL" w:bidi="he-IL"/>
               </w:rPr>
               <w:t xml:space="preserve">ספק</w:t>
             </w:r>
@@ -6059,7 +6276,6 @@
             <w:pPr>
               <w:bidi/>
               <w:spacing w:after="0" w:before="0" w:line="276"/>
-              <w:jc w:val="start"/>
             </w:pPr>
             <w:r>
               <w:rPr>
@@ -6070,6 +6286,7 @@
                 <w:sz w:val="19"/>
                 <w:szCs w:val="19"/>
                 <w:rtl/>
+                <w:lang w:val="he-IL" w:bidi="he-IL"/>
               </w:rPr>
               <w:t xml:space="preserve">מיקום העיבוד</w:t>
             </w:r>
@@ -6101,7 +6318,6 @@
             <w:pPr>
               <w:bidi/>
               <w:spacing w:after="0" w:before="0" w:line="276"/>
-              <w:jc w:val="start"/>
             </w:pPr>
             <w:r>
               <w:rPr>
@@ -6110,6 +6326,7 @@
                 <w:sz w:val="20"/>
                 <w:szCs w:val="20"/>
                 <w:rtl/>
+                <w:lang w:val="he-IL" w:bidi="he-IL"/>
               </w:rPr>
               <w:t xml:space="preserve">אחסון ותשתית ענן, גיבויים</w:t>
             </w:r>
@@ -6135,7 +6352,6 @@
             <w:pPr>
               <w:bidi/>
               <w:spacing w:after="0" w:before="0" w:line="276"/>
-              <w:jc w:val="start"/>
             </w:pPr>
             <w:r>
               <w:rPr>
@@ -6144,6 +6360,7 @@
                 <w:sz w:val="20"/>
                 <w:szCs w:val="20"/>
                 <w:rtl/>
+                <w:lang w:val="he-IL" w:bidi="he-IL"/>
               </w:rPr>
               <w:t xml:space="preserve">________________</w:t>
             </w:r>
@@ -6169,7 +6386,6 @@
             <w:pPr>
               <w:bidi/>
               <w:spacing w:after="0" w:before="0" w:line="276"/>
-              <w:jc w:val="start"/>
             </w:pPr>
             <w:r>
               <w:rPr>
@@ -6178,6 +6394,7 @@
                 <w:sz w:val="20"/>
                 <w:szCs w:val="20"/>
                 <w:rtl/>
+                <w:lang w:val="he-IL" w:bidi="he-IL"/>
               </w:rPr>
               <w:t xml:space="preserve">________________</w:t>
             </w:r>
@@ -6209,7 +6426,6 @@
             <w:pPr>
               <w:bidi/>
               <w:spacing w:after="0" w:before="0" w:line="276"/>
-              <w:jc w:val="start"/>
             </w:pPr>
             <w:r>
               <w:rPr>
@@ -6218,6 +6434,7 @@
                 <w:sz w:val="20"/>
                 <w:szCs w:val="20"/>
                 <w:rtl/>
+                <w:lang w:val="he-IL" w:bidi="he-IL"/>
               </w:rPr>
               <w:t xml:space="preserve">בינה מלאכותית לקריאת מסמכים</w:t>
             </w:r>
@@ -6243,7 +6460,6 @@
             <w:pPr>
               <w:bidi/>
               <w:spacing w:after="0" w:before="0" w:line="276"/>
-              <w:jc w:val="start"/>
             </w:pPr>
             <w:r>
               <w:rPr>
@@ -6252,6 +6468,7 @@
                 <w:sz w:val="20"/>
                 <w:szCs w:val="20"/>
                 <w:rtl/>
+                <w:lang w:val="he-IL" w:bidi="he-IL"/>
               </w:rPr>
               <w:t xml:space="preserve">________________</w:t>
             </w:r>
@@ -6277,7 +6494,6 @@
             <w:pPr>
               <w:bidi/>
               <w:spacing w:after="0" w:before="0" w:line="276"/>
-              <w:jc w:val="start"/>
             </w:pPr>
             <w:r>
               <w:rPr>
@@ -6286,6 +6502,7 @@
                 <w:sz w:val="20"/>
                 <w:szCs w:val="20"/>
                 <w:rtl/>
+                <w:lang w:val="he-IL" w:bidi="he-IL"/>
               </w:rPr>
               <w:t xml:space="preserve">________________</w:t>
             </w:r>
@@ -6317,7 +6534,6 @@
             <w:pPr>
               <w:bidi/>
               <w:spacing w:after="0" w:before="0" w:line="276"/>
-              <w:jc w:val="start"/>
             </w:pPr>
             <w:r>
               <w:rPr>
@@ -6326,6 +6542,7 @@
                 <w:sz w:val="20"/>
                 <w:szCs w:val="20"/>
                 <w:rtl/>
+                <w:lang w:val="he-IL" w:bidi="he-IL"/>
               </w:rPr>
               <w:t xml:space="preserve">שליחת אימייל</w:t>
             </w:r>
@@ -6351,7 +6568,6 @@
             <w:pPr>
               <w:bidi/>
               <w:spacing w:after="0" w:before="0" w:line="276"/>
-              <w:jc w:val="start"/>
             </w:pPr>
             <w:r>
               <w:rPr>
@@ -6360,6 +6576,7 @@
                 <w:sz w:val="20"/>
                 <w:szCs w:val="20"/>
                 <w:rtl/>
+                <w:lang w:val="he-IL" w:bidi="he-IL"/>
               </w:rPr>
               <w:t xml:space="preserve">________________</w:t>
             </w:r>
@@ -6385,7 +6602,6 @@
             <w:pPr>
               <w:bidi/>
               <w:spacing w:after="0" w:before="0" w:line="276"/>
-              <w:jc w:val="start"/>
             </w:pPr>
             <w:r>
               <w:rPr>
@@ -6394,6 +6610,7 @@
                 <w:sz w:val="20"/>
                 <w:szCs w:val="20"/>
                 <w:rtl/>
+                <w:lang w:val="he-IL" w:bidi="he-IL"/>
               </w:rPr>
               <w:t xml:space="preserve">________________</w:t>
             </w:r>
@@ -6425,7 +6642,6 @@
             <w:pPr>
               <w:bidi/>
               <w:spacing w:after="0" w:before="0" w:line="276"/>
-              <w:jc w:val="start"/>
             </w:pPr>
             <w:r>
               <w:rPr>
@@ -6434,6 +6650,7 @@
                 <w:sz w:val="20"/>
                 <w:szCs w:val="20"/>
                 <w:rtl/>
+                <w:lang w:val="he-IL" w:bidi="he-IL"/>
               </w:rPr>
               <w:t xml:space="preserve">הודעות SMS ו־WhatsApp</w:t>
             </w:r>
@@ -6459,7 +6676,6 @@
             <w:pPr>
               <w:bidi/>
               <w:spacing w:after="0" w:before="0" w:line="276"/>
-              <w:jc w:val="start"/>
             </w:pPr>
             <w:r>
               <w:rPr>
@@ -6468,6 +6684,7 @@
                 <w:sz w:val="20"/>
                 <w:szCs w:val="20"/>
                 <w:rtl/>
+                <w:lang w:val="he-IL" w:bidi="he-IL"/>
               </w:rPr>
               <w:t xml:space="preserve">________________</w:t>
             </w:r>
@@ -6493,7 +6710,6 @@
             <w:pPr>
               <w:bidi/>
               <w:spacing w:after="0" w:before="0" w:line="276"/>
-              <w:jc w:val="start"/>
             </w:pPr>
             <w:r>
               <w:rPr>
@@ -6502,6 +6718,7 @@
                 <w:sz w:val="20"/>
                 <w:szCs w:val="20"/>
                 <w:rtl/>
+                <w:lang w:val="he-IL" w:bidi="he-IL"/>
               </w:rPr>
               <w:t xml:space="preserve">________________</w:t>
             </w:r>
@@ -6533,7 +6750,6 @@
             <w:pPr>
               <w:bidi/>
               <w:spacing w:after="0" w:before="0" w:line="276"/>
-              <w:jc w:val="start"/>
             </w:pPr>
             <w:r>
               <w:rPr>
@@ -6542,6 +6758,7 @@
                 <w:sz w:val="20"/>
                 <w:szCs w:val="20"/>
                 <w:rtl/>
+                <w:lang w:val="he-IL" w:bidi="he-IL"/>
               </w:rPr>
               <w:t xml:space="preserve">התראות בטלפון (Push)</w:t>
             </w:r>
@@ -6567,7 +6784,6 @@
             <w:pPr>
               <w:bidi/>
               <w:spacing w:after="0" w:before="0" w:line="276"/>
-              <w:jc w:val="start"/>
             </w:pPr>
             <w:r>
               <w:rPr>
@@ -6576,6 +6792,7 @@
                 <w:sz w:val="20"/>
                 <w:szCs w:val="20"/>
                 <w:rtl/>
+                <w:lang w:val="he-IL" w:bidi="he-IL"/>
               </w:rPr>
               <w:t xml:space="preserve">Apple, Google</w:t>
             </w:r>
@@ -6601,7 +6818,6 @@
             <w:pPr>
               <w:bidi/>
               <w:spacing w:after="0" w:before="0" w:line="276"/>
-              <w:jc w:val="start"/>
             </w:pPr>
             <w:r>
               <w:rPr>
@@ -6610,6 +6826,7 @@
                 <w:sz w:val="20"/>
                 <w:szCs w:val="20"/>
                 <w:rtl/>
+                <w:lang w:val="he-IL" w:bidi="he-IL"/>
               </w:rPr>
               <w:t xml:space="preserve">________________</w:t>
             </w:r>
@@ -6629,6 +6846,7 @@
           <w:sz w:val="21"/>
           <w:szCs w:val="21"/>
           <w:rtl/>
+          <w:lang w:val="he-IL" w:bidi="he-IL"/>
         </w:rPr>
         <w:t xml:space="preserve"/>
       </w:r>
@@ -6641,7 +6859,6 @@
         </w:pBdr>
         <w:bidi/>
         <w:spacing w:after="60" w:before="360" w:line="300"/>
-        <w:jc w:val="start"/>
       </w:pPr>
       <w:r>
         <w:rPr>
@@ -6652,6 +6869,7 @@
           <w:sz w:val="26"/>
           <w:szCs w:val="26"/>
           <w:rtl/>
+          <w:lang w:val="he-IL" w:bidi="he-IL"/>
         </w:rPr>
         <w:t xml:space="preserve">ולראיה באו הצדדים על החתום</w:t>
       </w:r>
@@ -6661,7 +6879,6 @@
         <w:keepNext/>
         <w:bidi/>
         <w:spacing w:after="160" w:before="0" w:line="300"/>
-        <w:jc w:val="start"/>
       </w:pPr>
       <w:r>
         <w:rPr>
@@ -6670,6 +6887,7 @@
           <w:sz w:val="19"/>
           <w:szCs w:val="19"/>
           <w:rtl/>
+          <w:lang w:val="he-IL" w:bidi="he-IL"/>
         </w:rPr>
         <w:t xml:space="preserve">החתימה נעשית פעם אחת ומכסה את ההסכם ואת כל הנספחים.</w:t>
       </w:r>
@@ -6716,7 +6934,6 @@
             <w:pPr>
               <w:bidi/>
               <w:spacing w:after="120" w:before="0" w:line="300"/>
-              <w:jc w:val="start"/>
             </w:pPr>
             <w:r>
               <w:rPr>
@@ -6727,6 +6944,7 @@
                 <w:sz w:val="19"/>
                 <w:szCs w:val="19"/>
                 <w:rtl/>
+                <w:lang w:val="he-IL" w:bidi="he-IL"/>
               </w:rPr>
               <w:t xml:space="preserve">PALAMI</w:t>
             </w:r>
@@ -6735,7 +6953,6 @@
             <w:pPr>
               <w:bidi/>
               <w:spacing w:after="160" w:before="0" w:line="300"/>
-              <w:jc w:val="start"/>
             </w:pPr>
             <w:r>
               <w:rPr>
@@ -6743,6 +6960,7 @@
                 <w:sz w:val="21"/>
                 <w:szCs w:val="21"/>
                 <w:rtl/>
+                <w:lang w:val="he-IL" w:bidi="he-IL"/>
               </w:rPr>
               <w:t xml:space="preserve">שם החותם/ת:  </w:t>
             </w:r>
@@ -6753,6 +6971,7 @@
                 <w:sz w:val="21"/>
                 <w:szCs w:val="21"/>
                 <w:rtl/>
+                <w:lang w:val="he-IL" w:bidi="he-IL"/>
               </w:rPr>
               <w:t xml:space="preserve">_______________________</w:t>
             </w:r>
@@ -6761,7 +6980,6 @@
             <w:pPr>
               <w:bidi/>
               <w:spacing w:after="160" w:before="0" w:line="300"/>
-              <w:jc w:val="start"/>
             </w:pPr>
             <w:r>
               <w:rPr>
@@ -6769,6 +6987,7 @@
                 <w:sz w:val="21"/>
                 <w:szCs w:val="21"/>
                 <w:rtl/>
+                <w:lang w:val="he-IL" w:bidi="he-IL"/>
               </w:rPr>
               <w:t xml:space="preserve">תפקיד:  </w:t>
             </w:r>
@@ -6779,6 +6998,7 @@
                 <w:sz w:val="21"/>
                 <w:szCs w:val="21"/>
                 <w:rtl/>
+                <w:lang w:val="he-IL" w:bidi="he-IL"/>
               </w:rPr>
               <w:t xml:space="preserve">_______________________</w:t>
             </w:r>
@@ -6787,7 +7007,6 @@
             <w:pPr>
               <w:bidi/>
               <w:spacing w:after="160" w:before="0" w:line="300"/>
-              <w:jc w:val="start"/>
             </w:pPr>
             <w:r>
               <w:rPr>
@@ -6795,6 +7014,7 @@
                 <w:sz w:val="21"/>
                 <w:szCs w:val="21"/>
                 <w:rtl/>
+                <w:lang w:val="he-IL" w:bidi="he-IL"/>
               </w:rPr>
               <w:t xml:space="preserve">תאריך:  </w:t>
             </w:r>
@@ -6805,6 +7025,7 @@
                 <w:sz w:val="21"/>
                 <w:szCs w:val="21"/>
                 <w:rtl/>
+                <w:lang w:val="he-IL" w:bidi="he-IL"/>
               </w:rPr>
               <w:t xml:space="preserve">_______________________</w:t>
             </w:r>
@@ -6821,6 +7042,7 @@
                 <w:sz w:val="21"/>
                 <w:szCs w:val="21"/>
                 <w:rtl/>
+                <w:lang w:val="he-IL" w:bidi="he-IL"/>
               </w:rPr>
               <w:t xml:space="preserve"/>
             </w:r>
@@ -6829,7 +7051,6 @@
             <w:pPr>
               <w:bidi/>
               <w:spacing w:after="20" w:before="0" w:line="300"/>
-              <w:jc w:val="start"/>
             </w:pPr>
             <w:r>
               <w:rPr>
@@ -6838,6 +7059,7 @@
                 <w:sz w:val="21"/>
                 <w:szCs w:val="21"/>
                 <w:rtl/>
+                <w:lang w:val="he-IL" w:bidi="he-IL"/>
               </w:rPr>
               <w:t xml:space="preserve">_______________________________</w:t>
             </w:r>
@@ -6846,7 +7068,6 @@
             <w:pPr>
               <w:bidi/>
               <w:spacing w:after="0" w:before="0" w:line="300"/>
-              <w:jc w:val="start"/>
             </w:pPr>
             <w:r>
               <w:rPr>
@@ -6855,6 +7076,7 @@
                 <w:sz w:val="18"/>
                 <w:szCs w:val="18"/>
                 <w:rtl/>
+                <w:lang w:val="he-IL" w:bidi="he-IL"/>
               </w:rPr>
               <w:t xml:space="preserve">חתימה</w:t>
             </w:r>
@@ -6880,7 +7102,6 @@
             <w:pPr>
               <w:bidi/>
               <w:spacing w:after="120" w:before="0" w:line="300"/>
-              <w:jc w:val="start"/>
             </w:pPr>
             <w:r>
               <w:rPr>
@@ -6891,6 +7112,7 @@
                 <w:sz w:val="19"/>
                 <w:szCs w:val="19"/>
                 <w:rtl/>
+                <w:lang w:val="he-IL" w:bidi="he-IL"/>
               </w:rPr>
               <w:t xml:space="preserve">העסק</w:t>
             </w:r>
@@ -6899,7 +7121,6 @@
             <w:pPr>
               <w:bidi/>
               <w:spacing w:after="160" w:before="0" w:line="300"/>
-              <w:jc w:val="start"/>
             </w:pPr>
             <w:r>
               <w:rPr>
@@ -6907,6 +7128,7 @@
                 <w:sz w:val="21"/>
                 <w:szCs w:val="21"/>
                 <w:rtl/>
+                <w:lang w:val="he-IL" w:bidi="he-IL"/>
               </w:rPr>
               <w:t xml:space="preserve">שם מלא:  </w:t>
             </w:r>
@@ -6917,6 +7139,7 @@
                 <w:sz w:val="21"/>
                 <w:szCs w:val="21"/>
                 <w:rtl/>
+                <w:lang w:val="he-IL" w:bidi="he-IL"/>
               </w:rPr>
               <w:t xml:space="preserve">_______________________</w:t>
             </w:r>
@@ -6925,7 +7148,6 @@
             <w:pPr>
               <w:bidi/>
               <w:spacing w:after="160" w:before="0" w:line="300"/>
-              <w:jc w:val="start"/>
             </w:pPr>
             <w:r>
               <w:rPr>
@@ -6933,6 +7155,7 @@
                 <w:sz w:val="21"/>
                 <w:szCs w:val="21"/>
                 <w:rtl/>
+                <w:lang w:val="he-IL" w:bidi="he-IL"/>
               </w:rPr>
               <w:t xml:space="preserve">ת.ז. / מס׳ עוסק:  </w:t>
             </w:r>
@@ -6943,6 +7166,7 @@
                 <w:sz w:val="21"/>
                 <w:szCs w:val="21"/>
                 <w:rtl/>
+                <w:lang w:val="he-IL" w:bidi="he-IL"/>
               </w:rPr>
               <w:t xml:space="preserve">_______________________</w:t>
             </w:r>
@@ -6951,7 +7175,6 @@
             <w:pPr>
               <w:bidi/>
               <w:spacing w:after="160" w:before="0" w:line="300"/>
-              <w:jc w:val="start"/>
             </w:pPr>
             <w:r>
               <w:rPr>
@@ -6959,6 +7182,7 @@
                 <w:sz w:val="21"/>
                 <w:szCs w:val="21"/>
                 <w:rtl/>
+                <w:lang w:val="he-IL" w:bidi="he-IL"/>
               </w:rPr>
               <w:t xml:space="preserve">תאריך:  </w:t>
             </w:r>
@@ -6969,6 +7193,7 @@
                 <w:sz w:val="21"/>
                 <w:szCs w:val="21"/>
                 <w:rtl/>
+                <w:lang w:val="he-IL" w:bidi="he-IL"/>
               </w:rPr>
               <w:t xml:space="preserve">_______________________</w:t>
             </w:r>
@@ -6985,6 +7210,7 @@
                 <w:sz w:val="21"/>
                 <w:szCs w:val="21"/>
                 <w:rtl/>
+                <w:lang w:val="he-IL" w:bidi="he-IL"/>
               </w:rPr>
               <w:t xml:space="preserve"/>
             </w:r>
@@ -6993,7 +7219,6 @@
             <w:pPr>
               <w:bidi/>
               <w:spacing w:after="20" w:before="0" w:line="300"/>
-              <w:jc w:val="start"/>
             </w:pPr>
             <w:r>
               <w:rPr>
@@ -7002,6 +7227,7 @@
                 <w:sz w:val="21"/>
                 <w:szCs w:val="21"/>
                 <w:rtl/>
+                <w:lang w:val="he-IL" w:bidi="he-IL"/>
               </w:rPr>
               <w:t xml:space="preserve">_______________________________</w:t>
             </w:r>
@@ -7010,7 +7236,6 @@
             <w:pPr>
               <w:bidi/>
               <w:spacing w:after="0" w:before="0" w:line="300"/>
-              <w:jc w:val="start"/>
             </w:pPr>
             <w:r>
               <w:rPr>
@@ -7019,6 +7244,7 @@
                 <w:sz w:val="18"/>
                 <w:szCs w:val="18"/>
                 <w:rtl/>
+                <w:lang w:val="he-IL" w:bidi="he-IL"/>
               </w:rPr>
               <w:t xml:space="preserve">חתימה</w:t>
             </w:r>
@@ -7032,6 +7258,7 @@
       <w:pgSz w:w="11906" w:h="16838" w:orient="portrait"/>
       <w:pgMar w:top="1300" w:right="1134" w:bottom="1100" w:left="1134" w:header="500" w:footer="500" w:gutter="0"/>
       <w:pgNumType/>
+      <w:bidi/>
       <w:docGrid w:linePitch="360"/>
     </w:sectPr>
   </w:body>
@@ -7086,13 +7313,8 @@
       <w:pBdr>
         <w:top w:val="single" w:color="DEE3DF" w:sz="4" w:space="4"/>
       </w:pBdr>
-      <w:tabs>
-        <w:tab w:val="center" w:pos="4819"/>
-        <w:tab w:val="end" w:pos="9638"/>
-      </w:tabs>
       <w:bidi/>
       <w:spacing w:after="0" w:before="0" w:line="300"/>
-      <w:jc w:val="start"/>
     </w:pPr>
     <w:r>
       <w:rPr>
@@ -7101,6 +7323,7 @@
         <w:sz w:val="16"/>
         <w:szCs w:val="16"/>
         <w:rtl/>
+        <w:lang w:val="he-IL" w:bidi="he-IL"/>
       </w:rPr>
       <w:t xml:space="preserve">הסכם שירות PALAMI לסוכן נסיעות עצמאי · נוסח 1.0</w:t>
     </w:r>
@@ -7111,8 +7334,9 @@
         <w:sz w:val="16"/>
         <w:szCs w:val="16"/>
         <w:rtl/>
+        <w:lang w:val="he-IL" w:bidi="he-IL"/>
       </w:rPr>
-      <w:t xml:space="preserve">	ראשי תיבות: ____________</w:t>
+      <w:t xml:space="preserve">   ·   ראשי תיבות: ____________</w:t>
     </w:r>
     <w:r>
       <w:rPr>
@@ -7121,8 +7345,9 @@
         <w:sz w:val="16"/>
         <w:szCs w:val="16"/>
         <w:rtl/>
+        <w:lang w:val="he-IL" w:bidi="he-IL"/>
       </w:rPr>
-      <w:t xml:space="preserve">	עמוד </w:t>
+      <w:t xml:space="preserve">   ·   עמוד </w:t>
     </w:r>
     <w:r>
       <w:rPr>
@@ -7144,6 +7369,7 @@
         <w:sz w:val="16"/>
         <w:szCs w:val="16"/>
         <w:rtl/>
+        <w:lang w:val="he-IL" w:bidi="he-IL"/>
       </w:rPr>
       <w:t xml:space="preserve"> מתוך </w:t>
     </w:r>
@@ -7206,7 +7432,6 @@
   <w:p>
     <w:pPr>
       <w:bidi/>
-      <w:jc w:val="start"/>
     </w:pPr>
     <w:r>
       <w:drawing>

--- a/docs/legal/agreements/out/palami-agreement-independent-legal-review.docx
+++ b/docs/legal/agreements/out/palami-agreement-independent-legal-review.docx
@@ -1114,7 +1114,7 @@
                 <w:rtl/>
                 <w:lang w:val="he-IL" w:bidi="he-IL"/>
               </w:rPr>
-              <w:t xml:space="preserve">משלמים רק על מה שנשלח. קרדיט נצרך פעם אחת לנסיעה, בפרסום הראשון.</w:t>
+              <w:t xml:space="preserve">משלמים רק על מה שנשלח. קרדיט נצרך פעם אחת לנסיעה, בפרסום הראשון. חבילה שלא השתמשו בה אפשר לבטל תוך 14 יום.</w:t>
             </w:r>
           </w:p>
           <w:p>
@@ -2148,7 +2148,7 @@
           <w:rtl/>
           <w:lang w:val="he-IL" w:bidi="he-IL"/>
         </w:rPr>
-        <w:t xml:space="preserve">שינוי מחיר יימסר באימייל 30 יום מראש לפחות, ויחול רק על רכישות שאחרי מועד השינוי. קרדיטים שכבר נרכשו שומרים על ערכם עד תום תוקפם. מי שלא מסכים לשינוי רשאי לסיים את ההסכם לפני שהוא חל, לפי סעיף 10.5.</w:t>
+        <w:t xml:space="preserve">קרדיט שנוצל לא מוחזר, גם אם הנסיעה בוטלה אחרי הפרסום. במקרה כזה הנוסעים רואים שהנסיעה בוטלה ואת פרטי הקשר של העסק, והקישור שלהם נסגר 7 ימים אחרי הביטול.</w:t>
       </w:r>
     </w:p>
     <w:p>
@@ -2171,6 +2171,90 @@
           <w:lang w:val="he-IL" w:bidi="he-IL"/>
         </w:rPr>
         <w:t xml:space="preserve">4.4</w:t>
+      </w:r>
+      <w:r>
+        <w:rPr>
+          <w:rFonts w:ascii="Arial" w:cs="Arial" w:hAnsi="Arial"/>
+          <w:sz w:val="21"/>
+          <w:szCs w:val="21"/>
+          <w:rtl/>
+          <w:lang w:val="he-IL" w:bidi="he-IL"/>
+        </w:rPr>
+        <w:t xml:space="preserve">	</w:t>
+      </w:r>
+      <w:r>
+        <w:rPr>
+          <w:rFonts w:ascii="Arial" w:cs="Arial" w:hAnsi="Arial"/>
+          <w:sz w:val="21"/>
+          <w:szCs w:val="21"/>
+          <w:rtl/>
+          <w:lang w:val="he-IL" w:bidi="he-IL"/>
+        </w:rPr>
+        <w:t xml:space="preserve">ביטול רכישה: אפשר לבטל רכישה של חבילת קרדיטים תוך 14 יום מיום הרכישה, בהודעה באימייל, ולקבל החזר מלא, כל עוד לא נוצל ממנה אף קרדיט.</w:t>
+      </w:r>
+    </w:p>
+    <w:p>
+      <w:pPr>
+        <w:tabs>
+          <w:tab w:val="left" w:pos="680"/>
+        </w:tabs>
+        <w:bidi/>
+        <w:spacing w:after="100" w:before="0" w:line="300"/>
+        <w:ind w:left="680" w:hanging="680"/>
+        <w:jc w:val="both"/>
+      </w:pPr>
+      <w:r>
+        <w:rPr>
+          <w:rFonts w:ascii="Arial" w:cs="Arial" w:hAnsi="Arial"/>
+          <w:color w:val="545D58"/>
+          <w:sz w:val="19"/>
+          <w:szCs w:val="19"/>
+          <w:rtl/>
+          <w:lang w:val="he-IL" w:bidi="he-IL"/>
+        </w:rPr>
+        <w:t xml:space="preserve">4.5</w:t>
+      </w:r>
+      <w:r>
+        <w:rPr>
+          <w:rFonts w:ascii="Arial" w:cs="Arial" w:hAnsi="Arial"/>
+          <w:sz w:val="21"/>
+          <w:szCs w:val="21"/>
+          <w:rtl/>
+          <w:lang w:val="he-IL" w:bidi="he-IL"/>
+        </w:rPr>
+        <w:t xml:space="preserve">	</w:t>
+      </w:r>
+      <w:r>
+        <w:rPr>
+          <w:rFonts w:ascii="Arial" w:cs="Arial" w:hAnsi="Arial"/>
+          <w:sz w:val="21"/>
+          <w:szCs w:val="21"/>
+          <w:rtl/>
+          <w:lang w:val="he-IL" w:bidi="he-IL"/>
+        </w:rPr>
+        <w:t xml:space="preserve">שינוי מחיר יימסר באימייל 30 יום מראש לפחות, ויחול רק על רכישות שאחרי מועד השינוי. קרדיטים שכבר נרכשו שומרים על ערכם עד תום תוקפם. מי שלא מסכים לשינוי רשאי לסיים את ההסכם לפני שהוא חל, לפי סעיף 10.5.</w:t>
+      </w:r>
+    </w:p>
+    <w:p>
+      <w:pPr>
+        <w:tabs>
+          <w:tab w:val="left" w:pos="680"/>
+        </w:tabs>
+        <w:bidi/>
+        <w:spacing w:after="100" w:before="0" w:line="300"/>
+        <w:ind w:left="680" w:hanging="680"/>
+        <w:jc w:val="both"/>
+      </w:pPr>
+      <w:r>
+        <w:rPr>
+          <w:rFonts w:ascii="Arial" w:cs="Arial" w:hAnsi="Arial"/>
+          <w:color w:val="545D58"/>
+          <w:sz w:val="19"/>
+          <w:szCs w:val="19"/>
+          <w:rtl/>
+          <w:lang w:val="he-IL" w:bidi="he-IL"/>
+        </w:rPr>
+        <w:t xml:space="preserve">4.6</w:t>
       </w:r>
       <w:r>
         <w:rPr>
@@ -3396,7 +3480,7 @@
           <w:rtl/>
           <w:lang w:val="he-IL" w:bidi="he-IL"/>
         </w:rPr>
-        <w:t xml:space="preserve">אם PALAMI מסיימת את ההסכם שלא בגלל הפרה של העסק או מפסיקה את השירות, או אם העסק מסיים אותו בגלל שינוי לפי סעיפים 4.3, 5.4 או 11, PALAMI תחזיר את החלק היחסי ששולם על קרדיטים שלא נוצלו ועל דמי מנוי ששולמו מראש.</w:t>
+        <w:t xml:space="preserve">אם PALAMI מסיימת את ההסכם שלא בגלל הפרה של העסק או מפסיקה את השירות, או אם העסק מסיים אותו בגלל שינוי לפי סעיפים 4.5, 5.4 או 11, PALAMI תחזיר את החלק היחסי ששולם על קרדיטים שלא נוצלו ועל דמי מנוי ששולמו מראש.</w:t>
       </w:r>
     </w:p>
     <w:p>
